--- a/Task2_AI_Log.docx
+++ b/Task2_AI_Log.docx
@@ -1,6 +1,6 @@
 
 <file path=word/document.xml><?xml version="1.0" encoding="utf-8"?>
-<w:document xmlns:wpc="http://schemas.microsoft.com/office/word/2010/wordprocessingCanvas" xmlns:cx="http://schemas.microsoft.com/office/drawing/2014/chartex" xmlns:cx1="http://schemas.microsoft.com/office/drawing/2015/9/8/chartex" xmlns:cx2="http://schemas.microsoft.com/office/drawing/2015/10/21/chartex" xmlns:cx3="http://schemas.microsoft.com/office/drawing/2016/5/9/chartex" xmlns:cx4="http://schemas.microsoft.com/office/drawing/2016/5/10/chartex" xmlns:cx5="http://schemas.microsoft.com/office/drawing/2016/5/11/chartex" xmlns:cx6="http://schemas.microsoft.com/office/drawing/2016/5/12/chartex" xmlns:cx7="http://schemas.microsoft.com/office/drawing/2016/5/13/chartex" xmlns:cx8="http://schemas.microsoft.com/office/drawing/2016/5/14/chartex" xmlns:mc="http://schemas.openxmlformats.org/markup-compatibility/2006" xmlns:aink="http://schemas.microsoft.com/office/drawing/2016/ink" xmlns:am3d="http://schemas.microsoft.com/office/drawing/2017/model3d" xmlns:o="urn:schemas-microsoft-com:office:office" xmlns:r="http://schemas.openxmlformats.org/officeDocument/2006/relationships" xmlns:m="http://schemas.openxmlformats.org/officeDocument/2006/math" xmlns:v="urn:schemas-microsoft-com:vml" xmlns:wp14="http://schemas.microsoft.com/office/word/2010/wordprocessingDrawing" xmlns:wp="http://schemas.openxmlformats.org/drawingml/2006/wordprocessingDrawing" xmlns:w10="urn:schemas-microsoft-com:office:word" xmlns:w="http://schemas.openxmlformats.org/wordprocessingml/2006/main" xmlns:w14="http://schemas.microsoft.com/office/word/2010/wordml" xmlns:w15="http://schemas.microsoft.com/office/word/2012/wordml" xmlns:w16cex="http://schemas.microsoft.com/office/word/2018/wordml/cex" xmlns:w16cid="http://schemas.microsoft.com/office/word/2016/wordml/cid" xmlns:w16="http://schemas.microsoft.com/office/word/2018/wordml" xmlns:w16sdtdh="http://schemas.microsoft.com/office/word/2020/wordml/sdtdatahash" xmlns:w16se="http://schemas.microsoft.com/office/word/2015/wordml/symex" xmlns:wpg="http://schemas.microsoft.com/office/word/2010/wordprocessingGroup" xmlns:wpi="http://schemas.microsoft.com/office/word/2010/wordprocessingInk" xmlns:wne="http://schemas.microsoft.com/office/word/2006/wordml" xmlns:wps="http://schemas.microsoft.com/office/word/2010/wordprocessingShape" mc:Ignorable="w14 w15 w16se w16cid w16 w16cex w16sdtdh wp14">
+<w:document xmlns:wpc="http://schemas.microsoft.com/office/word/2010/wordprocessingCanvas" xmlns:cx="http://schemas.microsoft.com/office/drawing/2014/chartex" xmlns:cx1="http://schemas.microsoft.com/office/drawing/2015/9/8/chartex" xmlns:cx2="http://schemas.microsoft.com/office/drawing/2015/10/21/chartex" xmlns:cx3="http://schemas.microsoft.com/office/drawing/2016/5/9/chartex" xmlns:cx4="http://schemas.microsoft.com/office/drawing/2016/5/10/chartex" xmlns:cx5="http://schemas.microsoft.com/office/drawing/2016/5/11/chartex" xmlns:cx6="http://schemas.microsoft.com/office/drawing/2016/5/12/chartex" xmlns:cx7="http://schemas.microsoft.com/office/drawing/2016/5/13/chartex" xmlns:cx8="http://schemas.microsoft.com/office/drawing/2016/5/14/chartex" xmlns:mc="http://schemas.openxmlformats.org/markup-compatibility/2006" xmlns:aink="http://schemas.microsoft.com/office/drawing/2016/ink" xmlns:am3d="http://schemas.microsoft.com/office/drawing/2017/model3d" xmlns:o="urn:schemas-microsoft-com:office:office" xmlns:oel="http://schemas.microsoft.com/office/2019/extlst" xmlns:r="http://schemas.openxmlformats.org/officeDocument/2006/relationships" xmlns:m="http://schemas.openxmlformats.org/officeDocument/2006/math" xmlns:v="urn:schemas-microsoft-com:vml" xmlns:wp14="http://schemas.microsoft.com/office/word/2010/wordprocessingDrawing" xmlns:wp="http://schemas.openxmlformats.org/drawingml/2006/wordprocessingDrawing" xmlns:w10="urn:schemas-microsoft-com:office:word" xmlns:w="http://schemas.openxmlformats.org/wordprocessingml/2006/main" xmlns:w14="http://schemas.microsoft.com/office/word/2010/wordml" xmlns:w15="http://schemas.microsoft.com/office/word/2012/wordml" xmlns:w16cex="http://schemas.microsoft.com/office/word/2018/wordml/cex" xmlns:w16cid="http://schemas.microsoft.com/office/word/2016/wordml/cid" xmlns:w16="http://schemas.microsoft.com/office/word/2018/wordml" xmlns:w16du="http://schemas.microsoft.com/office/word/2023/wordml/word16du" xmlns:w16sdtdh="http://schemas.microsoft.com/office/word/2020/wordml/sdtdatahash" xmlns:w16sdtfl="http://schemas.microsoft.com/office/word/2024/wordml/sdtformatlock" xmlns:w16se="http://schemas.microsoft.com/office/word/2015/wordml/symex" xmlns:wpg="http://schemas.microsoft.com/office/word/2010/wordprocessingGroup" xmlns:wpi="http://schemas.microsoft.com/office/word/2010/wordprocessingInk" xmlns:wne="http://schemas.microsoft.com/office/word/2006/wordml" xmlns:wps="http://schemas.microsoft.com/office/word/2010/wordprocessingShape" mc:Ignorable="w14 w15 w16se w16cid w16 w16cex w16sdtdh w16sdtfl w16du wp14">
   <w:body>
     <w:p>
       <w:pPr>
@@ -316,6 +316,9 @@
               <w:pStyle w:val="Text"/>
             </w:pPr>
             <w:r>
+              <w:rPr>
+                <w:noProof/>
+              </w:rPr>
               <w:drawing>
                 <wp:inline distT="0" distB="0" distL="0" distR="0" wp14:anchorId="28AC3D1B" wp14:editId="2D99827E">
                   <wp:extent cx="1983060" cy="4311303"/>
@@ -383,6 +386,9 @@
               <w:pStyle w:val="Text"/>
             </w:pPr>
             <w:r>
+              <w:rPr>
+                <w:noProof/>
+              </w:rPr>
               <w:drawing>
                 <wp:inline distT="0" distB="0" distL="0" distR="0" wp14:anchorId="11655C4B" wp14:editId="78926915">
                   <wp:extent cx="2797810" cy="1363980"/>
@@ -464,6 +470,17 @@
             <w:pPr>
               <w:pStyle w:val="Text"/>
             </w:pPr>
+            <w:r>
+              <w:t xml:space="preserve">I wanted to change the accessibility sidebar to be a pop-out when clicking an accessibility button on the side of the users’ screen, to make the bar take up less space for </w:t>
+            </w:r>
+            <w:proofErr w:type="gramStart"/>
+            <w:r>
+              <w:t>user’s</w:t>
+            </w:r>
+            <w:proofErr w:type="gramEnd"/>
+            <w:r>
+              <w:t xml:space="preserve"> who may not be using the functions, while still being able to include them. </w:t>
+            </w:r>
           </w:p>
         </w:tc>
         <w:tc>
@@ -478,12 +495,66 @@
                 <w:szCs w:val="24"/>
               </w:rPr>
             </w:pPr>
+            <w:r>
+              <w:rPr>
+                <w:rFonts w:cs="Arial"/>
+                <w:szCs w:val="24"/>
+              </w:rPr>
+              <w:t xml:space="preserve">“How can I convert my accessibility sidebar into a </w:t>
+            </w:r>
+            <w:r>
+              <w:rPr>
+                <w:rFonts w:cs="Arial"/>
+                <w:szCs w:val="24"/>
+                <w:lang w:val="en-GB"/>
+              </w:rPr>
+              <w:t>pullout option from the side of the screen</w:t>
+            </w:r>
+            <w:r>
+              <w:rPr>
+                <w:rFonts w:cs="Arial"/>
+                <w:szCs w:val="24"/>
+                <w:lang w:val="en-GB"/>
+              </w:rPr>
+              <w:t>, that closes once the button is clicked again</w:t>
+            </w:r>
+            <w:r>
+              <w:rPr>
+                <w:rFonts w:cs="Arial"/>
+                <w:szCs w:val="24"/>
+                <w:lang w:val="en-GB"/>
+              </w:rPr>
+              <w:t>?</w:t>
+            </w:r>
+            <w:r>
+              <w:rPr>
+                <w:rFonts w:cs="Arial"/>
+                <w:szCs w:val="24"/>
+                <w:lang w:val="en-GB"/>
+              </w:rPr>
+              <w:t>”</w:t>
+            </w:r>
           </w:p>
         </w:tc>
         <w:tc>
           <w:tcPr>
             <w:tcW w:w="4622" w:type="dxa"/>
           </w:tcPr>
+          <w:p>
+            <w:pPr>
+              <w:pStyle w:val="Text"/>
+            </w:pPr>
+          </w:p>
+          <w:p>
+            <w:pPr>
+              <w:pStyle w:val="Text"/>
+            </w:pPr>
+          </w:p>
+          <w:p>
+            <w:pPr>
+              <w:pStyle w:val="Text"/>
+            </w:pPr>
+          </w:p>
           <w:p>
             <w:pPr>
               <w:pStyle w:val="Text"/>
@@ -796,7 +867,7 @@
 </file>
 
 <file path=word/endnotes.xml><?xml version="1.0" encoding="utf-8"?>
-<w:endnotes xmlns:wpc="http://schemas.microsoft.com/office/word/2010/wordprocessingCanvas" xmlns:cx="http://schemas.microsoft.com/office/drawing/2014/chartex" xmlns:cx1="http://schemas.microsoft.com/office/drawing/2015/9/8/chartex" xmlns:cx2="http://schemas.microsoft.com/office/drawing/2015/10/21/chartex" xmlns:cx3="http://schemas.microsoft.com/office/drawing/2016/5/9/chartex" xmlns:cx4="http://schemas.microsoft.com/office/drawing/2016/5/10/chartex" xmlns:cx5="http://schemas.microsoft.com/office/drawing/2016/5/11/chartex" xmlns:cx6="http://schemas.microsoft.com/office/drawing/2016/5/12/chartex" xmlns:cx7="http://schemas.microsoft.com/office/drawing/2016/5/13/chartex" xmlns:cx8="http://schemas.microsoft.com/office/drawing/2016/5/14/chartex" xmlns:mc="http://schemas.openxmlformats.org/markup-compatibility/2006" xmlns:aink="http://schemas.microsoft.com/office/drawing/2016/ink" xmlns:am3d="http://schemas.microsoft.com/office/drawing/2017/model3d" xmlns:o="urn:schemas-microsoft-com:office:office" xmlns:r="http://schemas.openxmlformats.org/officeDocument/2006/relationships" xmlns:m="http://schemas.openxmlformats.org/officeDocument/2006/math" xmlns:v="urn:schemas-microsoft-com:vml" xmlns:wp14="http://schemas.microsoft.com/office/word/2010/wordprocessingDrawing" xmlns:wp="http://schemas.openxmlformats.org/drawingml/2006/wordprocessingDrawing" xmlns:w10="urn:schemas-microsoft-com:office:word" xmlns:w="http://schemas.openxmlformats.org/wordprocessingml/2006/main" xmlns:w14="http://schemas.microsoft.com/office/word/2010/wordml" xmlns:w15="http://schemas.microsoft.com/office/word/2012/wordml" xmlns:w16cex="http://schemas.microsoft.com/office/word/2018/wordml/cex" xmlns:w16cid="http://schemas.microsoft.com/office/word/2016/wordml/cid" xmlns:w16="http://schemas.microsoft.com/office/word/2018/wordml" xmlns:w16sdtdh="http://schemas.microsoft.com/office/word/2020/wordml/sdtdatahash" xmlns:w16se="http://schemas.microsoft.com/office/word/2015/wordml/symex" xmlns:wpg="http://schemas.microsoft.com/office/word/2010/wordprocessingGroup" xmlns:wpi="http://schemas.microsoft.com/office/word/2010/wordprocessingInk" xmlns:wne="http://schemas.microsoft.com/office/word/2006/wordml" xmlns:wps="http://schemas.microsoft.com/office/word/2010/wordprocessingShape" mc:Ignorable="w14 w15 w16se w16cid w16 w16cex w16sdtdh wp14">
+<w:endnotes xmlns:wpc="http://schemas.microsoft.com/office/word/2010/wordprocessingCanvas" xmlns:cx="http://schemas.microsoft.com/office/drawing/2014/chartex" xmlns:cx1="http://schemas.microsoft.com/office/drawing/2015/9/8/chartex" xmlns:cx2="http://schemas.microsoft.com/office/drawing/2015/10/21/chartex" xmlns:cx3="http://schemas.microsoft.com/office/drawing/2016/5/9/chartex" xmlns:cx4="http://schemas.microsoft.com/office/drawing/2016/5/10/chartex" xmlns:cx5="http://schemas.microsoft.com/office/drawing/2016/5/11/chartex" xmlns:cx6="http://schemas.microsoft.com/office/drawing/2016/5/12/chartex" xmlns:cx7="http://schemas.microsoft.com/office/drawing/2016/5/13/chartex" xmlns:cx8="http://schemas.microsoft.com/office/drawing/2016/5/14/chartex" xmlns:mc="http://schemas.openxmlformats.org/markup-compatibility/2006" xmlns:aink="http://schemas.microsoft.com/office/drawing/2016/ink" xmlns:am3d="http://schemas.microsoft.com/office/drawing/2017/model3d" xmlns:o="urn:schemas-microsoft-com:office:office" xmlns:oel="http://schemas.microsoft.com/office/2019/extlst" xmlns:r="http://schemas.openxmlformats.org/officeDocument/2006/relationships" xmlns:m="http://schemas.openxmlformats.org/officeDocument/2006/math" xmlns:v="urn:schemas-microsoft-com:vml" xmlns:wp14="http://schemas.microsoft.com/office/word/2010/wordprocessingDrawing" xmlns:wp="http://schemas.openxmlformats.org/drawingml/2006/wordprocessingDrawing" xmlns:w10="urn:schemas-microsoft-com:office:word" xmlns:w="http://schemas.openxmlformats.org/wordprocessingml/2006/main" xmlns:w14="http://schemas.microsoft.com/office/word/2010/wordml" xmlns:w15="http://schemas.microsoft.com/office/word/2012/wordml" xmlns:w16cex="http://schemas.microsoft.com/office/word/2018/wordml/cex" xmlns:w16cid="http://schemas.microsoft.com/office/word/2016/wordml/cid" xmlns:w16="http://schemas.microsoft.com/office/word/2018/wordml" xmlns:w16du="http://schemas.microsoft.com/office/word/2023/wordml/word16du" xmlns:w16sdtdh="http://schemas.microsoft.com/office/word/2020/wordml/sdtdatahash" xmlns:w16sdtfl="http://schemas.microsoft.com/office/word/2024/wordml/sdtformatlock" xmlns:w16se="http://schemas.microsoft.com/office/word/2015/wordml/symex" xmlns:wpg="http://schemas.microsoft.com/office/word/2010/wordprocessingGroup" xmlns:wpi="http://schemas.microsoft.com/office/word/2010/wordprocessingInk" xmlns:wne="http://schemas.microsoft.com/office/word/2006/wordml" xmlns:wps="http://schemas.microsoft.com/office/word/2010/wordprocessingShape" mc:Ignorable="w14 w15 w16se w16cid w16 w16cex w16sdtdh w16sdtfl w16du wp14">
   <w:endnote w:type="separator" w:id="-1">
     <w:p>
       <w:r>
@@ -815,7 +886,7 @@
 </file>
 
 <file path=word/footer1.xml><?xml version="1.0" encoding="utf-8"?>
-<w:ftr xmlns:wpc="http://schemas.microsoft.com/office/word/2010/wordprocessingCanvas" xmlns:cx="http://schemas.microsoft.com/office/drawing/2014/chartex" xmlns:cx1="http://schemas.microsoft.com/office/drawing/2015/9/8/chartex" xmlns:cx2="http://schemas.microsoft.com/office/drawing/2015/10/21/chartex" xmlns:cx3="http://schemas.microsoft.com/office/drawing/2016/5/9/chartex" xmlns:cx4="http://schemas.microsoft.com/office/drawing/2016/5/10/chartex" xmlns:cx5="http://schemas.microsoft.com/office/drawing/2016/5/11/chartex" xmlns:cx6="http://schemas.microsoft.com/office/drawing/2016/5/12/chartex" xmlns:cx7="http://schemas.microsoft.com/office/drawing/2016/5/13/chartex" xmlns:cx8="http://schemas.microsoft.com/office/drawing/2016/5/14/chartex" xmlns:mc="http://schemas.openxmlformats.org/markup-compatibility/2006" xmlns:aink="http://schemas.microsoft.com/office/drawing/2016/ink" xmlns:am3d="http://schemas.microsoft.com/office/drawing/2017/model3d" xmlns:o="urn:schemas-microsoft-com:office:office" xmlns:r="http://schemas.openxmlformats.org/officeDocument/2006/relationships" xmlns:m="http://schemas.openxmlformats.org/officeDocument/2006/math" xmlns:v="urn:schemas-microsoft-com:vml" xmlns:wp14="http://schemas.microsoft.com/office/word/2010/wordprocessingDrawing" xmlns:wp="http://schemas.openxmlformats.org/drawingml/2006/wordprocessingDrawing" xmlns:w10="urn:schemas-microsoft-com:office:word" xmlns:w="http://schemas.openxmlformats.org/wordprocessingml/2006/main" xmlns:w14="http://schemas.microsoft.com/office/word/2010/wordml" xmlns:w15="http://schemas.microsoft.com/office/word/2012/wordml" xmlns:w16cex="http://schemas.microsoft.com/office/word/2018/wordml/cex" xmlns:w16cid="http://schemas.microsoft.com/office/word/2016/wordml/cid" xmlns:w16="http://schemas.microsoft.com/office/word/2018/wordml" xmlns:w16sdtdh="http://schemas.microsoft.com/office/word/2020/wordml/sdtdatahash" xmlns:w16se="http://schemas.microsoft.com/office/word/2015/wordml/symex" xmlns:wpg="http://schemas.microsoft.com/office/word/2010/wordprocessingGroup" xmlns:wpi="http://schemas.microsoft.com/office/word/2010/wordprocessingInk" xmlns:wne="http://schemas.microsoft.com/office/word/2006/wordml" xmlns:wps="http://schemas.microsoft.com/office/word/2010/wordprocessingShape" mc:Ignorable="w14 w15 w16se w16cid w16 w16cex w16sdtdh wp14">
+<w:ftr xmlns:wpc="http://schemas.microsoft.com/office/word/2010/wordprocessingCanvas" xmlns:cx="http://schemas.microsoft.com/office/drawing/2014/chartex" xmlns:cx1="http://schemas.microsoft.com/office/drawing/2015/9/8/chartex" xmlns:cx2="http://schemas.microsoft.com/office/drawing/2015/10/21/chartex" xmlns:cx3="http://schemas.microsoft.com/office/drawing/2016/5/9/chartex" xmlns:cx4="http://schemas.microsoft.com/office/drawing/2016/5/10/chartex" xmlns:cx5="http://schemas.microsoft.com/office/drawing/2016/5/11/chartex" xmlns:cx6="http://schemas.microsoft.com/office/drawing/2016/5/12/chartex" xmlns:cx7="http://schemas.microsoft.com/office/drawing/2016/5/13/chartex" xmlns:cx8="http://schemas.microsoft.com/office/drawing/2016/5/14/chartex" xmlns:mc="http://schemas.openxmlformats.org/markup-compatibility/2006" xmlns:aink="http://schemas.microsoft.com/office/drawing/2016/ink" xmlns:am3d="http://schemas.microsoft.com/office/drawing/2017/model3d" xmlns:o="urn:schemas-microsoft-com:office:office" xmlns:oel="http://schemas.microsoft.com/office/2019/extlst" xmlns:r="http://schemas.openxmlformats.org/officeDocument/2006/relationships" xmlns:m="http://schemas.openxmlformats.org/officeDocument/2006/math" xmlns:v="urn:schemas-microsoft-com:vml" xmlns:wp14="http://schemas.microsoft.com/office/word/2010/wordprocessingDrawing" xmlns:wp="http://schemas.openxmlformats.org/drawingml/2006/wordprocessingDrawing" xmlns:w10="urn:schemas-microsoft-com:office:word" xmlns:w="http://schemas.openxmlformats.org/wordprocessingml/2006/main" xmlns:w14="http://schemas.microsoft.com/office/word/2010/wordml" xmlns:w15="http://schemas.microsoft.com/office/word/2012/wordml" xmlns:w16cex="http://schemas.microsoft.com/office/word/2018/wordml/cex" xmlns:w16cid="http://schemas.microsoft.com/office/word/2016/wordml/cid" xmlns:w16="http://schemas.microsoft.com/office/word/2018/wordml" xmlns:w16du="http://schemas.microsoft.com/office/word/2023/wordml/word16du" xmlns:w16sdtdh="http://schemas.microsoft.com/office/word/2020/wordml/sdtdatahash" xmlns:w16sdtfl="http://schemas.microsoft.com/office/word/2024/wordml/sdtformatlock" xmlns:w16se="http://schemas.microsoft.com/office/word/2015/wordml/symex" xmlns:wpg="http://schemas.microsoft.com/office/word/2010/wordprocessingGroup" xmlns:wpi="http://schemas.microsoft.com/office/word/2010/wordprocessingInk" xmlns:wne="http://schemas.microsoft.com/office/word/2006/wordml" xmlns:wps="http://schemas.microsoft.com/office/word/2010/wordprocessingShape" mc:Ignorable="w14 w15 w16se w16cid w16 w16cex w16sdtdh w16sdtfl w16du wp14">
   <w:p>
     <w:pPr>
       <w:pStyle w:val="Footer"/>
@@ -825,7 +896,7 @@
 </file>
 
 <file path=word/footer2.xml><?xml version="1.0" encoding="utf-8"?>
-<w:ftr xmlns:wpc="http://schemas.microsoft.com/office/word/2010/wordprocessingCanvas" xmlns:cx="http://schemas.microsoft.com/office/drawing/2014/chartex" xmlns:cx1="http://schemas.microsoft.com/office/drawing/2015/9/8/chartex" xmlns:cx2="http://schemas.microsoft.com/office/drawing/2015/10/21/chartex" xmlns:cx3="http://schemas.microsoft.com/office/drawing/2016/5/9/chartex" xmlns:cx4="http://schemas.microsoft.com/office/drawing/2016/5/10/chartex" xmlns:cx5="http://schemas.microsoft.com/office/drawing/2016/5/11/chartex" xmlns:cx6="http://schemas.microsoft.com/office/drawing/2016/5/12/chartex" xmlns:cx7="http://schemas.microsoft.com/office/drawing/2016/5/13/chartex" xmlns:cx8="http://schemas.microsoft.com/office/drawing/2016/5/14/chartex" xmlns:mc="http://schemas.openxmlformats.org/markup-compatibility/2006" xmlns:aink="http://schemas.microsoft.com/office/drawing/2016/ink" xmlns:am3d="http://schemas.microsoft.com/office/drawing/2017/model3d" xmlns:o="urn:schemas-microsoft-com:office:office" xmlns:r="http://schemas.openxmlformats.org/officeDocument/2006/relationships" xmlns:m="http://schemas.openxmlformats.org/officeDocument/2006/math" xmlns:v="urn:schemas-microsoft-com:vml" xmlns:wp14="http://schemas.microsoft.com/office/word/2010/wordprocessingDrawing" xmlns:wp="http://schemas.openxmlformats.org/drawingml/2006/wordprocessingDrawing" xmlns:w10="urn:schemas-microsoft-com:office:word" xmlns:w="http://schemas.openxmlformats.org/wordprocessingml/2006/main" xmlns:w14="http://schemas.microsoft.com/office/word/2010/wordml" xmlns:w15="http://schemas.microsoft.com/office/word/2012/wordml" xmlns:w16cex="http://schemas.microsoft.com/office/word/2018/wordml/cex" xmlns:w16cid="http://schemas.microsoft.com/office/word/2016/wordml/cid" xmlns:w16="http://schemas.microsoft.com/office/word/2018/wordml" xmlns:w16sdtdh="http://schemas.microsoft.com/office/word/2020/wordml/sdtdatahash" xmlns:w16se="http://schemas.microsoft.com/office/word/2015/wordml/symex" xmlns:wpg="http://schemas.microsoft.com/office/word/2010/wordprocessingGroup" xmlns:wpi="http://schemas.microsoft.com/office/word/2010/wordprocessingInk" xmlns:wne="http://schemas.microsoft.com/office/word/2006/wordml" xmlns:wps="http://schemas.microsoft.com/office/word/2010/wordprocessingShape" mc:Ignorable="w14 w15 w16se w16cid w16 w16cex w16sdtdh wp14">
+<w:ftr xmlns:wpc="http://schemas.microsoft.com/office/word/2010/wordprocessingCanvas" xmlns:cx="http://schemas.microsoft.com/office/drawing/2014/chartex" xmlns:cx1="http://schemas.microsoft.com/office/drawing/2015/9/8/chartex" xmlns:cx2="http://schemas.microsoft.com/office/drawing/2015/10/21/chartex" xmlns:cx3="http://schemas.microsoft.com/office/drawing/2016/5/9/chartex" xmlns:cx4="http://schemas.microsoft.com/office/drawing/2016/5/10/chartex" xmlns:cx5="http://schemas.microsoft.com/office/drawing/2016/5/11/chartex" xmlns:cx6="http://schemas.microsoft.com/office/drawing/2016/5/12/chartex" xmlns:cx7="http://schemas.microsoft.com/office/drawing/2016/5/13/chartex" xmlns:cx8="http://schemas.microsoft.com/office/drawing/2016/5/14/chartex" xmlns:mc="http://schemas.openxmlformats.org/markup-compatibility/2006" xmlns:aink="http://schemas.microsoft.com/office/drawing/2016/ink" xmlns:am3d="http://schemas.microsoft.com/office/drawing/2017/model3d" xmlns:o="urn:schemas-microsoft-com:office:office" xmlns:oel="http://schemas.microsoft.com/office/2019/extlst" xmlns:r="http://schemas.openxmlformats.org/officeDocument/2006/relationships" xmlns:m="http://schemas.openxmlformats.org/officeDocument/2006/math" xmlns:v="urn:schemas-microsoft-com:vml" xmlns:wp14="http://schemas.microsoft.com/office/word/2010/wordprocessingDrawing" xmlns:wp="http://schemas.openxmlformats.org/drawingml/2006/wordprocessingDrawing" xmlns:w10="urn:schemas-microsoft-com:office:word" xmlns:w="http://schemas.openxmlformats.org/wordprocessingml/2006/main" xmlns:w14="http://schemas.microsoft.com/office/word/2010/wordml" xmlns:w15="http://schemas.microsoft.com/office/word/2012/wordml" xmlns:w16cex="http://schemas.microsoft.com/office/word/2018/wordml/cex" xmlns:w16cid="http://schemas.microsoft.com/office/word/2016/wordml/cid" xmlns:w16="http://schemas.microsoft.com/office/word/2018/wordml" xmlns:w16du="http://schemas.microsoft.com/office/word/2023/wordml/word16du" xmlns:w16sdtdh="http://schemas.microsoft.com/office/word/2020/wordml/sdtdatahash" xmlns:w16sdtfl="http://schemas.microsoft.com/office/word/2024/wordml/sdtformatlock" xmlns:w16se="http://schemas.microsoft.com/office/word/2015/wordml/symex" xmlns:wpg="http://schemas.microsoft.com/office/word/2010/wordprocessingGroup" xmlns:wpi="http://schemas.microsoft.com/office/word/2010/wordprocessingInk" xmlns:wne="http://schemas.microsoft.com/office/word/2006/wordml" xmlns:wps="http://schemas.microsoft.com/office/word/2010/wordprocessingShape" mc:Ignorable="w14 w15 w16se w16cid w16 w16cex w16sdtdh w16sdtfl w16du wp14">
   <w:p>
     <w:pPr>
       <w:pStyle w:val="Footer"/>
@@ -835,7 +906,7 @@
 </file>
 
 <file path=word/footer3.xml><?xml version="1.0" encoding="utf-8"?>
-<w:ftr xmlns:wpc="http://schemas.microsoft.com/office/word/2010/wordprocessingCanvas" xmlns:cx="http://schemas.microsoft.com/office/drawing/2014/chartex" xmlns:cx1="http://schemas.microsoft.com/office/drawing/2015/9/8/chartex" xmlns:cx2="http://schemas.microsoft.com/office/drawing/2015/10/21/chartex" xmlns:cx3="http://schemas.microsoft.com/office/drawing/2016/5/9/chartex" xmlns:cx4="http://schemas.microsoft.com/office/drawing/2016/5/10/chartex" xmlns:cx5="http://schemas.microsoft.com/office/drawing/2016/5/11/chartex" xmlns:cx6="http://schemas.microsoft.com/office/drawing/2016/5/12/chartex" xmlns:cx7="http://schemas.microsoft.com/office/drawing/2016/5/13/chartex" xmlns:cx8="http://schemas.microsoft.com/office/drawing/2016/5/14/chartex" xmlns:mc="http://schemas.openxmlformats.org/markup-compatibility/2006" xmlns:aink="http://schemas.microsoft.com/office/drawing/2016/ink" xmlns:am3d="http://schemas.microsoft.com/office/drawing/2017/model3d" xmlns:o="urn:schemas-microsoft-com:office:office" xmlns:r="http://schemas.openxmlformats.org/officeDocument/2006/relationships" xmlns:m="http://schemas.openxmlformats.org/officeDocument/2006/math" xmlns:v="urn:schemas-microsoft-com:vml" xmlns:wp14="http://schemas.microsoft.com/office/word/2010/wordprocessingDrawing" xmlns:wp="http://schemas.openxmlformats.org/drawingml/2006/wordprocessingDrawing" xmlns:w10="urn:schemas-microsoft-com:office:word" xmlns:w="http://schemas.openxmlformats.org/wordprocessingml/2006/main" xmlns:w14="http://schemas.microsoft.com/office/word/2010/wordml" xmlns:w15="http://schemas.microsoft.com/office/word/2012/wordml" xmlns:w16cex="http://schemas.microsoft.com/office/word/2018/wordml/cex" xmlns:w16cid="http://schemas.microsoft.com/office/word/2016/wordml/cid" xmlns:w16="http://schemas.microsoft.com/office/word/2018/wordml" xmlns:w16sdtdh="http://schemas.microsoft.com/office/word/2020/wordml/sdtdatahash" xmlns:w16se="http://schemas.microsoft.com/office/word/2015/wordml/symex" xmlns:wpg="http://schemas.microsoft.com/office/word/2010/wordprocessingGroup" xmlns:wpi="http://schemas.microsoft.com/office/word/2010/wordprocessingInk" xmlns:wne="http://schemas.microsoft.com/office/word/2006/wordml" xmlns:wps="http://schemas.microsoft.com/office/word/2010/wordprocessingShape" mc:Ignorable="w14 w15 w16se w16cid w16 w16cex w16sdtdh wp14">
+<w:ftr xmlns:wpc="http://schemas.microsoft.com/office/word/2010/wordprocessingCanvas" xmlns:cx="http://schemas.microsoft.com/office/drawing/2014/chartex" xmlns:cx1="http://schemas.microsoft.com/office/drawing/2015/9/8/chartex" xmlns:cx2="http://schemas.microsoft.com/office/drawing/2015/10/21/chartex" xmlns:cx3="http://schemas.microsoft.com/office/drawing/2016/5/9/chartex" xmlns:cx4="http://schemas.microsoft.com/office/drawing/2016/5/10/chartex" xmlns:cx5="http://schemas.microsoft.com/office/drawing/2016/5/11/chartex" xmlns:cx6="http://schemas.microsoft.com/office/drawing/2016/5/12/chartex" xmlns:cx7="http://schemas.microsoft.com/office/drawing/2016/5/13/chartex" xmlns:cx8="http://schemas.microsoft.com/office/drawing/2016/5/14/chartex" xmlns:mc="http://schemas.openxmlformats.org/markup-compatibility/2006" xmlns:aink="http://schemas.microsoft.com/office/drawing/2016/ink" xmlns:am3d="http://schemas.microsoft.com/office/drawing/2017/model3d" xmlns:o="urn:schemas-microsoft-com:office:office" xmlns:oel="http://schemas.microsoft.com/office/2019/extlst" xmlns:r="http://schemas.openxmlformats.org/officeDocument/2006/relationships" xmlns:m="http://schemas.openxmlformats.org/officeDocument/2006/math" xmlns:v="urn:schemas-microsoft-com:vml" xmlns:wp14="http://schemas.microsoft.com/office/word/2010/wordprocessingDrawing" xmlns:wp="http://schemas.openxmlformats.org/drawingml/2006/wordprocessingDrawing" xmlns:w10="urn:schemas-microsoft-com:office:word" xmlns:w="http://schemas.openxmlformats.org/wordprocessingml/2006/main" xmlns:w14="http://schemas.microsoft.com/office/word/2010/wordml" xmlns:w15="http://schemas.microsoft.com/office/word/2012/wordml" xmlns:w16cex="http://schemas.microsoft.com/office/word/2018/wordml/cex" xmlns:w16cid="http://schemas.microsoft.com/office/word/2016/wordml/cid" xmlns:w16="http://schemas.microsoft.com/office/word/2018/wordml" xmlns:w16du="http://schemas.microsoft.com/office/word/2023/wordml/word16du" xmlns:w16sdtdh="http://schemas.microsoft.com/office/word/2020/wordml/sdtdatahash" xmlns:w16sdtfl="http://schemas.microsoft.com/office/word/2024/wordml/sdtformatlock" xmlns:w16se="http://schemas.microsoft.com/office/word/2015/wordml/symex" xmlns:wpg="http://schemas.microsoft.com/office/word/2010/wordprocessingGroup" xmlns:wpi="http://schemas.microsoft.com/office/word/2010/wordprocessingInk" xmlns:wne="http://schemas.microsoft.com/office/word/2006/wordml" xmlns:wps="http://schemas.microsoft.com/office/word/2010/wordprocessingShape" mc:Ignorable="w14 w15 w16se w16cid w16 w16cex w16sdtdh w16sdtfl w16du wp14">
   <w:p>
     <w:pPr>
       <w:pStyle w:val="Footer"/>
@@ -845,7 +916,7 @@
 </file>
 
 <file path=word/footnotes.xml><?xml version="1.0" encoding="utf-8"?>
-<w:footnotes xmlns:wpc="http://schemas.microsoft.com/office/word/2010/wordprocessingCanvas" xmlns:cx="http://schemas.microsoft.com/office/drawing/2014/chartex" xmlns:cx1="http://schemas.microsoft.com/office/drawing/2015/9/8/chartex" xmlns:cx2="http://schemas.microsoft.com/office/drawing/2015/10/21/chartex" xmlns:cx3="http://schemas.microsoft.com/office/drawing/2016/5/9/chartex" xmlns:cx4="http://schemas.microsoft.com/office/drawing/2016/5/10/chartex" xmlns:cx5="http://schemas.microsoft.com/office/drawing/2016/5/11/chartex" xmlns:cx6="http://schemas.microsoft.com/office/drawing/2016/5/12/chartex" xmlns:cx7="http://schemas.microsoft.com/office/drawing/2016/5/13/chartex" xmlns:cx8="http://schemas.microsoft.com/office/drawing/2016/5/14/chartex" xmlns:mc="http://schemas.openxmlformats.org/markup-compatibility/2006" xmlns:aink="http://schemas.microsoft.com/office/drawing/2016/ink" xmlns:am3d="http://schemas.microsoft.com/office/drawing/2017/model3d" xmlns:o="urn:schemas-microsoft-com:office:office" xmlns:r="http://schemas.openxmlformats.org/officeDocument/2006/relationships" xmlns:m="http://schemas.openxmlformats.org/officeDocument/2006/math" xmlns:v="urn:schemas-microsoft-com:vml" xmlns:wp14="http://schemas.microsoft.com/office/word/2010/wordprocessingDrawing" xmlns:wp="http://schemas.openxmlformats.org/drawingml/2006/wordprocessingDrawing" xmlns:w10="urn:schemas-microsoft-com:office:word" xmlns:w="http://schemas.openxmlformats.org/wordprocessingml/2006/main" xmlns:w14="http://schemas.microsoft.com/office/word/2010/wordml" xmlns:w15="http://schemas.microsoft.com/office/word/2012/wordml" xmlns:w16cex="http://schemas.microsoft.com/office/word/2018/wordml/cex" xmlns:w16cid="http://schemas.microsoft.com/office/word/2016/wordml/cid" xmlns:w16="http://schemas.microsoft.com/office/word/2018/wordml" xmlns:w16sdtdh="http://schemas.microsoft.com/office/word/2020/wordml/sdtdatahash" xmlns:w16se="http://schemas.microsoft.com/office/word/2015/wordml/symex" xmlns:wpg="http://schemas.microsoft.com/office/word/2010/wordprocessingGroup" xmlns:wpi="http://schemas.microsoft.com/office/word/2010/wordprocessingInk" xmlns:wne="http://schemas.microsoft.com/office/word/2006/wordml" xmlns:wps="http://schemas.microsoft.com/office/word/2010/wordprocessingShape" mc:Ignorable="w14 w15 w16se w16cid w16 w16cex w16sdtdh wp14">
+<w:footnotes xmlns:wpc="http://schemas.microsoft.com/office/word/2010/wordprocessingCanvas" xmlns:cx="http://schemas.microsoft.com/office/drawing/2014/chartex" xmlns:cx1="http://schemas.microsoft.com/office/drawing/2015/9/8/chartex" xmlns:cx2="http://schemas.microsoft.com/office/drawing/2015/10/21/chartex" xmlns:cx3="http://schemas.microsoft.com/office/drawing/2016/5/9/chartex" xmlns:cx4="http://schemas.microsoft.com/office/drawing/2016/5/10/chartex" xmlns:cx5="http://schemas.microsoft.com/office/drawing/2016/5/11/chartex" xmlns:cx6="http://schemas.microsoft.com/office/drawing/2016/5/12/chartex" xmlns:cx7="http://schemas.microsoft.com/office/drawing/2016/5/13/chartex" xmlns:cx8="http://schemas.microsoft.com/office/drawing/2016/5/14/chartex" xmlns:mc="http://schemas.openxmlformats.org/markup-compatibility/2006" xmlns:aink="http://schemas.microsoft.com/office/drawing/2016/ink" xmlns:am3d="http://schemas.microsoft.com/office/drawing/2017/model3d" xmlns:o="urn:schemas-microsoft-com:office:office" xmlns:oel="http://schemas.microsoft.com/office/2019/extlst" xmlns:r="http://schemas.openxmlformats.org/officeDocument/2006/relationships" xmlns:m="http://schemas.openxmlformats.org/officeDocument/2006/math" xmlns:v="urn:schemas-microsoft-com:vml" xmlns:wp14="http://schemas.microsoft.com/office/word/2010/wordprocessingDrawing" xmlns:wp="http://schemas.openxmlformats.org/drawingml/2006/wordprocessingDrawing" xmlns:w10="urn:schemas-microsoft-com:office:word" xmlns:w="http://schemas.openxmlformats.org/wordprocessingml/2006/main" xmlns:w14="http://schemas.microsoft.com/office/word/2010/wordml" xmlns:w15="http://schemas.microsoft.com/office/word/2012/wordml" xmlns:w16cex="http://schemas.microsoft.com/office/word/2018/wordml/cex" xmlns:w16cid="http://schemas.microsoft.com/office/word/2016/wordml/cid" xmlns:w16="http://schemas.microsoft.com/office/word/2018/wordml" xmlns:w16du="http://schemas.microsoft.com/office/word/2023/wordml/word16du" xmlns:w16sdtdh="http://schemas.microsoft.com/office/word/2020/wordml/sdtdatahash" xmlns:w16sdtfl="http://schemas.microsoft.com/office/word/2024/wordml/sdtformatlock" xmlns:w16se="http://schemas.microsoft.com/office/word/2015/wordml/symex" xmlns:wpg="http://schemas.microsoft.com/office/word/2010/wordprocessingGroup" xmlns:wpi="http://schemas.microsoft.com/office/word/2010/wordprocessingInk" xmlns:wne="http://schemas.microsoft.com/office/word/2006/wordml" xmlns:wps="http://schemas.microsoft.com/office/word/2010/wordprocessingShape" mc:Ignorable="w14 w15 w16se w16cid w16 w16cex w16sdtdh w16sdtfl w16du wp14">
   <w:footnote w:type="separator" w:id="-1">
     <w:p>
       <w:r>
@@ -864,7 +935,7 @@
 </file>
 
 <file path=word/header1.xml><?xml version="1.0" encoding="utf-8"?>
-<w:hdr xmlns:wpc="http://schemas.microsoft.com/office/word/2010/wordprocessingCanvas" xmlns:cx="http://schemas.microsoft.com/office/drawing/2014/chartex" xmlns:cx1="http://schemas.microsoft.com/office/drawing/2015/9/8/chartex" xmlns:cx2="http://schemas.microsoft.com/office/drawing/2015/10/21/chartex" xmlns:cx3="http://schemas.microsoft.com/office/drawing/2016/5/9/chartex" xmlns:cx4="http://schemas.microsoft.com/office/drawing/2016/5/10/chartex" xmlns:cx5="http://schemas.microsoft.com/office/drawing/2016/5/11/chartex" xmlns:cx6="http://schemas.microsoft.com/office/drawing/2016/5/12/chartex" xmlns:cx7="http://schemas.microsoft.com/office/drawing/2016/5/13/chartex" xmlns:cx8="http://schemas.microsoft.com/office/drawing/2016/5/14/chartex" xmlns:mc="http://schemas.openxmlformats.org/markup-compatibility/2006" xmlns:aink="http://schemas.microsoft.com/office/drawing/2016/ink" xmlns:am3d="http://schemas.microsoft.com/office/drawing/2017/model3d" xmlns:o="urn:schemas-microsoft-com:office:office" xmlns:r="http://schemas.openxmlformats.org/officeDocument/2006/relationships" xmlns:m="http://schemas.openxmlformats.org/officeDocument/2006/math" xmlns:v="urn:schemas-microsoft-com:vml" xmlns:wp14="http://schemas.microsoft.com/office/word/2010/wordprocessingDrawing" xmlns:wp="http://schemas.openxmlformats.org/drawingml/2006/wordprocessingDrawing" xmlns:w10="urn:schemas-microsoft-com:office:word" xmlns:w="http://schemas.openxmlformats.org/wordprocessingml/2006/main" xmlns:w14="http://schemas.microsoft.com/office/word/2010/wordml" xmlns:w15="http://schemas.microsoft.com/office/word/2012/wordml" xmlns:w16cex="http://schemas.microsoft.com/office/word/2018/wordml/cex" xmlns:w16cid="http://schemas.microsoft.com/office/word/2016/wordml/cid" xmlns:w16="http://schemas.microsoft.com/office/word/2018/wordml" xmlns:w16sdtdh="http://schemas.microsoft.com/office/word/2020/wordml/sdtdatahash" xmlns:w16se="http://schemas.microsoft.com/office/word/2015/wordml/symex" xmlns:wpg="http://schemas.microsoft.com/office/word/2010/wordprocessingGroup" xmlns:wpi="http://schemas.microsoft.com/office/word/2010/wordprocessingInk" xmlns:wne="http://schemas.microsoft.com/office/word/2006/wordml" xmlns:wps="http://schemas.microsoft.com/office/word/2010/wordprocessingShape" mc:Ignorable="w14 w15 w16se w16cid w16 w16cex w16sdtdh wp14">
+<w:hdr xmlns:wpc="http://schemas.microsoft.com/office/word/2010/wordprocessingCanvas" xmlns:cx="http://schemas.microsoft.com/office/drawing/2014/chartex" xmlns:cx1="http://schemas.microsoft.com/office/drawing/2015/9/8/chartex" xmlns:cx2="http://schemas.microsoft.com/office/drawing/2015/10/21/chartex" xmlns:cx3="http://schemas.microsoft.com/office/drawing/2016/5/9/chartex" xmlns:cx4="http://schemas.microsoft.com/office/drawing/2016/5/10/chartex" xmlns:cx5="http://schemas.microsoft.com/office/drawing/2016/5/11/chartex" xmlns:cx6="http://schemas.microsoft.com/office/drawing/2016/5/12/chartex" xmlns:cx7="http://schemas.microsoft.com/office/drawing/2016/5/13/chartex" xmlns:cx8="http://schemas.microsoft.com/office/drawing/2016/5/14/chartex" xmlns:mc="http://schemas.openxmlformats.org/markup-compatibility/2006" xmlns:aink="http://schemas.microsoft.com/office/drawing/2016/ink" xmlns:am3d="http://schemas.microsoft.com/office/drawing/2017/model3d" xmlns:o="urn:schemas-microsoft-com:office:office" xmlns:oel="http://schemas.microsoft.com/office/2019/extlst" xmlns:r="http://schemas.openxmlformats.org/officeDocument/2006/relationships" xmlns:m="http://schemas.openxmlformats.org/officeDocument/2006/math" xmlns:v="urn:schemas-microsoft-com:vml" xmlns:wp14="http://schemas.microsoft.com/office/word/2010/wordprocessingDrawing" xmlns:wp="http://schemas.openxmlformats.org/drawingml/2006/wordprocessingDrawing" xmlns:w10="urn:schemas-microsoft-com:office:word" xmlns:w="http://schemas.openxmlformats.org/wordprocessingml/2006/main" xmlns:w14="http://schemas.microsoft.com/office/word/2010/wordml" xmlns:w15="http://schemas.microsoft.com/office/word/2012/wordml" xmlns:w16cex="http://schemas.microsoft.com/office/word/2018/wordml/cex" xmlns:w16cid="http://schemas.microsoft.com/office/word/2016/wordml/cid" xmlns:w16="http://schemas.microsoft.com/office/word/2018/wordml" xmlns:w16du="http://schemas.microsoft.com/office/word/2023/wordml/word16du" xmlns:w16sdtdh="http://schemas.microsoft.com/office/word/2020/wordml/sdtdatahash" xmlns:w16sdtfl="http://schemas.microsoft.com/office/word/2024/wordml/sdtformatlock" xmlns:w16se="http://schemas.microsoft.com/office/word/2015/wordml/symex" xmlns:wpg="http://schemas.microsoft.com/office/word/2010/wordprocessingGroup" xmlns:wpi="http://schemas.microsoft.com/office/word/2010/wordprocessingInk" xmlns:wne="http://schemas.microsoft.com/office/word/2006/wordml" xmlns:wps="http://schemas.microsoft.com/office/word/2010/wordprocessingShape" mc:Ignorable="w14 w15 w16se w16cid w16 w16cex w16sdtdh w16sdtfl w16du wp14">
   <w:p>
     <w:pPr>
       <w:pStyle w:val="Header"/>
@@ -874,7 +945,7 @@
 </file>
 
 <file path=word/header2.xml><?xml version="1.0" encoding="utf-8"?>
-<w:hdr xmlns:wpc="http://schemas.microsoft.com/office/word/2010/wordprocessingCanvas" xmlns:cx="http://schemas.microsoft.com/office/drawing/2014/chartex" xmlns:cx1="http://schemas.microsoft.com/office/drawing/2015/9/8/chartex" xmlns:cx2="http://schemas.microsoft.com/office/drawing/2015/10/21/chartex" xmlns:cx3="http://schemas.microsoft.com/office/drawing/2016/5/9/chartex" xmlns:cx4="http://schemas.microsoft.com/office/drawing/2016/5/10/chartex" xmlns:cx5="http://schemas.microsoft.com/office/drawing/2016/5/11/chartex" xmlns:cx6="http://schemas.microsoft.com/office/drawing/2016/5/12/chartex" xmlns:cx7="http://schemas.microsoft.com/office/drawing/2016/5/13/chartex" xmlns:cx8="http://schemas.microsoft.com/office/drawing/2016/5/14/chartex" xmlns:mc="http://schemas.openxmlformats.org/markup-compatibility/2006" xmlns:aink="http://schemas.microsoft.com/office/drawing/2016/ink" xmlns:am3d="http://schemas.microsoft.com/office/drawing/2017/model3d" xmlns:o="urn:schemas-microsoft-com:office:office" xmlns:r="http://schemas.openxmlformats.org/officeDocument/2006/relationships" xmlns:m="http://schemas.openxmlformats.org/officeDocument/2006/math" xmlns:v="urn:schemas-microsoft-com:vml" xmlns:wp14="http://schemas.microsoft.com/office/word/2010/wordprocessingDrawing" xmlns:wp="http://schemas.openxmlformats.org/drawingml/2006/wordprocessingDrawing" xmlns:w10="urn:schemas-microsoft-com:office:word" xmlns:w="http://schemas.openxmlformats.org/wordprocessingml/2006/main" xmlns:w14="http://schemas.microsoft.com/office/word/2010/wordml" xmlns:w15="http://schemas.microsoft.com/office/word/2012/wordml" xmlns:w16cex="http://schemas.microsoft.com/office/word/2018/wordml/cex" xmlns:w16cid="http://schemas.microsoft.com/office/word/2016/wordml/cid" xmlns:w16="http://schemas.microsoft.com/office/word/2018/wordml" xmlns:w16sdtdh="http://schemas.microsoft.com/office/word/2020/wordml/sdtdatahash" xmlns:w16se="http://schemas.microsoft.com/office/word/2015/wordml/symex" xmlns:wpg="http://schemas.microsoft.com/office/word/2010/wordprocessingGroup" xmlns:wpi="http://schemas.microsoft.com/office/word/2010/wordprocessingInk" xmlns:wne="http://schemas.microsoft.com/office/word/2006/wordml" xmlns:wps="http://schemas.microsoft.com/office/word/2010/wordprocessingShape" mc:Ignorable="w14 w15 w16se w16cid w16 w16cex w16sdtdh wp14">
+<w:hdr xmlns:wpc="http://schemas.microsoft.com/office/word/2010/wordprocessingCanvas" xmlns:cx="http://schemas.microsoft.com/office/drawing/2014/chartex" xmlns:cx1="http://schemas.microsoft.com/office/drawing/2015/9/8/chartex" xmlns:cx2="http://schemas.microsoft.com/office/drawing/2015/10/21/chartex" xmlns:cx3="http://schemas.microsoft.com/office/drawing/2016/5/9/chartex" xmlns:cx4="http://schemas.microsoft.com/office/drawing/2016/5/10/chartex" xmlns:cx5="http://schemas.microsoft.com/office/drawing/2016/5/11/chartex" xmlns:cx6="http://schemas.microsoft.com/office/drawing/2016/5/12/chartex" xmlns:cx7="http://schemas.microsoft.com/office/drawing/2016/5/13/chartex" xmlns:cx8="http://schemas.microsoft.com/office/drawing/2016/5/14/chartex" xmlns:mc="http://schemas.openxmlformats.org/markup-compatibility/2006" xmlns:aink="http://schemas.microsoft.com/office/drawing/2016/ink" xmlns:am3d="http://schemas.microsoft.com/office/drawing/2017/model3d" xmlns:o="urn:schemas-microsoft-com:office:office" xmlns:oel="http://schemas.microsoft.com/office/2019/extlst" xmlns:r="http://schemas.openxmlformats.org/officeDocument/2006/relationships" xmlns:m="http://schemas.openxmlformats.org/officeDocument/2006/math" xmlns:v="urn:schemas-microsoft-com:vml" xmlns:wp14="http://schemas.microsoft.com/office/word/2010/wordprocessingDrawing" xmlns:wp="http://schemas.openxmlformats.org/drawingml/2006/wordprocessingDrawing" xmlns:w10="urn:schemas-microsoft-com:office:word" xmlns:w="http://schemas.openxmlformats.org/wordprocessingml/2006/main" xmlns:w14="http://schemas.microsoft.com/office/word/2010/wordml" xmlns:w15="http://schemas.microsoft.com/office/word/2012/wordml" xmlns:w16cex="http://schemas.microsoft.com/office/word/2018/wordml/cex" xmlns:w16cid="http://schemas.microsoft.com/office/word/2016/wordml/cid" xmlns:w16="http://schemas.microsoft.com/office/word/2018/wordml" xmlns:w16du="http://schemas.microsoft.com/office/word/2023/wordml/word16du" xmlns:w16sdtdh="http://schemas.microsoft.com/office/word/2020/wordml/sdtdatahash" xmlns:w16sdtfl="http://schemas.microsoft.com/office/word/2024/wordml/sdtformatlock" xmlns:w16se="http://schemas.microsoft.com/office/word/2015/wordml/symex" xmlns:wpg="http://schemas.microsoft.com/office/word/2010/wordprocessingGroup" xmlns:wpi="http://schemas.microsoft.com/office/word/2010/wordprocessingInk" xmlns:wne="http://schemas.microsoft.com/office/word/2006/wordml" xmlns:wps="http://schemas.microsoft.com/office/word/2010/wordprocessingShape" mc:Ignorable="w14 w15 w16se w16cid w16 w16cex w16sdtdh w16sdtfl w16du wp14">
   <w:p>
     <w:pPr>
       <w:pStyle w:val="Header"/>
@@ -996,7 +1067,7 @@
 </file>
 
 <file path=word/header3.xml><?xml version="1.0" encoding="utf-8"?>
-<w:hdr xmlns:wpc="http://schemas.microsoft.com/office/word/2010/wordprocessingCanvas" xmlns:cx="http://schemas.microsoft.com/office/drawing/2014/chartex" xmlns:cx1="http://schemas.microsoft.com/office/drawing/2015/9/8/chartex" xmlns:cx2="http://schemas.microsoft.com/office/drawing/2015/10/21/chartex" xmlns:cx3="http://schemas.microsoft.com/office/drawing/2016/5/9/chartex" xmlns:cx4="http://schemas.microsoft.com/office/drawing/2016/5/10/chartex" xmlns:cx5="http://schemas.microsoft.com/office/drawing/2016/5/11/chartex" xmlns:cx6="http://schemas.microsoft.com/office/drawing/2016/5/12/chartex" xmlns:cx7="http://schemas.microsoft.com/office/drawing/2016/5/13/chartex" xmlns:cx8="http://schemas.microsoft.com/office/drawing/2016/5/14/chartex" xmlns:mc="http://schemas.openxmlformats.org/markup-compatibility/2006" xmlns:aink="http://schemas.microsoft.com/office/drawing/2016/ink" xmlns:am3d="http://schemas.microsoft.com/office/drawing/2017/model3d" xmlns:o="urn:schemas-microsoft-com:office:office" xmlns:r="http://schemas.openxmlformats.org/officeDocument/2006/relationships" xmlns:m="http://schemas.openxmlformats.org/officeDocument/2006/math" xmlns:v="urn:schemas-microsoft-com:vml" xmlns:wp14="http://schemas.microsoft.com/office/word/2010/wordprocessingDrawing" xmlns:wp="http://schemas.openxmlformats.org/drawingml/2006/wordprocessingDrawing" xmlns:w10="urn:schemas-microsoft-com:office:word" xmlns:w="http://schemas.openxmlformats.org/wordprocessingml/2006/main" xmlns:w14="http://schemas.microsoft.com/office/word/2010/wordml" xmlns:w15="http://schemas.microsoft.com/office/word/2012/wordml" xmlns:w16cex="http://schemas.microsoft.com/office/word/2018/wordml/cex" xmlns:w16cid="http://schemas.microsoft.com/office/word/2016/wordml/cid" xmlns:w16="http://schemas.microsoft.com/office/word/2018/wordml" xmlns:w16sdtdh="http://schemas.microsoft.com/office/word/2020/wordml/sdtdatahash" xmlns:w16se="http://schemas.microsoft.com/office/word/2015/wordml/symex" xmlns:wpg="http://schemas.microsoft.com/office/word/2010/wordprocessingGroup" xmlns:wpi="http://schemas.microsoft.com/office/word/2010/wordprocessingInk" xmlns:wne="http://schemas.microsoft.com/office/word/2006/wordml" xmlns:wps="http://schemas.microsoft.com/office/word/2010/wordprocessingShape" mc:Ignorable="w14 w15 w16se w16cid w16 w16cex w16sdtdh wp14">
+<w:hdr xmlns:wpc="http://schemas.microsoft.com/office/word/2010/wordprocessingCanvas" xmlns:cx="http://schemas.microsoft.com/office/drawing/2014/chartex" xmlns:cx1="http://schemas.microsoft.com/office/drawing/2015/9/8/chartex" xmlns:cx2="http://schemas.microsoft.com/office/drawing/2015/10/21/chartex" xmlns:cx3="http://schemas.microsoft.com/office/drawing/2016/5/9/chartex" xmlns:cx4="http://schemas.microsoft.com/office/drawing/2016/5/10/chartex" xmlns:cx5="http://schemas.microsoft.com/office/drawing/2016/5/11/chartex" xmlns:cx6="http://schemas.microsoft.com/office/drawing/2016/5/12/chartex" xmlns:cx7="http://schemas.microsoft.com/office/drawing/2016/5/13/chartex" xmlns:cx8="http://schemas.microsoft.com/office/drawing/2016/5/14/chartex" xmlns:mc="http://schemas.openxmlformats.org/markup-compatibility/2006" xmlns:aink="http://schemas.microsoft.com/office/drawing/2016/ink" xmlns:am3d="http://schemas.microsoft.com/office/drawing/2017/model3d" xmlns:o="urn:schemas-microsoft-com:office:office" xmlns:oel="http://schemas.microsoft.com/office/2019/extlst" xmlns:r="http://schemas.openxmlformats.org/officeDocument/2006/relationships" xmlns:m="http://schemas.openxmlformats.org/officeDocument/2006/math" xmlns:v="urn:schemas-microsoft-com:vml" xmlns:wp14="http://schemas.microsoft.com/office/word/2010/wordprocessingDrawing" xmlns:wp="http://schemas.openxmlformats.org/drawingml/2006/wordprocessingDrawing" xmlns:w10="urn:schemas-microsoft-com:office:word" xmlns:w="http://schemas.openxmlformats.org/wordprocessingml/2006/main" xmlns:w14="http://schemas.microsoft.com/office/word/2010/wordml" xmlns:w15="http://schemas.microsoft.com/office/word/2012/wordml" xmlns:w16cex="http://schemas.microsoft.com/office/word/2018/wordml/cex" xmlns:w16cid="http://schemas.microsoft.com/office/word/2016/wordml/cid" xmlns:w16="http://schemas.microsoft.com/office/word/2018/wordml" xmlns:w16du="http://schemas.microsoft.com/office/word/2023/wordml/word16du" xmlns:w16sdtdh="http://schemas.microsoft.com/office/word/2020/wordml/sdtdatahash" xmlns:w16sdtfl="http://schemas.microsoft.com/office/word/2024/wordml/sdtformatlock" xmlns:w16se="http://schemas.microsoft.com/office/word/2015/wordml/symex" xmlns:wpg="http://schemas.microsoft.com/office/word/2010/wordprocessingGroup" xmlns:wpi="http://schemas.microsoft.com/office/word/2010/wordprocessingInk" xmlns:wne="http://schemas.microsoft.com/office/word/2006/wordml" xmlns:wps="http://schemas.microsoft.com/office/word/2010/wordprocessingShape" mc:Ignorable="w14 w15 w16se w16cid w16 w16cex w16sdtdh w16sdtfl w16du wp14">
   <w:p>
     <w:pPr>
       <w:pStyle w:val="Header"/>
@@ -1006,7 +1077,7 @@
 </file>
 
 <file path=word/header4.xml><?xml version="1.0" encoding="utf-8"?>
-<w:hdr xmlns:wpc="http://schemas.microsoft.com/office/word/2010/wordprocessingCanvas" xmlns:cx="http://schemas.microsoft.com/office/drawing/2014/chartex" xmlns:cx1="http://schemas.microsoft.com/office/drawing/2015/9/8/chartex" xmlns:cx2="http://schemas.microsoft.com/office/drawing/2015/10/21/chartex" xmlns:cx3="http://schemas.microsoft.com/office/drawing/2016/5/9/chartex" xmlns:cx4="http://schemas.microsoft.com/office/drawing/2016/5/10/chartex" xmlns:cx5="http://schemas.microsoft.com/office/drawing/2016/5/11/chartex" xmlns:cx6="http://schemas.microsoft.com/office/drawing/2016/5/12/chartex" xmlns:cx7="http://schemas.microsoft.com/office/drawing/2016/5/13/chartex" xmlns:cx8="http://schemas.microsoft.com/office/drawing/2016/5/14/chartex" xmlns:mc="http://schemas.openxmlformats.org/markup-compatibility/2006" xmlns:aink="http://schemas.microsoft.com/office/drawing/2016/ink" xmlns:am3d="http://schemas.microsoft.com/office/drawing/2017/model3d" xmlns:o="urn:schemas-microsoft-com:office:office" xmlns:r="http://schemas.openxmlformats.org/officeDocument/2006/relationships" xmlns:m="http://schemas.openxmlformats.org/officeDocument/2006/math" xmlns:v="urn:schemas-microsoft-com:vml" xmlns:wp14="http://schemas.microsoft.com/office/word/2010/wordprocessingDrawing" xmlns:wp="http://schemas.openxmlformats.org/drawingml/2006/wordprocessingDrawing" xmlns:w10="urn:schemas-microsoft-com:office:word" xmlns:w="http://schemas.openxmlformats.org/wordprocessingml/2006/main" xmlns:w14="http://schemas.microsoft.com/office/word/2010/wordml" xmlns:w15="http://schemas.microsoft.com/office/word/2012/wordml" xmlns:w16cex="http://schemas.microsoft.com/office/word/2018/wordml/cex" xmlns:w16cid="http://schemas.microsoft.com/office/word/2016/wordml/cid" xmlns:w16="http://schemas.microsoft.com/office/word/2018/wordml" xmlns:w16sdtdh="http://schemas.microsoft.com/office/word/2020/wordml/sdtdatahash" xmlns:w16se="http://schemas.microsoft.com/office/word/2015/wordml/symex" xmlns:wpg="http://schemas.microsoft.com/office/word/2010/wordprocessingGroup" xmlns:wpi="http://schemas.microsoft.com/office/word/2010/wordprocessingInk" xmlns:wne="http://schemas.microsoft.com/office/word/2006/wordml" xmlns:wps="http://schemas.microsoft.com/office/word/2010/wordprocessingShape" mc:Ignorable="w14 w15 w16se w16cid w16 w16cex w16sdtdh wp14">
+<w:hdr xmlns:wpc="http://schemas.microsoft.com/office/word/2010/wordprocessingCanvas" xmlns:cx="http://schemas.microsoft.com/office/drawing/2014/chartex" xmlns:cx1="http://schemas.microsoft.com/office/drawing/2015/9/8/chartex" xmlns:cx2="http://schemas.microsoft.com/office/drawing/2015/10/21/chartex" xmlns:cx3="http://schemas.microsoft.com/office/drawing/2016/5/9/chartex" xmlns:cx4="http://schemas.microsoft.com/office/drawing/2016/5/10/chartex" xmlns:cx5="http://schemas.microsoft.com/office/drawing/2016/5/11/chartex" xmlns:cx6="http://schemas.microsoft.com/office/drawing/2016/5/12/chartex" xmlns:cx7="http://schemas.microsoft.com/office/drawing/2016/5/13/chartex" xmlns:cx8="http://schemas.microsoft.com/office/drawing/2016/5/14/chartex" xmlns:mc="http://schemas.openxmlformats.org/markup-compatibility/2006" xmlns:aink="http://schemas.microsoft.com/office/drawing/2016/ink" xmlns:am3d="http://schemas.microsoft.com/office/drawing/2017/model3d" xmlns:o="urn:schemas-microsoft-com:office:office" xmlns:oel="http://schemas.microsoft.com/office/2019/extlst" xmlns:r="http://schemas.openxmlformats.org/officeDocument/2006/relationships" xmlns:m="http://schemas.openxmlformats.org/officeDocument/2006/math" xmlns:v="urn:schemas-microsoft-com:vml" xmlns:wp14="http://schemas.microsoft.com/office/word/2010/wordprocessingDrawing" xmlns:wp="http://schemas.openxmlformats.org/drawingml/2006/wordprocessingDrawing" xmlns:w10="urn:schemas-microsoft-com:office:word" xmlns:w="http://schemas.openxmlformats.org/wordprocessingml/2006/main" xmlns:w14="http://schemas.microsoft.com/office/word/2010/wordml" xmlns:w15="http://schemas.microsoft.com/office/word/2012/wordml" xmlns:w16cex="http://schemas.microsoft.com/office/word/2018/wordml/cex" xmlns:w16cid="http://schemas.microsoft.com/office/word/2016/wordml/cid" xmlns:w16="http://schemas.microsoft.com/office/word/2018/wordml" xmlns:w16du="http://schemas.microsoft.com/office/word/2023/wordml/word16du" xmlns:w16sdtdh="http://schemas.microsoft.com/office/word/2020/wordml/sdtdatahash" xmlns:w16sdtfl="http://schemas.microsoft.com/office/word/2024/wordml/sdtformatlock" xmlns:w16se="http://schemas.microsoft.com/office/word/2015/wordml/symex" xmlns:wpg="http://schemas.microsoft.com/office/word/2010/wordprocessingGroup" xmlns:wpi="http://schemas.microsoft.com/office/word/2010/wordprocessingInk" xmlns:wne="http://schemas.microsoft.com/office/word/2006/wordml" xmlns:wps="http://schemas.microsoft.com/office/word/2010/wordprocessingShape" mc:Ignorable="w14 w15 w16se w16cid w16 w16cex w16sdtdh w16sdtfl w16du wp14">
   <w:p>
     <w:pPr>
       <w:pStyle w:val="Header"/>
@@ -1128,7 +1199,7 @@
 </file>
 
 <file path=word/styles.xml><?xml version="1.0" encoding="utf-8"?>
-<w:styles xmlns:mc="http://schemas.openxmlformats.org/markup-compatibility/2006" xmlns:r="http://schemas.openxmlformats.org/officeDocument/2006/relationships" xmlns:w="http://schemas.openxmlformats.org/wordprocessingml/2006/main" xmlns:w14="http://schemas.microsoft.com/office/word/2010/wordml" xmlns:w15="http://schemas.microsoft.com/office/word/2012/wordml" xmlns:w16cex="http://schemas.microsoft.com/office/word/2018/wordml/cex" xmlns:w16cid="http://schemas.microsoft.com/office/word/2016/wordml/cid" xmlns:w16="http://schemas.microsoft.com/office/word/2018/wordml" xmlns:w16sdtdh="http://schemas.microsoft.com/office/word/2020/wordml/sdtdatahash" xmlns:w16se="http://schemas.microsoft.com/office/word/2015/wordml/symex" mc:Ignorable="w14 w15 w16se w16cid w16 w16cex w16sdtdh">
+<w:styles xmlns:mc="http://schemas.openxmlformats.org/markup-compatibility/2006" xmlns:r="http://schemas.openxmlformats.org/officeDocument/2006/relationships" xmlns:w="http://schemas.openxmlformats.org/wordprocessingml/2006/main" xmlns:w14="http://schemas.microsoft.com/office/word/2010/wordml" xmlns:w15="http://schemas.microsoft.com/office/word/2012/wordml" xmlns:w16cex="http://schemas.microsoft.com/office/word/2018/wordml/cex" xmlns:w16cid="http://schemas.microsoft.com/office/word/2016/wordml/cid" xmlns:w16="http://schemas.microsoft.com/office/word/2018/wordml" xmlns:w16du="http://schemas.microsoft.com/office/word/2023/wordml/word16du" xmlns:w16sdtdh="http://schemas.microsoft.com/office/word/2020/wordml/sdtdatahash" xmlns:w16sdtfl="http://schemas.microsoft.com/office/word/2024/wordml/sdtformatlock" xmlns:w16se="http://schemas.microsoft.com/office/word/2015/wordml/symex" mc:Ignorable="w14 w15 w16se w16cid w16 w16cex w16sdtdh w16sdtfl w16du">
   <w:docDefaults>
     <w:rPrDefault>
       <w:rPr>
@@ -1759,7 +1830,6 @@
   <w:style w:type="character" w:default="1" w:styleId="DefaultParagraphFont">
     <w:name w:val="Default Paragraph Font"/>
     <w:uiPriority w:val="1"/>
-    <w:semiHidden/>
     <w:unhideWhenUsed/>
   </w:style>
   <w:style w:type="table" w:default="1" w:styleId="TableNormal">
@@ -2588,6 +2658,28 @@
 </file>
 
 <file path=customXml/item1.xml><?xml version="1.0" encoding="utf-8"?>
+<p:properties xmlns:p="http://schemas.microsoft.com/office/2006/metadata/properties" xmlns:xsi="http://www.w3.org/2001/XMLSchema-instance" xmlns:pc="http://schemas.microsoft.com/office/infopath/2007/PartnerControls">
+  <documentManagement>
+    <lcf76f155ced4ddcb4097134ff3c332f xmlns="03002ca9-34ad-434c-ac87-26756c0cdd06">
+      <Terms xmlns="http://schemas.microsoft.com/office/infopath/2007/PartnerControls"/>
+    </lcf76f155ced4ddcb4097134ff3c332f>
+    <TaxCatchAll xmlns="477676f7-3aaa-488c-8018-0d93153801a5" xsi:nil="true"/>
+    <_ip_UnifiedCompliancePolicyUIAction xmlns="http://schemas.microsoft.com/sharepoint/v3" xsi:nil="true"/>
+    <_ip_UnifiedCompliancePolicyProperties xmlns="http://schemas.microsoft.com/sharepoint/v3" xsi:nil="true"/>
+  </documentManagement>
+</p:properties>
+</file>
+
+<file path=customXml/item2.xml><?xml version="1.0" encoding="utf-8"?>
+<?mso-contentType ?>
+<FormTemplates xmlns="http://schemas.microsoft.com/sharepoint/v3/contenttype/forms">
+  <Display>DocumentLibraryForm</Display>
+  <Edit>DocumentLibraryForm</Edit>
+  <New>DocumentLibraryForm</New>
+</FormTemplates>
+</file>
+
+<file path=customXml/item3.xml><?xml version="1.0" encoding="utf-8"?>
 <ct:contentTypeSchema xmlns:ct="http://schemas.microsoft.com/office/2006/metadata/contentType" xmlns:ma="http://schemas.microsoft.com/office/2006/metadata/properties/metaAttributes" ct:_="" ma:_="" ma:contentTypeName="Document" ma:contentTypeID="0x010100074694C6FDE3F8428E531DB9CF9F3F5F" ma:contentTypeVersion="21" ma:contentTypeDescription="Create a new document." ma:contentTypeScope="" ma:versionID="0f5042e39754e3a4fc46a21ac827c658">
   <xsd:schema xmlns:xsd="http://www.w3.org/2001/XMLSchema" xmlns:xs="http://www.w3.org/2001/XMLSchema" xmlns:p="http://schemas.microsoft.com/office/2006/metadata/properties" xmlns:ns1="http://schemas.microsoft.com/sharepoint/v3" xmlns:ns2="03002ca9-34ad-434c-ac87-26756c0cdd06" xmlns:ns3="477676f7-3aaa-488c-8018-0d93153801a5" targetNamespace="http://schemas.microsoft.com/office/2006/metadata/properties" ma:root="true" ma:fieldsID="3e9ad5d561d7a2e14aa6518fd24ad718" ns1:_="" ns2:_="" ns3:_="">
     <xsd:import namespace="http://schemas.microsoft.com/sharepoint/v3"/>
@@ -2865,29 +2957,27 @@
 </ct:contentTypeSchema>
 </file>
 
-<file path=customXml/item2.xml><?xml version="1.0" encoding="utf-8"?>
-<?mso-contentType ?>
-<FormTemplates xmlns="http://schemas.microsoft.com/sharepoint/v3/contenttype/forms">
-  <Display>DocumentLibraryForm</Display>
-  <Edit>DocumentLibraryForm</Edit>
-  <New>DocumentLibraryForm</New>
-</FormTemplates>
+<file path=customXml/itemProps1.xml><?xml version="1.0" encoding="utf-8"?>
+<ds:datastoreItem xmlns:ds="http://schemas.openxmlformats.org/officeDocument/2006/customXml" ds:itemID="{8FA2BB78-7E7F-47E4-98EE-7B83F5E70C59}">
+  <ds:schemaRefs>
+    <ds:schemaRef ds:uri="http://schemas.microsoft.com/office/2006/metadata/properties"/>
+    <ds:schemaRef ds:uri="http://schemas.microsoft.com/office/infopath/2007/PartnerControls"/>
+    <ds:schemaRef ds:uri="03002ca9-34ad-434c-ac87-26756c0cdd06"/>
+    <ds:schemaRef ds:uri="477676f7-3aaa-488c-8018-0d93153801a5"/>
+    <ds:schemaRef ds:uri="http://schemas.microsoft.com/sharepoint/v3"/>
+  </ds:schemaRefs>
+</ds:datastoreItem>
 </file>
 
-<file path=customXml/item3.xml><?xml version="1.0" encoding="utf-8"?>
-<p:properties xmlns:p="http://schemas.microsoft.com/office/2006/metadata/properties" xmlns:xsi="http://www.w3.org/2001/XMLSchema-instance" xmlns:pc="http://schemas.microsoft.com/office/infopath/2007/PartnerControls">
-  <documentManagement>
-    <lcf76f155ced4ddcb4097134ff3c332f xmlns="03002ca9-34ad-434c-ac87-26756c0cdd06">
-      <Terms xmlns="http://schemas.microsoft.com/office/infopath/2007/PartnerControls"/>
-    </lcf76f155ced4ddcb4097134ff3c332f>
-    <TaxCatchAll xmlns="477676f7-3aaa-488c-8018-0d93153801a5" xsi:nil="true"/>
-    <_ip_UnifiedCompliancePolicyUIAction xmlns="http://schemas.microsoft.com/sharepoint/v3" xsi:nil="true"/>
-    <_ip_UnifiedCompliancePolicyProperties xmlns="http://schemas.microsoft.com/sharepoint/v3" xsi:nil="true"/>
-  </documentManagement>
-</p:properties>
+<file path=customXml/itemProps2.xml><?xml version="1.0" encoding="utf-8"?>
+<ds:datastoreItem xmlns:ds="http://schemas.openxmlformats.org/officeDocument/2006/customXml" ds:itemID="{3090D552-63EF-48E3-A3C5-B15849294E8A}">
+  <ds:schemaRefs>
+    <ds:schemaRef ds:uri="http://schemas.microsoft.com/sharepoint/v3/contenttype/forms"/>
+  </ds:schemaRefs>
+</ds:datastoreItem>
 </file>
 
-<file path=customXml/itemProps1.xml><?xml version="1.0" encoding="utf-8"?>
+<file path=customXml/itemProps3.xml><?xml version="1.0" encoding="utf-8"?>
 <ds:datastoreItem xmlns:ds="http://schemas.openxmlformats.org/officeDocument/2006/customXml" ds:itemID="{B7EE0471-0FF6-4FEE-BA05-1B8E90F0A7F9}">
   <ds:schemaRefs>
     <ds:schemaRef ds:uri="http://schemas.microsoft.com/office/2006/metadata/contentType"/>
@@ -2907,26 +2997,6 @@
 </ds:datastoreItem>
 </file>
 
-<file path=customXml/itemProps2.xml><?xml version="1.0" encoding="utf-8"?>
-<ds:datastoreItem xmlns:ds="http://schemas.openxmlformats.org/officeDocument/2006/customXml" ds:itemID="{3090D552-63EF-48E3-A3C5-B15849294E8A}">
-  <ds:schemaRefs>
-    <ds:schemaRef ds:uri="http://schemas.microsoft.com/sharepoint/v3/contenttype/forms"/>
-  </ds:schemaRefs>
-</ds:datastoreItem>
-</file>
-
-<file path=customXml/itemProps3.xml><?xml version="1.0" encoding="utf-8"?>
-<ds:datastoreItem xmlns:ds="http://schemas.openxmlformats.org/officeDocument/2006/customXml" ds:itemID="{8FA2BB78-7E7F-47E4-98EE-7B83F5E70C59}">
-  <ds:schemaRefs>
-    <ds:schemaRef ds:uri="http://schemas.microsoft.com/office/2006/metadata/properties"/>
-    <ds:schemaRef ds:uri="http://schemas.microsoft.com/office/infopath/2007/PartnerControls"/>
-    <ds:schemaRef ds:uri="03002ca9-34ad-434c-ac87-26756c0cdd06"/>
-    <ds:schemaRef ds:uri="477676f7-3aaa-488c-8018-0d93153801a5"/>
-    <ds:schemaRef ds:uri="http://schemas.microsoft.com/sharepoint/v3"/>
-  </ds:schemaRefs>
-</ds:datastoreItem>
-</file>
-
 <file path=docMetadata/LabelInfo.xml><?xml version="1.0" encoding="utf-8"?>
 <clbl:labelList xmlns:clbl="http://schemas.microsoft.com/office/2020/mipLabelMetadata">
   <clbl:label id="{8cc434d7-97d0-47d3-b5c5-14fe0e33e34b}" enabled="0" method="" siteId="{8cc434d7-97d0-47d3-b5c5-14fe0e33e34b}" removed="1"/>

--- a/Task2_AI_Log.docx
+++ b/Task2_AI_Log.docx
@@ -1,6 +1,6 @@
 
 <file path=word/document.xml><?xml version="1.0" encoding="utf-8"?>
-<w:document xmlns:wpc="http://schemas.microsoft.com/office/word/2010/wordprocessingCanvas" xmlns:cx="http://schemas.microsoft.com/office/drawing/2014/chartex" xmlns:cx1="http://schemas.microsoft.com/office/drawing/2015/9/8/chartex" xmlns:cx2="http://schemas.microsoft.com/office/drawing/2015/10/21/chartex" xmlns:cx3="http://schemas.microsoft.com/office/drawing/2016/5/9/chartex" xmlns:cx4="http://schemas.microsoft.com/office/drawing/2016/5/10/chartex" xmlns:cx5="http://schemas.microsoft.com/office/drawing/2016/5/11/chartex" xmlns:cx6="http://schemas.microsoft.com/office/drawing/2016/5/12/chartex" xmlns:cx7="http://schemas.microsoft.com/office/drawing/2016/5/13/chartex" xmlns:cx8="http://schemas.microsoft.com/office/drawing/2016/5/14/chartex" xmlns:mc="http://schemas.openxmlformats.org/markup-compatibility/2006" xmlns:aink="http://schemas.microsoft.com/office/drawing/2016/ink" xmlns:am3d="http://schemas.microsoft.com/office/drawing/2017/model3d" xmlns:o="urn:schemas-microsoft-com:office:office" xmlns:oel="http://schemas.microsoft.com/office/2019/extlst" xmlns:r="http://schemas.openxmlformats.org/officeDocument/2006/relationships" xmlns:m="http://schemas.openxmlformats.org/officeDocument/2006/math" xmlns:v="urn:schemas-microsoft-com:vml" xmlns:wp14="http://schemas.microsoft.com/office/word/2010/wordprocessingDrawing" xmlns:wp="http://schemas.openxmlformats.org/drawingml/2006/wordprocessingDrawing" xmlns:w10="urn:schemas-microsoft-com:office:word" xmlns:w="http://schemas.openxmlformats.org/wordprocessingml/2006/main" xmlns:w14="http://schemas.microsoft.com/office/word/2010/wordml" xmlns:w15="http://schemas.microsoft.com/office/word/2012/wordml" xmlns:w16cex="http://schemas.microsoft.com/office/word/2018/wordml/cex" xmlns:w16cid="http://schemas.microsoft.com/office/word/2016/wordml/cid" xmlns:w16="http://schemas.microsoft.com/office/word/2018/wordml" xmlns:w16du="http://schemas.microsoft.com/office/word/2023/wordml/word16du" xmlns:w16sdtdh="http://schemas.microsoft.com/office/word/2020/wordml/sdtdatahash" xmlns:w16sdtfl="http://schemas.microsoft.com/office/word/2024/wordml/sdtformatlock" xmlns:w16se="http://schemas.microsoft.com/office/word/2015/wordml/symex" xmlns:wpg="http://schemas.microsoft.com/office/word/2010/wordprocessingGroup" xmlns:wpi="http://schemas.microsoft.com/office/word/2010/wordprocessingInk" xmlns:wne="http://schemas.microsoft.com/office/word/2006/wordml" xmlns:wps="http://schemas.microsoft.com/office/word/2010/wordprocessingShape" mc:Ignorable="w14 w15 w16se w16cid w16 w16cex w16sdtdh w16sdtfl w16du wp14">
+<w:document xmlns:wpc="http://schemas.microsoft.com/office/word/2010/wordprocessingCanvas" xmlns:cx="http://schemas.microsoft.com/office/drawing/2014/chartex" xmlns:cx1="http://schemas.microsoft.com/office/drawing/2015/9/8/chartex" xmlns:cx2="http://schemas.microsoft.com/office/drawing/2015/10/21/chartex" xmlns:cx3="http://schemas.microsoft.com/office/drawing/2016/5/9/chartex" xmlns:cx4="http://schemas.microsoft.com/office/drawing/2016/5/10/chartex" xmlns:cx5="http://schemas.microsoft.com/office/drawing/2016/5/11/chartex" xmlns:cx6="http://schemas.microsoft.com/office/drawing/2016/5/12/chartex" xmlns:cx7="http://schemas.microsoft.com/office/drawing/2016/5/13/chartex" xmlns:cx8="http://schemas.microsoft.com/office/drawing/2016/5/14/chartex" xmlns:mc="http://schemas.openxmlformats.org/markup-compatibility/2006" xmlns:aink="http://schemas.microsoft.com/office/drawing/2016/ink" xmlns:am3d="http://schemas.microsoft.com/office/drawing/2017/model3d" xmlns:o="urn:schemas-microsoft-com:office:office" xmlns:r="http://schemas.openxmlformats.org/officeDocument/2006/relationships" xmlns:m="http://schemas.openxmlformats.org/officeDocument/2006/math" xmlns:v="urn:schemas-microsoft-com:vml" xmlns:wp14="http://schemas.microsoft.com/office/word/2010/wordprocessingDrawing" xmlns:wp="http://schemas.openxmlformats.org/drawingml/2006/wordprocessingDrawing" xmlns:w10="urn:schemas-microsoft-com:office:word" xmlns:w="http://schemas.openxmlformats.org/wordprocessingml/2006/main" xmlns:w14="http://schemas.microsoft.com/office/word/2010/wordml" xmlns:w15="http://schemas.microsoft.com/office/word/2012/wordml" xmlns:w16cex="http://schemas.microsoft.com/office/word/2018/wordml/cex" xmlns:w16cid="http://schemas.microsoft.com/office/word/2016/wordml/cid" xmlns:w16="http://schemas.microsoft.com/office/word/2018/wordml" xmlns:w16sdtdh="http://schemas.microsoft.com/office/word/2020/wordml/sdtdatahash" xmlns:w16se="http://schemas.microsoft.com/office/word/2015/wordml/symex" xmlns:wpg="http://schemas.microsoft.com/office/word/2010/wordprocessingGroup" xmlns:wpi="http://schemas.microsoft.com/office/word/2010/wordprocessingInk" xmlns:wne="http://schemas.microsoft.com/office/word/2006/wordml" xmlns:wps="http://schemas.microsoft.com/office/word/2010/wordprocessingShape" mc:Ignorable="w14 w15 w16se w16cid w16 w16cex w16sdtdh wp14">
   <w:body>
     <w:p>
       <w:pPr>
@@ -471,15 +471,8 @@
               <w:pStyle w:val="Text"/>
             </w:pPr>
             <w:r>
-              <w:t xml:space="preserve">I wanted to change the accessibility sidebar to be a pop-out when clicking an accessibility button on the side of the users’ screen, to make the bar take up less space for </w:t>
-            </w:r>
-            <w:proofErr w:type="gramStart"/>
-            <w:r>
-              <w:t>user’s</w:t>
-            </w:r>
-            <w:proofErr w:type="gramEnd"/>
-            <w:r>
-              <w:t xml:space="preserve"> who may not be using the functions, while still being able to include them. </w:t>
+              <w:lastRenderedPageBreak/>
+              <w:t xml:space="preserve">I wanted to change the accessibility sidebar to be a pop-out when clicking an accessibility button on the side of the users’ screen, to make the bar take up less space for user’s who may not be using the functions, while still being able to include them. </w:t>
             </w:r>
           </w:p>
         </w:tc>
@@ -560,6 +553,342 @@
               <w:pStyle w:val="Text"/>
             </w:pPr>
           </w:p>
+          <w:p>
+            <w:pPr>
+              <w:pStyle w:val="Text"/>
+            </w:pPr>
+          </w:p>
+          <w:p>
+            <w:pPr>
+              <w:pStyle w:val="Text"/>
+            </w:pPr>
+          </w:p>
+          <w:p>
+            <w:pPr>
+              <w:pStyle w:val="Text"/>
+            </w:pPr>
+          </w:p>
+          <w:p>
+            <w:pPr>
+              <w:pStyle w:val="Text"/>
+            </w:pPr>
+          </w:p>
+          <w:p>
+            <w:pPr>
+              <w:pStyle w:val="Text"/>
+            </w:pPr>
+          </w:p>
+          <w:p>
+            <w:pPr>
+              <w:pStyle w:val="Text"/>
+            </w:pPr>
+          </w:p>
+          <w:p>
+            <w:pPr>
+              <w:pStyle w:val="Text"/>
+            </w:pPr>
+          </w:p>
+          <w:p>
+            <w:pPr>
+              <w:pStyle w:val="Text"/>
+            </w:pPr>
+          </w:p>
+          <w:p>
+            <w:pPr>
+              <w:pStyle w:val="Text"/>
+            </w:pPr>
+          </w:p>
+          <w:p>
+            <w:pPr>
+              <w:pStyle w:val="Text"/>
+            </w:pPr>
+          </w:p>
+          <w:p>
+            <w:pPr>
+              <w:pStyle w:val="Text"/>
+            </w:pPr>
+            <w:r>
+              <w:drawing>
+                <wp:inline distT="0" distB="0" distL="0" distR="0" wp14:anchorId="29EFB691" wp14:editId="6C3B95BD">
+                  <wp:extent cx="2797810" cy="3712210"/>
+                  <wp:effectExtent l="0" t="0" r="2540" b="2540"/>
+                  <wp:docPr id="5" name="Picture 5"/>
+                  <wp:cNvGraphicFramePr>
+                    <a:graphicFrameLocks xmlns:a="http://schemas.openxmlformats.org/drawingml/2006/main" noChangeAspect="1"/>
+                  </wp:cNvGraphicFramePr>
+                  <a:graphic xmlns:a="http://schemas.openxmlformats.org/drawingml/2006/main">
+                    <a:graphicData uri="http://schemas.openxmlformats.org/drawingml/2006/picture">
+                      <pic:pic xmlns:pic="http://schemas.openxmlformats.org/drawingml/2006/picture">
+                        <pic:nvPicPr>
+                          <pic:cNvPr id="1" name=""/>
+                          <pic:cNvPicPr/>
+                        </pic:nvPicPr>
+                        <pic:blipFill>
+                          <a:blip r:embed="rId11"/>
+                          <a:stretch>
+                            <a:fillRect/>
+                          </a:stretch>
+                        </pic:blipFill>
+                        <pic:spPr>
+                          <a:xfrm>
+                            <a:off x="0" y="0"/>
+                            <a:ext cx="2797810" cy="3712210"/>
+                          </a:xfrm>
+                          <a:prstGeom prst="rect">
+                            <a:avLst/>
+                          </a:prstGeom>
+                        </pic:spPr>
+                      </pic:pic>
+                    </a:graphicData>
+                  </a:graphic>
+                </wp:inline>
+              </w:drawing>
+            </w:r>
+          </w:p>
+          <w:p>
+            <w:pPr>
+              <w:pStyle w:val="Text"/>
+            </w:pPr>
+          </w:p>
+          <w:p>
+            <w:pPr>
+              <w:pStyle w:val="Text"/>
+            </w:pPr>
+          </w:p>
+          <w:p>
+            <w:pPr>
+              <w:pStyle w:val="Text"/>
+            </w:pPr>
+          </w:p>
+          <w:p>
+            <w:pPr>
+              <w:pStyle w:val="Text"/>
+            </w:pPr>
+          </w:p>
+          <w:p>
+            <w:pPr>
+              <w:pStyle w:val="Text"/>
+            </w:pPr>
+          </w:p>
+          <w:p>
+            <w:pPr>
+              <w:pStyle w:val="Text"/>
+            </w:pPr>
+          </w:p>
+          <w:p>
+            <w:pPr>
+              <w:pStyle w:val="Text"/>
+            </w:pPr>
+          </w:p>
+          <w:p>
+            <w:pPr>
+              <w:pStyle w:val="Text"/>
+            </w:pPr>
+          </w:p>
+          <w:p>
+            <w:pPr>
+              <w:pStyle w:val="Text"/>
+            </w:pPr>
+          </w:p>
+          <w:p>
+            <w:pPr>
+              <w:pStyle w:val="Text"/>
+            </w:pPr>
+          </w:p>
+          <w:p>
+            <w:pPr>
+              <w:pStyle w:val="Text"/>
+            </w:pPr>
+          </w:p>
+          <w:p>
+            <w:pPr>
+              <w:pStyle w:val="Text"/>
+            </w:pPr>
+          </w:p>
+          <w:p>
+            <w:pPr>
+              <w:pStyle w:val="Text"/>
+            </w:pPr>
+          </w:p>
+          <w:p>
+            <w:pPr>
+              <w:pStyle w:val="Text"/>
+            </w:pPr>
+            <w:r>
+              <w:drawing>
+                <wp:inline distT="0" distB="0" distL="0" distR="0" wp14:anchorId="7A64BCDF" wp14:editId="05AEA10A">
+                  <wp:extent cx="2797810" cy="3571875"/>
+                  <wp:effectExtent l="0" t="0" r="2540" b="9525"/>
+                  <wp:docPr id="7" name="Picture 7"/>
+                  <wp:cNvGraphicFramePr>
+                    <a:graphicFrameLocks xmlns:a="http://schemas.openxmlformats.org/drawingml/2006/main" noChangeAspect="1"/>
+                  </wp:cNvGraphicFramePr>
+                  <a:graphic xmlns:a="http://schemas.openxmlformats.org/drawingml/2006/main">
+                    <a:graphicData uri="http://schemas.openxmlformats.org/drawingml/2006/picture">
+                      <pic:pic xmlns:pic="http://schemas.openxmlformats.org/drawingml/2006/picture">
+                        <pic:nvPicPr>
+                          <pic:cNvPr id="1" name=""/>
+                          <pic:cNvPicPr/>
+                        </pic:nvPicPr>
+                        <pic:blipFill>
+                          <a:blip r:embed="rId12"/>
+                          <a:stretch>
+                            <a:fillRect/>
+                          </a:stretch>
+                        </pic:blipFill>
+                        <pic:spPr>
+                          <a:xfrm>
+                            <a:off x="0" y="0"/>
+                            <a:ext cx="2797810" cy="3571875"/>
+                          </a:xfrm>
+                          <a:prstGeom prst="rect">
+                            <a:avLst/>
+                          </a:prstGeom>
+                        </pic:spPr>
+                      </pic:pic>
+                    </a:graphicData>
+                  </a:graphic>
+                </wp:inline>
+              </w:drawing>
+            </w:r>
+          </w:p>
+          <w:p>
+            <w:pPr>
+              <w:pStyle w:val="Text"/>
+            </w:pPr>
+          </w:p>
+          <w:p>
+            <w:pPr>
+              <w:pStyle w:val="Text"/>
+            </w:pPr>
+          </w:p>
+          <w:p>
+            <w:pPr>
+              <w:pStyle w:val="Text"/>
+            </w:pPr>
+          </w:p>
+          <w:p>
+            <w:pPr>
+              <w:pStyle w:val="Text"/>
+            </w:pPr>
+          </w:p>
+          <w:p>
+            <w:pPr>
+              <w:pStyle w:val="Text"/>
+            </w:pPr>
+          </w:p>
+          <w:p>
+            <w:pPr>
+              <w:pStyle w:val="Text"/>
+            </w:pPr>
+          </w:p>
+          <w:p>
+            <w:pPr>
+              <w:pStyle w:val="Text"/>
+            </w:pPr>
+          </w:p>
+          <w:p>
+            <w:pPr>
+              <w:pStyle w:val="Text"/>
+            </w:pPr>
+          </w:p>
+          <w:p>
+            <w:pPr>
+              <w:pStyle w:val="Text"/>
+            </w:pPr>
+          </w:p>
+          <w:p>
+            <w:pPr>
+              <w:pStyle w:val="Text"/>
+            </w:pPr>
+          </w:p>
+          <w:p>
+            <w:pPr>
+              <w:pStyle w:val="Text"/>
+            </w:pPr>
+          </w:p>
+          <w:p>
+            <w:pPr>
+              <w:pStyle w:val="Text"/>
+            </w:pPr>
+          </w:p>
+          <w:p>
+            <w:pPr>
+              <w:pStyle w:val="Text"/>
+            </w:pPr>
+          </w:p>
+          <w:p>
+            <w:pPr>
+              <w:pStyle w:val="Text"/>
+            </w:pPr>
+          </w:p>
+          <w:p>
+            <w:pPr>
+              <w:pStyle w:val="Text"/>
+            </w:pPr>
+          </w:p>
+          <w:p>
+            <w:pPr>
+              <w:pStyle w:val="Text"/>
+            </w:pPr>
+          </w:p>
+          <w:p>
+            <w:pPr>
+              <w:pStyle w:val="Text"/>
+            </w:pPr>
+          </w:p>
+          <w:p>
+            <w:pPr>
+              <w:pStyle w:val="Text"/>
+            </w:pPr>
+          </w:p>
+          <w:p>
+            <w:pPr>
+              <w:pStyle w:val="Text"/>
+            </w:pPr>
+          </w:p>
+          <w:p>
+            <w:pPr>
+              <w:pStyle w:val="Text"/>
+            </w:pPr>
+            <w:r>
+              <w:drawing>
+                <wp:inline distT="0" distB="0" distL="0" distR="0" wp14:anchorId="735A880D" wp14:editId="73224664">
+                  <wp:extent cx="2797810" cy="3107055"/>
+                  <wp:effectExtent l="0" t="0" r="2540" b="0"/>
+                  <wp:docPr id="8" name="Picture 8"/>
+                  <wp:cNvGraphicFramePr>
+                    <a:graphicFrameLocks xmlns:a="http://schemas.openxmlformats.org/drawingml/2006/main" noChangeAspect="1"/>
+                  </wp:cNvGraphicFramePr>
+                  <a:graphic xmlns:a="http://schemas.openxmlformats.org/drawingml/2006/main">
+                    <a:graphicData uri="http://schemas.openxmlformats.org/drawingml/2006/picture">
+                      <pic:pic xmlns:pic="http://schemas.openxmlformats.org/drawingml/2006/picture">
+                        <pic:nvPicPr>
+                          <pic:cNvPr id="1" name=""/>
+                          <pic:cNvPicPr/>
+                        </pic:nvPicPr>
+                        <pic:blipFill>
+                          <a:blip r:embed="rId13"/>
+                          <a:stretch>
+                            <a:fillRect/>
+                          </a:stretch>
+                        </pic:blipFill>
+                        <pic:spPr>
+                          <a:xfrm>
+                            <a:off x="0" y="0"/>
+                            <a:ext cx="2797810" cy="3107055"/>
+                          </a:xfrm>
+                          <a:prstGeom prst="rect">
+                            <a:avLst/>
+                          </a:prstGeom>
+                        </pic:spPr>
+                      </pic:pic>
+                    </a:graphicData>
+                  </a:graphic>
+                </wp:inline>
+              </w:drawing>
+            </w:r>
+          </w:p>
         </w:tc>
         <w:tc>
           <w:tcPr>
@@ -569,6 +898,177 @@
             <w:pPr>
               <w:pStyle w:val="Text"/>
             </w:pPr>
+            <w:r>
+              <w:lastRenderedPageBreak/>
+              <w:t xml:space="preserve">The code presented gives the accessibility sidebar the functionality of being open and closed whenever the accessibility icon is pressed </w:t>
+            </w:r>
+          </w:p>
+          <w:p>
+            <w:pPr>
+              <w:pStyle w:val="Text"/>
+            </w:pPr>
+          </w:p>
+          <w:p>
+            <w:pPr>
+              <w:pStyle w:val="Text"/>
+            </w:pPr>
+          </w:p>
+          <w:p>
+            <w:pPr>
+              <w:pStyle w:val="Text"/>
+            </w:pPr>
+            <w:r>
+              <w:drawing>
+                <wp:inline distT="0" distB="0" distL="0" distR="0" wp14:anchorId="61F91365" wp14:editId="2B69F79D">
+                  <wp:extent cx="543001" cy="571580"/>
+                  <wp:effectExtent l="0" t="0" r="9525" b="0"/>
+                  <wp:docPr id="10" name="Picture 10"/>
+                  <wp:cNvGraphicFramePr>
+                    <a:graphicFrameLocks xmlns:a="http://schemas.openxmlformats.org/drawingml/2006/main" noChangeAspect="1"/>
+                  </wp:cNvGraphicFramePr>
+                  <a:graphic xmlns:a="http://schemas.openxmlformats.org/drawingml/2006/main">
+                    <a:graphicData uri="http://schemas.openxmlformats.org/drawingml/2006/picture">
+                      <pic:pic xmlns:pic="http://schemas.openxmlformats.org/drawingml/2006/picture">
+                        <pic:nvPicPr>
+                          <pic:cNvPr id="1" name=""/>
+                          <pic:cNvPicPr/>
+                        </pic:nvPicPr>
+                        <pic:blipFill>
+                          <a:blip r:embed="rId14"/>
+                          <a:stretch>
+                            <a:fillRect/>
+                          </a:stretch>
+                        </pic:blipFill>
+                        <pic:spPr>
+                          <a:xfrm>
+                            <a:off x="0" y="0"/>
+                            <a:ext cx="543001" cy="571580"/>
+                          </a:xfrm>
+                          <a:prstGeom prst="rect">
+                            <a:avLst/>
+                          </a:prstGeom>
+                        </pic:spPr>
+                      </pic:pic>
+                    </a:graphicData>
+                  </a:graphic>
+                </wp:inline>
+              </w:drawing>
+            </w:r>
+          </w:p>
+          <w:p>
+            <w:pPr>
+              <w:pStyle w:val="Text"/>
+            </w:pPr>
+          </w:p>
+          <w:p>
+            <w:pPr>
+              <w:pStyle w:val="Text"/>
+            </w:pPr>
+            <w:r>
+              <w:t xml:space="preserve">Once this is clicked on by a user, the menu will fold out allowing them to view the accessibility options and select whatever needed, then closing the menu by pressing the button once more. </w:t>
+            </w:r>
+          </w:p>
+          <w:p>
+            <w:pPr>
+              <w:pStyle w:val="Text"/>
+            </w:pPr>
+          </w:p>
+          <w:p>
+            <w:pPr>
+              <w:pStyle w:val="Text"/>
+            </w:pPr>
+          </w:p>
+          <w:p>
+            <w:pPr>
+              <w:pStyle w:val="Text"/>
+            </w:pPr>
+          </w:p>
+          <w:p>
+            <w:pPr>
+              <w:pStyle w:val="Text"/>
+            </w:pPr>
+          </w:p>
+          <w:p>
+            <w:pPr>
+              <w:pStyle w:val="Text"/>
+            </w:pPr>
+          </w:p>
+          <w:p>
+            <w:pPr>
+              <w:pStyle w:val="Text"/>
+            </w:pPr>
+          </w:p>
+          <w:p>
+            <w:pPr>
+              <w:pStyle w:val="Text"/>
+            </w:pPr>
+          </w:p>
+          <w:p>
+            <w:pPr>
+              <w:pStyle w:val="Text"/>
+            </w:pPr>
+          </w:p>
+          <w:p>
+            <w:pPr>
+              <w:pStyle w:val="Text"/>
+            </w:pPr>
+          </w:p>
+          <w:p>
+            <w:pPr>
+              <w:pStyle w:val="Text"/>
+            </w:pPr>
+          </w:p>
+          <w:p>
+            <w:pPr>
+              <w:pStyle w:val="Text"/>
+            </w:pPr>
+          </w:p>
+          <w:p>
+            <w:pPr>
+              <w:pStyle w:val="Text"/>
+            </w:pPr>
+          </w:p>
+          <w:p>
+            <w:pPr>
+              <w:pStyle w:val="Text"/>
+            </w:pPr>
+            <w:r>
+              <w:drawing>
+                <wp:inline distT="0" distB="0" distL="0" distR="0" wp14:anchorId="0580CD51" wp14:editId="39514663">
+                  <wp:extent cx="1934210" cy="3027680"/>
+                  <wp:effectExtent l="0" t="0" r="8890" b="1270"/>
+                  <wp:docPr id="11" name="Picture 11"/>
+                  <wp:cNvGraphicFramePr>
+                    <a:graphicFrameLocks xmlns:a="http://schemas.openxmlformats.org/drawingml/2006/main" noChangeAspect="1"/>
+                  </wp:cNvGraphicFramePr>
+                  <a:graphic xmlns:a="http://schemas.openxmlformats.org/drawingml/2006/main">
+                    <a:graphicData uri="http://schemas.openxmlformats.org/drawingml/2006/picture">
+                      <pic:pic xmlns:pic="http://schemas.openxmlformats.org/drawingml/2006/picture">
+                        <pic:nvPicPr>
+                          <pic:cNvPr id="1" name=""/>
+                          <pic:cNvPicPr/>
+                        </pic:nvPicPr>
+                        <pic:blipFill>
+                          <a:blip r:embed="rId15"/>
+                          <a:stretch>
+                            <a:fillRect/>
+                          </a:stretch>
+                        </pic:blipFill>
+                        <pic:spPr>
+                          <a:xfrm>
+                            <a:off x="0" y="0"/>
+                            <a:ext cx="1934210" cy="3027680"/>
+                          </a:xfrm>
+                          <a:prstGeom prst="rect">
+                            <a:avLst/>
+                          </a:prstGeom>
+                        </pic:spPr>
+                      </pic:pic>
+                    </a:graphicData>
+                  </a:graphic>
+                </wp:inline>
+              </w:drawing>
+            </w:r>
           </w:p>
         </w:tc>
       </w:tr>
@@ -581,6 +1081,10 @@
             <w:pPr>
               <w:pStyle w:val="Text"/>
             </w:pPr>
+            <w:r>
+              <w:lastRenderedPageBreak/>
+              <w:t xml:space="preserve">I needed a button on the basket to allow users to update the quantity of items already in their basket. </w:t>
+            </w:r>
           </w:p>
         </w:tc>
         <w:tc>
@@ -591,6 +1095,9 @@
             <w:pPr>
               <w:pStyle w:val="Text"/>
             </w:pPr>
+            <w:r>
+              <w:t xml:space="preserve">“How would I implement a functional button to update the quantity of an item within the user’s basket?” </w:t>
+            </w:r>
           </w:p>
         </w:tc>
         <w:tc>
@@ -602,6 +1109,88 @@
               <w:pStyle w:val="Text"/>
             </w:pPr>
           </w:p>
+          <w:p>
+            <w:pPr>
+              <w:pStyle w:val="Text"/>
+            </w:pPr>
+          </w:p>
+          <w:p>
+            <w:pPr>
+              <w:pStyle w:val="Text"/>
+            </w:pPr>
+          </w:p>
+          <w:p>
+            <w:pPr>
+              <w:pStyle w:val="Text"/>
+            </w:pPr>
+          </w:p>
+          <w:p>
+            <w:pPr>
+              <w:pStyle w:val="Text"/>
+            </w:pPr>
+          </w:p>
+          <w:p>
+            <w:pPr>
+              <w:pStyle w:val="Text"/>
+            </w:pPr>
+          </w:p>
+          <w:p>
+            <w:pPr>
+              <w:pStyle w:val="Text"/>
+            </w:pPr>
+            <w:r>
+              <w:drawing>
+                <wp:inline distT="0" distB="0" distL="0" distR="0" wp14:anchorId="545781AA" wp14:editId="3C16323F">
+                  <wp:extent cx="2797810" cy="1663700"/>
+                  <wp:effectExtent l="0" t="0" r="2540" b="0"/>
+                  <wp:docPr id="4" name="Picture 4"/>
+                  <wp:cNvGraphicFramePr>
+                    <a:graphicFrameLocks xmlns:a="http://schemas.openxmlformats.org/drawingml/2006/main" noChangeAspect="1"/>
+                  </wp:cNvGraphicFramePr>
+                  <a:graphic xmlns:a="http://schemas.openxmlformats.org/drawingml/2006/main">
+                    <a:graphicData uri="http://schemas.openxmlformats.org/drawingml/2006/picture">
+                      <pic:pic xmlns:pic="http://schemas.openxmlformats.org/drawingml/2006/picture">
+                        <pic:nvPicPr>
+                          <pic:cNvPr id="1" name=""/>
+                          <pic:cNvPicPr/>
+                        </pic:nvPicPr>
+                        <pic:blipFill>
+                          <a:blip r:embed="rId16"/>
+                          <a:stretch>
+                            <a:fillRect/>
+                          </a:stretch>
+                        </pic:blipFill>
+                        <pic:spPr>
+                          <a:xfrm>
+                            <a:off x="0" y="0"/>
+                            <a:ext cx="2797810" cy="1663700"/>
+                          </a:xfrm>
+                          <a:prstGeom prst="rect">
+                            <a:avLst/>
+                          </a:prstGeom>
+                        </pic:spPr>
+                      </pic:pic>
+                    </a:graphicData>
+                  </a:graphic>
+                </wp:inline>
+              </w:drawing>
+            </w:r>
+          </w:p>
+          <w:p>
+            <w:pPr>
+              <w:pStyle w:val="Text"/>
+            </w:pPr>
+          </w:p>
+          <w:p>
+            <w:pPr>
+              <w:pStyle w:val="Text"/>
+            </w:pPr>
+          </w:p>
+          <w:p>
+            <w:pPr>
+              <w:pStyle w:val="Text"/>
+            </w:pPr>
+          </w:p>
         </w:tc>
         <w:tc>
           <w:tcPr>
@@ -611,6 +1200,25 @@
             <w:pPr>
               <w:pStyle w:val="Text"/>
             </w:pPr>
+            <w:r>
+              <w:lastRenderedPageBreak/>
+              <w:t xml:space="preserve">I was able to create the button myself and link it to the HTTPPOST method created by copilot, the POST method allowed the button to actually function by updating the number of items within the basket when the button is clicked. </w:t>
+            </w:r>
+          </w:p>
+          <w:p>
+            <w:pPr>
+              <w:pStyle w:val="Text"/>
+            </w:pPr>
+            <w:r>
+              <w:lastRenderedPageBreak/>
+              <w:t>If there are a large enough quantity of the item remaining, it will allow the user to add another to the baske</w:t>
+            </w:r>
+            <w:r>
+              <w:t>t.</w:t>
+            </w:r>
+            <w:r>
+              <w:t xml:space="preserve"> </w:t>
+            </w:r>
           </w:p>
         </w:tc>
       </w:tr>
@@ -726,12 +1334,7 @@
           <w:color w:val="FF0000"/>
         </w:rPr>
         <w:sectPr>
-          <w:headerReference w:type="even" r:id="rId11"/>
-          <w:headerReference w:type="default" r:id="rId12"/>
-          <w:footerReference w:type="even" r:id="rId13"/>
-          <w:footerReference w:type="default" r:id="rId14"/>
-          <w:headerReference w:type="first" r:id="rId15"/>
-          <w:footerReference w:type="first" r:id="rId16"/>
+          <w:headerReference w:type="default" r:id="rId17"/>
           <w:pgSz w:w="16838" w:h="11906" w:orient="landscape" w:code="9"/>
           <w:pgMar w:top="1985" w:right="1134" w:bottom="1134" w:left="1134" w:header="0" w:footer="0" w:gutter="0"/>
           <w:cols w:space="720"/>
@@ -854,7 +1457,7 @@
       </w:r>
     </w:p>
     <w:sectPr>
-      <w:headerReference w:type="default" r:id="rId17"/>
+      <w:headerReference w:type="default" r:id="rId18"/>
       <w:pgSz w:w="16838" w:h="11906" w:orient="landscape" w:code="9"/>
       <w:pgMar w:top="1985" w:right="1134" w:bottom="1134" w:left="1134" w:header="0" w:footer="0" w:gutter="0"/>
       <w:cols w:space="720"/>
@@ -867,7 +1470,7 @@
 </file>
 
 <file path=word/endnotes.xml><?xml version="1.0" encoding="utf-8"?>
-<w:endnotes xmlns:wpc="http://schemas.microsoft.com/office/word/2010/wordprocessingCanvas" xmlns:cx="http://schemas.microsoft.com/office/drawing/2014/chartex" xmlns:cx1="http://schemas.microsoft.com/office/drawing/2015/9/8/chartex" xmlns:cx2="http://schemas.microsoft.com/office/drawing/2015/10/21/chartex" xmlns:cx3="http://schemas.microsoft.com/office/drawing/2016/5/9/chartex" xmlns:cx4="http://schemas.microsoft.com/office/drawing/2016/5/10/chartex" xmlns:cx5="http://schemas.microsoft.com/office/drawing/2016/5/11/chartex" xmlns:cx6="http://schemas.microsoft.com/office/drawing/2016/5/12/chartex" xmlns:cx7="http://schemas.microsoft.com/office/drawing/2016/5/13/chartex" xmlns:cx8="http://schemas.microsoft.com/office/drawing/2016/5/14/chartex" xmlns:mc="http://schemas.openxmlformats.org/markup-compatibility/2006" xmlns:aink="http://schemas.microsoft.com/office/drawing/2016/ink" xmlns:am3d="http://schemas.microsoft.com/office/drawing/2017/model3d" xmlns:o="urn:schemas-microsoft-com:office:office" xmlns:oel="http://schemas.microsoft.com/office/2019/extlst" xmlns:r="http://schemas.openxmlformats.org/officeDocument/2006/relationships" xmlns:m="http://schemas.openxmlformats.org/officeDocument/2006/math" xmlns:v="urn:schemas-microsoft-com:vml" xmlns:wp14="http://schemas.microsoft.com/office/word/2010/wordprocessingDrawing" xmlns:wp="http://schemas.openxmlformats.org/drawingml/2006/wordprocessingDrawing" xmlns:w10="urn:schemas-microsoft-com:office:word" xmlns:w="http://schemas.openxmlformats.org/wordprocessingml/2006/main" xmlns:w14="http://schemas.microsoft.com/office/word/2010/wordml" xmlns:w15="http://schemas.microsoft.com/office/word/2012/wordml" xmlns:w16cex="http://schemas.microsoft.com/office/word/2018/wordml/cex" xmlns:w16cid="http://schemas.microsoft.com/office/word/2016/wordml/cid" xmlns:w16="http://schemas.microsoft.com/office/word/2018/wordml" xmlns:w16du="http://schemas.microsoft.com/office/word/2023/wordml/word16du" xmlns:w16sdtdh="http://schemas.microsoft.com/office/word/2020/wordml/sdtdatahash" xmlns:w16sdtfl="http://schemas.microsoft.com/office/word/2024/wordml/sdtformatlock" xmlns:w16se="http://schemas.microsoft.com/office/word/2015/wordml/symex" xmlns:wpg="http://schemas.microsoft.com/office/word/2010/wordprocessingGroup" xmlns:wpi="http://schemas.microsoft.com/office/word/2010/wordprocessingInk" xmlns:wne="http://schemas.microsoft.com/office/word/2006/wordml" xmlns:wps="http://schemas.microsoft.com/office/word/2010/wordprocessingShape" mc:Ignorable="w14 w15 w16se w16cid w16 w16cex w16sdtdh w16sdtfl w16du wp14">
+<w:endnotes xmlns:wpc="http://schemas.microsoft.com/office/word/2010/wordprocessingCanvas" xmlns:cx="http://schemas.microsoft.com/office/drawing/2014/chartex" xmlns:cx1="http://schemas.microsoft.com/office/drawing/2015/9/8/chartex" xmlns:cx2="http://schemas.microsoft.com/office/drawing/2015/10/21/chartex" xmlns:cx3="http://schemas.microsoft.com/office/drawing/2016/5/9/chartex" xmlns:cx4="http://schemas.microsoft.com/office/drawing/2016/5/10/chartex" xmlns:cx5="http://schemas.microsoft.com/office/drawing/2016/5/11/chartex" xmlns:cx6="http://schemas.microsoft.com/office/drawing/2016/5/12/chartex" xmlns:cx7="http://schemas.microsoft.com/office/drawing/2016/5/13/chartex" xmlns:cx8="http://schemas.microsoft.com/office/drawing/2016/5/14/chartex" xmlns:mc="http://schemas.openxmlformats.org/markup-compatibility/2006" xmlns:aink="http://schemas.microsoft.com/office/drawing/2016/ink" xmlns:am3d="http://schemas.microsoft.com/office/drawing/2017/model3d" xmlns:o="urn:schemas-microsoft-com:office:office" xmlns:r="http://schemas.openxmlformats.org/officeDocument/2006/relationships" xmlns:m="http://schemas.openxmlformats.org/officeDocument/2006/math" xmlns:v="urn:schemas-microsoft-com:vml" xmlns:wp14="http://schemas.microsoft.com/office/word/2010/wordprocessingDrawing" xmlns:wp="http://schemas.openxmlformats.org/drawingml/2006/wordprocessingDrawing" xmlns:w10="urn:schemas-microsoft-com:office:word" xmlns:w="http://schemas.openxmlformats.org/wordprocessingml/2006/main" xmlns:w14="http://schemas.microsoft.com/office/word/2010/wordml" xmlns:w15="http://schemas.microsoft.com/office/word/2012/wordml" xmlns:w16cex="http://schemas.microsoft.com/office/word/2018/wordml/cex" xmlns:w16cid="http://schemas.microsoft.com/office/word/2016/wordml/cid" xmlns:w16="http://schemas.microsoft.com/office/word/2018/wordml" xmlns:w16sdtdh="http://schemas.microsoft.com/office/word/2020/wordml/sdtdatahash" xmlns:w16se="http://schemas.microsoft.com/office/word/2015/wordml/symex" xmlns:wpg="http://schemas.microsoft.com/office/word/2010/wordprocessingGroup" xmlns:wpi="http://schemas.microsoft.com/office/word/2010/wordprocessingInk" xmlns:wne="http://schemas.microsoft.com/office/word/2006/wordml" xmlns:wps="http://schemas.microsoft.com/office/word/2010/wordprocessingShape" mc:Ignorable="w14 w15 w16se w16cid w16 w16cex w16sdtdh wp14">
   <w:endnote w:type="separator" w:id="-1">
     <w:p>
       <w:r>
@@ -885,38 +1488,8 @@
 </w:endnotes>
 </file>
 
-<file path=word/footer1.xml><?xml version="1.0" encoding="utf-8"?>
-<w:ftr xmlns:wpc="http://schemas.microsoft.com/office/word/2010/wordprocessingCanvas" xmlns:cx="http://schemas.microsoft.com/office/drawing/2014/chartex" xmlns:cx1="http://schemas.microsoft.com/office/drawing/2015/9/8/chartex" xmlns:cx2="http://schemas.microsoft.com/office/drawing/2015/10/21/chartex" xmlns:cx3="http://schemas.microsoft.com/office/drawing/2016/5/9/chartex" xmlns:cx4="http://schemas.microsoft.com/office/drawing/2016/5/10/chartex" xmlns:cx5="http://schemas.microsoft.com/office/drawing/2016/5/11/chartex" xmlns:cx6="http://schemas.microsoft.com/office/drawing/2016/5/12/chartex" xmlns:cx7="http://schemas.microsoft.com/office/drawing/2016/5/13/chartex" xmlns:cx8="http://schemas.microsoft.com/office/drawing/2016/5/14/chartex" xmlns:mc="http://schemas.openxmlformats.org/markup-compatibility/2006" xmlns:aink="http://schemas.microsoft.com/office/drawing/2016/ink" xmlns:am3d="http://schemas.microsoft.com/office/drawing/2017/model3d" xmlns:o="urn:schemas-microsoft-com:office:office" xmlns:oel="http://schemas.microsoft.com/office/2019/extlst" xmlns:r="http://schemas.openxmlformats.org/officeDocument/2006/relationships" xmlns:m="http://schemas.openxmlformats.org/officeDocument/2006/math" xmlns:v="urn:schemas-microsoft-com:vml" xmlns:wp14="http://schemas.microsoft.com/office/word/2010/wordprocessingDrawing" xmlns:wp="http://schemas.openxmlformats.org/drawingml/2006/wordprocessingDrawing" xmlns:w10="urn:schemas-microsoft-com:office:word" xmlns:w="http://schemas.openxmlformats.org/wordprocessingml/2006/main" xmlns:w14="http://schemas.microsoft.com/office/word/2010/wordml" xmlns:w15="http://schemas.microsoft.com/office/word/2012/wordml" xmlns:w16cex="http://schemas.microsoft.com/office/word/2018/wordml/cex" xmlns:w16cid="http://schemas.microsoft.com/office/word/2016/wordml/cid" xmlns:w16="http://schemas.microsoft.com/office/word/2018/wordml" xmlns:w16du="http://schemas.microsoft.com/office/word/2023/wordml/word16du" xmlns:w16sdtdh="http://schemas.microsoft.com/office/word/2020/wordml/sdtdatahash" xmlns:w16sdtfl="http://schemas.microsoft.com/office/word/2024/wordml/sdtformatlock" xmlns:w16se="http://schemas.microsoft.com/office/word/2015/wordml/symex" xmlns:wpg="http://schemas.microsoft.com/office/word/2010/wordprocessingGroup" xmlns:wpi="http://schemas.microsoft.com/office/word/2010/wordprocessingInk" xmlns:wne="http://schemas.microsoft.com/office/word/2006/wordml" xmlns:wps="http://schemas.microsoft.com/office/word/2010/wordprocessingShape" mc:Ignorable="w14 w15 w16se w16cid w16 w16cex w16sdtdh w16sdtfl w16du wp14">
-  <w:p>
-    <w:pPr>
-      <w:pStyle w:val="Footer"/>
-    </w:pPr>
-  </w:p>
-</w:ftr>
-</file>
-
-<file path=word/footer2.xml><?xml version="1.0" encoding="utf-8"?>
-<w:ftr xmlns:wpc="http://schemas.microsoft.com/office/word/2010/wordprocessingCanvas" xmlns:cx="http://schemas.microsoft.com/office/drawing/2014/chartex" xmlns:cx1="http://schemas.microsoft.com/office/drawing/2015/9/8/chartex" xmlns:cx2="http://schemas.microsoft.com/office/drawing/2015/10/21/chartex" xmlns:cx3="http://schemas.microsoft.com/office/drawing/2016/5/9/chartex" xmlns:cx4="http://schemas.microsoft.com/office/drawing/2016/5/10/chartex" xmlns:cx5="http://schemas.microsoft.com/office/drawing/2016/5/11/chartex" xmlns:cx6="http://schemas.microsoft.com/office/drawing/2016/5/12/chartex" xmlns:cx7="http://schemas.microsoft.com/office/drawing/2016/5/13/chartex" xmlns:cx8="http://schemas.microsoft.com/office/drawing/2016/5/14/chartex" xmlns:mc="http://schemas.openxmlformats.org/markup-compatibility/2006" xmlns:aink="http://schemas.microsoft.com/office/drawing/2016/ink" xmlns:am3d="http://schemas.microsoft.com/office/drawing/2017/model3d" xmlns:o="urn:schemas-microsoft-com:office:office" xmlns:oel="http://schemas.microsoft.com/office/2019/extlst" xmlns:r="http://schemas.openxmlformats.org/officeDocument/2006/relationships" xmlns:m="http://schemas.openxmlformats.org/officeDocument/2006/math" xmlns:v="urn:schemas-microsoft-com:vml" xmlns:wp14="http://schemas.microsoft.com/office/word/2010/wordprocessingDrawing" xmlns:wp="http://schemas.openxmlformats.org/drawingml/2006/wordprocessingDrawing" xmlns:w10="urn:schemas-microsoft-com:office:word" xmlns:w="http://schemas.openxmlformats.org/wordprocessingml/2006/main" xmlns:w14="http://schemas.microsoft.com/office/word/2010/wordml" xmlns:w15="http://schemas.microsoft.com/office/word/2012/wordml" xmlns:w16cex="http://schemas.microsoft.com/office/word/2018/wordml/cex" xmlns:w16cid="http://schemas.microsoft.com/office/word/2016/wordml/cid" xmlns:w16="http://schemas.microsoft.com/office/word/2018/wordml" xmlns:w16du="http://schemas.microsoft.com/office/word/2023/wordml/word16du" xmlns:w16sdtdh="http://schemas.microsoft.com/office/word/2020/wordml/sdtdatahash" xmlns:w16sdtfl="http://schemas.microsoft.com/office/word/2024/wordml/sdtformatlock" xmlns:w16se="http://schemas.microsoft.com/office/word/2015/wordml/symex" xmlns:wpg="http://schemas.microsoft.com/office/word/2010/wordprocessingGroup" xmlns:wpi="http://schemas.microsoft.com/office/word/2010/wordprocessingInk" xmlns:wne="http://schemas.microsoft.com/office/word/2006/wordml" xmlns:wps="http://schemas.microsoft.com/office/word/2010/wordprocessingShape" mc:Ignorable="w14 w15 w16se w16cid w16 w16cex w16sdtdh w16sdtfl w16du wp14">
-  <w:p>
-    <w:pPr>
-      <w:pStyle w:val="Footer"/>
-    </w:pPr>
-  </w:p>
-</w:ftr>
-</file>
-
-<file path=word/footer3.xml><?xml version="1.0" encoding="utf-8"?>
-<w:ftr xmlns:wpc="http://schemas.microsoft.com/office/word/2010/wordprocessingCanvas" xmlns:cx="http://schemas.microsoft.com/office/drawing/2014/chartex" xmlns:cx1="http://schemas.microsoft.com/office/drawing/2015/9/8/chartex" xmlns:cx2="http://schemas.microsoft.com/office/drawing/2015/10/21/chartex" xmlns:cx3="http://schemas.microsoft.com/office/drawing/2016/5/9/chartex" xmlns:cx4="http://schemas.microsoft.com/office/drawing/2016/5/10/chartex" xmlns:cx5="http://schemas.microsoft.com/office/drawing/2016/5/11/chartex" xmlns:cx6="http://schemas.microsoft.com/office/drawing/2016/5/12/chartex" xmlns:cx7="http://schemas.microsoft.com/office/drawing/2016/5/13/chartex" xmlns:cx8="http://schemas.microsoft.com/office/drawing/2016/5/14/chartex" xmlns:mc="http://schemas.openxmlformats.org/markup-compatibility/2006" xmlns:aink="http://schemas.microsoft.com/office/drawing/2016/ink" xmlns:am3d="http://schemas.microsoft.com/office/drawing/2017/model3d" xmlns:o="urn:schemas-microsoft-com:office:office" xmlns:oel="http://schemas.microsoft.com/office/2019/extlst" xmlns:r="http://schemas.openxmlformats.org/officeDocument/2006/relationships" xmlns:m="http://schemas.openxmlformats.org/officeDocument/2006/math" xmlns:v="urn:schemas-microsoft-com:vml" xmlns:wp14="http://schemas.microsoft.com/office/word/2010/wordprocessingDrawing" xmlns:wp="http://schemas.openxmlformats.org/drawingml/2006/wordprocessingDrawing" xmlns:w10="urn:schemas-microsoft-com:office:word" xmlns:w="http://schemas.openxmlformats.org/wordprocessingml/2006/main" xmlns:w14="http://schemas.microsoft.com/office/word/2010/wordml" xmlns:w15="http://schemas.microsoft.com/office/word/2012/wordml" xmlns:w16cex="http://schemas.microsoft.com/office/word/2018/wordml/cex" xmlns:w16cid="http://schemas.microsoft.com/office/word/2016/wordml/cid" xmlns:w16="http://schemas.microsoft.com/office/word/2018/wordml" xmlns:w16du="http://schemas.microsoft.com/office/word/2023/wordml/word16du" xmlns:w16sdtdh="http://schemas.microsoft.com/office/word/2020/wordml/sdtdatahash" xmlns:w16sdtfl="http://schemas.microsoft.com/office/word/2024/wordml/sdtformatlock" xmlns:w16se="http://schemas.microsoft.com/office/word/2015/wordml/symex" xmlns:wpg="http://schemas.microsoft.com/office/word/2010/wordprocessingGroup" xmlns:wpi="http://schemas.microsoft.com/office/word/2010/wordprocessingInk" xmlns:wne="http://schemas.microsoft.com/office/word/2006/wordml" xmlns:wps="http://schemas.microsoft.com/office/word/2010/wordprocessingShape" mc:Ignorable="w14 w15 w16se w16cid w16 w16cex w16sdtdh w16sdtfl w16du wp14">
-  <w:p>
-    <w:pPr>
-      <w:pStyle w:val="Footer"/>
-    </w:pPr>
-  </w:p>
-</w:ftr>
-</file>
-
 <file path=word/footnotes.xml><?xml version="1.0" encoding="utf-8"?>
-<w:footnotes xmlns:wpc="http://schemas.microsoft.com/office/word/2010/wordprocessingCanvas" xmlns:cx="http://schemas.microsoft.com/office/drawing/2014/chartex" xmlns:cx1="http://schemas.microsoft.com/office/drawing/2015/9/8/chartex" xmlns:cx2="http://schemas.microsoft.com/office/drawing/2015/10/21/chartex" xmlns:cx3="http://schemas.microsoft.com/office/drawing/2016/5/9/chartex" xmlns:cx4="http://schemas.microsoft.com/office/drawing/2016/5/10/chartex" xmlns:cx5="http://schemas.microsoft.com/office/drawing/2016/5/11/chartex" xmlns:cx6="http://schemas.microsoft.com/office/drawing/2016/5/12/chartex" xmlns:cx7="http://schemas.microsoft.com/office/drawing/2016/5/13/chartex" xmlns:cx8="http://schemas.microsoft.com/office/drawing/2016/5/14/chartex" xmlns:mc="http://schemas.openxmlformats.org/markup-compatibility/2006" xmlns:aink="http://schemas.microsoft.com/office/drawing/2016/ink" xmlns:am3d="http://schemas.microsoft.com/office/drawing/2017/model3d" xmlns:o="urn:schemas-microsoft-com:office:office" xmlns:oel="http://schemas.microsoft.com/office/2019/extlst" xmlns:r="http://schemas.openxmlformats.org/officeDocument/2006/relationships" xmlns:m="http://schemas.openxmlformats.org/officeDocument/2006/math" xmlns:v="urn:schemas-microsoft-com:vml" xmlns:wp14="http://schemas.microsoft.com/office/word/2010/wordprocessingDrawing" xmlns:wp="http://schemas.openxmlformats.org/drawingml/2006/wordprocessingDrawing" xmlns:w10="urn:schemas-microsoft-com:office:word" xmlns:w="http://schemas.openxmlformats.org/wordprocessingml/2006/main" xmlns:w14="http://schemas.microsoft.com/office/word/2010/wordml" xmlns:w15="http://schemas.microsoft.com/office/word/2012/wordml" xmlns:w16cex="http://schemas.microsoft.com/office/word/2018/wordml/cex" xmlns:w16cid="http://schemas.microsoft.com/office/word/2016/wordml/cid" xmlns:w16="http://schemas.microsoft.com/office/word/2018/wordml" xmlns:w16du="http://schemas.microsoft.com/office/word/2023/wordml/word16du" xmlns:w16sdtdh="http://schemas.microsoft.com/office/word/2020/wordml/sdtdatahash" xmlns:w16sdtfl="http://schemas.microsoft.com/office/word/2024/wordml/sdtformatlock" xmlns:w16se="http://schemas.microsoft.com/office/word/2015/wordml/symex" xmlns:wpg="http://schemas.microsoft.com/office/word/2010/wordprocessingGroup" xmlns:wpi="http://schemas.microsoft.com/office/word/2010/wordprocessingInk" xmlns:wne="http://schemas.microsoft.com/office/word/2006/wordml" xmlns:wps="http://schemas.microsoft.com/office/word/2010/wordprocessingShape" mc:Ignorable="w14 w15 w16se w16cid w16 w16cex w16sdtdh w16sdtfl w16du wp14">
+<w:footnotes xmlns:wpc="http://schemas.microsoft.com/office/word/2010/wordprocessingCanvas" xmlns:cx="http://schemas.microsoft.com/office/drawing/2014/chartex" xmlns:cx1="http://schemas.microsoft.com/office/drawing/2015/9/8/chartex" xmlns:cx2="http://schemas.microsoft.com/office/drawing/2015/10/21/chartex" xmlns:cx3="http://schemas.microsoft.com/office/drawing/2016/5/9/chartex" xmlns:cx4="http://schemas.microsoft.com/office/drawing/2016/5/10/chartex" xmlns:cx5="http://schemas.microsoft.com/office/drawing/2016/5/11/chartex" xmlns:cx6="http://schemas.microsoft.com/office/drawing/2016/5/12/chartex" xmlns:cx7="http://schemas.microsoft.com/office/drawing/2016/5/13/chartex" xmlns:cx8="http://schemas.microsoft.com/office/drawing/2016/5/14/chartex" xmlns:mc="http://schemas.openxmlformats.org/markup-compatibility/2006" xmlns:aink="http://schemas.microsoft.com/office/drawing/2016/ink" xmlns:am3d="http://schemas.microsoft.com/office/drawing/2017/model3d" xmlns:o="urn:schemas-microsoft-com:office:office" xmlns:r="http://schemas.openxmlformats.org/officeDocument/2006/relationships" xmlns:m="http://schemas.openxmlformats.org/officeDocument/2006/math" xmlns:v="urn:schemas-microsoft-com:vml" xmlns:wp14="http://schemas.microsoft.com/office/word/2010/wordprocessingDrawing" xmlns:wp="http://schemas.openxmlformats.org/drawingml/2006/wordprocessingDrawing" xmlns:w10="urn:schemas-microsoft-com:office:word" xmlns:w="http://schemas.openxmlformats.org/wordprocessingml/2006/main" xmlns:w14="http://schemas.microsoft.com/office/word/2010/wordml" xmlns:w15="http://schemas.microsoft.com/office/word/2012/wordml" xmlns:w16cex="http://schemas.microsoft.com/office/word/2018/wordml/cex" xmlns:w16cid="http://schemas.microsoft.com/office/word/2016/wordml/cid" xmlns:w16="http://schemas.microsoft.com/office/word/2018/wordml" xmlns:w16sdtdh="http://schemas.microsoft.com/office/word/2020/wordml/sdtdatahash" xmlns:w16se="http://schemas.microsoft.com/office/word/2015/wordml/symex" xmlns:wpg="http://schemas.microsoft.com/office/word/2010/wordprocessingGroup" xmlns:wpi="http://schemas.microsoft.com/office/word/2010/wordprocessingInk" xmlns:wne="http://schemas.microsoft.com/office/word/2006/wordml" xmlns:wps="http://schemas.microsoft.com/office/word/2010/wordprocessingShape" mc:Ignorable="w14 w15 w16se w16cid w16 w16cex w16sdtdh wp14">
   <w:footnote w:type="separator" w:id="-1">
     <w:p>
       <w:r>
@@ -935,17 +1508,7 @@
 </file>
 
 <file path=word/header1.xml><?xml version="1.0" encoding="utf-8"?>
-<w:hdr xmlns:wpc="http://schemas.microsoft.com/office/word/2010/wordprocessingCanvas" xmlns:cx="http://schemas.microsoft.com/office/drawing/2014/chartex" xmlns:cx1="http://schemas.microsoft.com/office/drawing/2015/9/8/chartex" xmlns:cx2="http://schemas.microsoft.com/office/drawing/2015/10/21/chartex" xmlns:cx3="http://schemas.microsoft.com/office/drawing/2016/5/9/chartex" xmlns:cx4="http://schemas.microsoft.com/office/drawing/2016/5/10/chartex" xmlns:cx5="http://schemas.microsoft.com/office/drawing/2016/5/11/chartex" xmlns:cx6="http://schemas.microsoft.com/office/drawing/2016/5/12/chartex" xmlns:cx7="http://schemas.microsoft.com/office/drawing/2016/5/13/chartex" xmlns:cx8="http://schemas.microsoft.com/office/drawing/2016/5/14/chartex" xmlns:mc="http://schemas.openxmlformats.org/markup-compatibility/2006" xmlns:aink="http://schemas.microsoft.com/office/drawing/2016/ink" xmlns:am3d="http://schemas.microsoft.com/office/drawing/2017/model3d" xmlns:o="urn:schemas-microsoft-com:office:office" xmlns:oel="http://schemas.microsoft.com/office/2019/extlst" xmlns:r="http://schemas.openxmlformats.org/officeDocument/2006/relationships" xmlns:m="http://schemas.openxmlformats.org/officeDocument/2006/math" xmlns:v="urn:schemas-microsoft-com:vml" xmlns:wp14="http://schemas.microsoft.com/office/word/2010/wordprocessingDrawing" xmlns:wp="http://schemas.openxmlformats.org/drawingml/2006/wordprocessingDrawing" xmlns:w10="urn:schemas-microsoft-com:office:word" xmlns:w="http://schemas.openxmlformats.org/wordprocessingml/2006/main" xmlns:w14="http://schemas.microsoft.com/office/word/2010/wordml" xmlns:w15="http://schemas.microsoft.com/office/word/2012/wordml" xmlns:w16cex="http://schemas.microsoft.com/office/word/2018/wordml/cex" xmlns:w16cid="http://schemas.microsoft.com/office/word/2016/wordml/cid" xmlns:w16="http://schemas.microsoft.com/office/word/2018/wordml" xmlns:w16du="http://schemas.microsoft.com/office/word/2023/wordml/word16du" xmlns:w16sdtdh="http://schemas.microsoft.com/office/word/2020/wordml/sdtdatahash" xmlns:w16sdtfl="http://schemas.microsoft.com/office/word/2024/wordml/sdtformatlock" xmlns:w16se="http://schemas.microsoft.com/office/word/2015/wordml/symex" xmlns:wpg="http://schemas.microsoft.com/office/word/2010/wordprocessingGroup" xmlns:wpi="http://schemas.microsoft.com/office/word/2010/wordprocessingInk" xmlns:wne="http://schemas.microsoft.com/office/word/2006/wordml" xmlns:wps="http://schemas.microsoft.com/office/word/2010/wordprocessingShape" mc:Ignorable="w14 w15 w16se w16cid w16 w16cex w16sdtdh w16sdtfl w16du wp14">
-  <w:p>
-    <w:pPr>
-      <w:pStyle w:val="Header"/>
-    </w:pPr>
-  </w:p>
-</w:hdr>
-</file>
-
-<file path=word/header2.xml><?xml version="1.0" encoding="utf-8"?>
-<w:hdr xmlns:wpc="http://schemas.microsoft.com/office/word/2010/wordprocessingCanvas" xmlns:cx="http://schemas.microsoft.com/office/drawing/2014/chartex" xmlns:cx1="http://schemas.microsoft.com/office/drawing/2015/9/8/chartex" xmlns:cx2="http://schemas.microsoft.com/office/drawing/2015/10/21/chartex" xmlns:cx3="http://schemas.microsoft.com/office/drawing/2016/5/9/chartex" xmlns:cx4="http://schemas.microsoft.com/office/drawing/2016/5/10/chartex" xmlns:cx5="http://schemas.microsoft.com/office/drawing/2016/5/11/chartex" xmlns:cx6="http://schemas.microsoft.com/office/drawing/2016/5/12/chartex" xmlns:cx7="http://schemas.microsoft.com/office/drawing/2016/5/13/chartex" xmlns:cx8="http://schemas.microsoft.com/office/drawing/2016/5/14/chartex" xmlns:mc="http://schemas.openxmlformats.org/markup-compatibility/2006" xmlns:aink="http://schemas.microsoft.com/office/drawing/2016/ink" xmlns:am3d="http://schemas.microsoft.com/office/drawing/2017/model3d" xmlns:o="urn:schemas-microsoft-com:office:office" xmlns:oel="http://schemas.microsoft.com/office/2019/extlst" xmlns:r="http://schemas.openxmlformats.org/officeDocument/2006/relationships" xmlns:m="http://schemas.openxmlformats.org/officeDocument/2006/math" xmlns:v="urn:schemas-microsoft-com:vml" xmlns:wp14="http://schemas.microsoft.com/office/word/2010/wordprocessingDrawing" xmlns:wp="http://schemas.openxmlformats.org/drawingml/2006/wordprocessingDrawing" xmlns:w10="urn:schemas-microsoft-com:office:word" xmlns:w="http://schemas.openxmlformats.org/wordprocessingml/2006/main" xmlns:w14="http://schemas.microsoft.com/office/word/2010/wordml" xmlns:w15="http://schemas.microsoft.com/office/word/2012/wordml" xmlns:w16cex="http://schemas.microsoft.com/office/word/2018/wordml/cex" xmlns:w16cid="http://schemas.microsoft.com/office/word/2016/wordml/cid" xmlns:w16="http://schemas.microsoft.com/office/word/2018/wordml" xmlns:w16du="http://schemas.microsoft.com/office/word/2023/wordml/word16du" xmlns:w16sdtdh="http://schemas.microsoft.com/office/word/2020/wordml/sdtdatahash" xmlns:w16sdtfl="http://schemas.microsoft.com/office/word/2024/wordml/sdtformatlock" xmlns:w16se="http://schemas.microsoft.com/office/word/2015/wordml/symex" xmlns:wpg="http://schemas.microsoft.com/office/word/2010/wordprocessingGroup" xmlns:wpi="http://schemas.microsoft.com/office/word/2010/wordprocessingInk" xmlns:wne="http://schemas.microsoft.com/office/word/2006/wordml" xmlns:wps="http://schemas.microsoft.com/office/word/2010/wordprocessingShape" mc:Ignorable="w14 w15 w16se w16cid w16 w16cex w16sdtdh w16sdtfl w16du wp14">
+<w:hdr xmlns:wpc="http://schemas.microsoft.com/office/word/2010/wordprocessingCanvas" xmlns:cx="http://schemas.microsoft.com/office/drawing/2014/chartex" xmlns:cx1="http://schemas.microsoft.com/office/drawing/2015/9/8/chartex" xmlns:cx2="http://schemas.microsoft.com/office/drawing/2015/10/21/chartex" xmlns:cx3="http://schemas.microsoft.com/office/drawing/2016/5/9/chartex" xmlns:cx4="http://schemas.microsoft.com/office/drawing/2016/5/10/chartex" xmlns:cx5="http://schemas.microsoft.com/office/drawing/2016/5/11/chartex" xmlns:cx6="http://schemas.microsoft.com/office/drawing/2016/5/12/chartex" xmlns:cx7="http://schemas.microsoft.com/office/drawing/2016/5/13/chartex" xmlns:cx8="http://schemas.microsoft.com/office/drawing/2016/5/14/chartex" xmlns:mc="http://schemas.openxmlformats.org/markup-compatibility/2006" xmlns:aink="http://schemas.microsoft.com/office/drawing/2016/ink" xmlns:am3d="http://schemas.microsoft.com/office/drawing/2017/model3d" xmlns:o="urn:schemas-microsoft-com:office:office" xmlns:r="http://schemas.openxmlformats.org/officeDocument/2006/relationships" xmlns:m="http://schemas.openxmlformats.org/officeDocument/2006/math" xmlns:v="urn:schemas-microsoft-com:vml" xmlns:wp14="http://schemas.microsoft.com/office/word/2010/wordprocessingDrawing" xmlns:wp="http://schemas.openxmlformats.org/drawingml/2006/wordprocessingDrawing" xmlns:w10="urn:schemas-microsoft-com:office:word" xmlns:w="http://schemas.openxmlformats.org/wordprocessingml/2006/main" xmlns:w14="http://schemas.microsoft.com/office/word/2010/wordml" xmlns:w15="http://schemas.microsoft.com/office/word/2012/wordml" xmlns:w16cex="http://schemas.microsoft.com/office/word/2018/wordml/cex" xmlns:w16cid="http://schemas.microsoft.com/office/word/2016/wordml/cid" xmlns:w16="http://schemas.microsoft.com/office/word/2018/wordml" xmlns:w16sdtdh="http://schemas.microsoft.com/office/word/2020/wordml/sdtdatahash" xmlns:w16se="http://schemas.microsoft.com/office/word/2015/wordml/symex" xmlns:wpg="http://schemas.microsoft.com/office/word/2010/wordprocessingGroup" xmlns:wpi="http://schemas.microsoft.com/office/word/2010/wordprocessingInk" xmlns:wne="http://schemas.microsoft.com/office/word/2006/wordml" xmlns:wps="http://schemas.microsoft.com/office/word/2010/wordprocessingShape" mc:Ignorable="w14 w15 w16se w16cid w16 w16cex w16sdtdh wp14">
   <w:p>
     <w:pPr>
       <w:pStyle w:val="Header"/>
@@ -1066,18 +1629,8 @@
 </w:hdr>
 </file>
 
-<file path=word/header3.xml><?xml version="1.0" encoding="utf-8"?>
-<w:hdr xmlns:wpc="http://schemas.microsoft.com/office/word/2010/wordprocessingCanvas" xmlns:cx="http://schemas.microsoft.com/office/drawing/2014/chartex" xmlns:cx1="http://schemas.microsoft.com/office/drawing/2015/9/8/chartex" xmlns:cx2="http://schemas.microsoft.com/office/drawing/2015/10/21/chartex" xmlns:cx3="http://schemas.microsoft.com/office/drawing/2016/5/9/chartex" xmlns:cx4="http://schemas.microsoft.com/office/drawing/2016/5/10/chartex" xmlns:cx5="http://schemas.microsoft.com/office/drawing/2016/5/11/chartex" xmlns:cx6="http://schemas.microsoft.com/office/drawing/2016/5/12/chartex" xmlns:cx7="http://schemas.microsoft.com/office/drawing/2016/5/13/chartex" xmlns:cx8="http://schemas.microsoft.com/office/drawing/2016/5/14/chartex" xmlns:mc="http://schemas.openxmlformats.org/markup-compatibility/2006" xmlns:aink="http://schemas.microsoft.com/office/drawing/2016/ink" xmlns:am3d="http://schemas.microsoft.com/office/drawing/2017/model3d" xmlns:o="urn:schemas-microsoft-com:office:office" xmlns:oel="http://schemas.microsoft.com/office/2019/extlst" xmlns:r="http://schemas.openxmlformats.org/officeDocument/2006/relationships" xmlns:m="http://schemas.openxmlformats.org/officeDocument/2006/math" xmlns:v="urn:schemas-microsoft-com:vml" xmlns:wp14="http://schemas.microsoft.com/office/word/2010/wordprocessingDrawing" xmlns:wp="http://schemas.openxmlformats.org/drawingml/2006/wordprocessingDrawing" xmlns:w10="urn:schemas-microsoft-com:office:word" xmlns:w="http://schemas.openxmlformats.org/wordprocessingml/2006/main" xmlns:w14="http://schemas.microsoft.com/office/word/2010/wordml" xmlns:w15="http://schemas.microsoft.com/office/word/2012/wordml" xmlns:w16cex="http://schemas.microsoft.com/office/word/2018/wordml/cex" xmlns:w16cid="http://schemas.microsoft.com/office/word/2016/wordml/cid" xmlns:w16="http://schemas.microsoft.com/office/word/2018/wordml" xmlns:w16du="http://schemas.microsoft.com/office/word/2023/wordml/word16du" xmlns:w16sdtdh="http://schemas.microsoft.com/office/word/2020/wordml/sdtdatahash" xmlns:w16sdtfl="http://schemas.microsoft.com/office/word/2024/wordml/sdtformatlock" xmlns:w16se="http://schemas.microsoft.com/office/word/2015/wordml/symex" xmlns:wpg="http://schemas.microsoft.com/office/word/2010/wordprocessingGroup" xmlns:wpi="http://schemas.microsoft.com/office/word/2010/wordprocessingInk" xmlns:wne="http://schemas.microsoft.com/office/word/2006/wordml" xmlns:wps="http://schemas.microsoft.com/office/word/2010/wordprocessingShape" mc:Ignorable="w14 w15 w16se w16cid w16 w16cex w16sdtdh w16sdtfl w16du wp14">
-  <w:p>
-    <w:pPr>
-      <w:pStyle w:val="Header"/>
-    </w:pPr>
-  </w:p>
-</w:hdr>
-</file>
-
-<file path=word/header4.xml><?xml version="1.0" encoding="utf-8"?>
-<w:hdr xmlns:wpc="http://schemas.microsoft.com/office/word/2010/wordprocessingCanvas" xmlns:cx="http://schemas.microsoft.com/office/drawing/2014/chartex" xmlns:cx1="http://schemas.microsoft.com/office/drawing/2015/9/8/chartex" xmlns:cx2="http://schemas.microsoft.com/office/drawing/2015/10/21/chartex" xmlns:cx3="http://schemas.microsoft.com/office/drawing/2016/5/9/chartex" xmlns:cx4="http://schemas.microsoft.com/office/drawing/2016/5/10/chartex" xmlns:cx5="http://schemas.microsoft.com/office/drawing/2016/5/11/chartex" xmlns:cx6="http://schemas.microsoft.com/office/drawing/2016/5/12/chartex" xmlns:cx7="http://schemas.microsoft.com/office/drawing/2016/5/13/chartex" xmlns:cx8="http://schemas.microsoft.com/office/drawing/2016/5/14/chartex" xmlns:mc="http://schemas.openxmlformats.org/markup-compatibility/2006" xmlns:aink="http://schemas.microsoft.com/office/drawing/2016/ink" xmlns:am3d="http://schemas.microsoft.com/office/drawing/2017/model3d" xmlns:o="urn:schemas-microsoft-com:office:office" xmlns:oel="http://schemas.microsoft.com/office/2019/extlst" xmlns:r="http://schemas.openxmlformats.org/officeDocument/2006/relationships" xmlns:m="http://schemas.openxmlformats.org/officeDocument/2006/math" xmlns:v="urn:schemas-microsoft-com:vml" xmlns:wp14="http://schemas.microsoft.com/office/word/2010/wordprocessingDrawing" xmlns:wp="http://schemas.openxmlformats.org/drawingml/2006/wordprocessingDrawing" xmlns:w10="urn:schemas-microsoft-com:office:word" xmlns:w="http://schemas.openxmlformats.org/wordprocessingml/2006/main" xmlns:w14="http://schemas.microsoft.com/office/word/2010/wordml" xmlns:w15="http://schemas.microsoft.com/office/word/2012/wordml" xmlns:w16cex="http://schemas.microsoft.com/office/word/2018/wordml/cex" xmlns:w16cid="http://schemas.microsoft.com/office/word/2016/wordml/cid" xmlns:w16="http://schemas.microsoft.com/office/word/2018/wordml" xmlns:w16du="http://schemas.microsoft.com/office/word/2023/wordml/word16du" xmlns:w16sdtdh="http://schemas.microsoft.com/office/word/2020/wordml/sdtdatahash" xmlns:w16sdtfl="http://schemas.microsoft.com/office/word/2024/wordml/sdtformatlock" xmlns:w16se="http://schemas.microsoft.com/office/word/2015/wordml/symex" xmlns:wpg="http://schemas.microsoft.com/office/word/2010/wordprocessingGroup" xmlns:wpi="http://schemas.microsoft.com/office/word/2010/wordprocessingInk" xmlns:wne="http://schemas.microsoft.com/office/word/2006/wordml" xmlns:wps="http://schemas.microsoft.com/office/word/2010/wordprocessingShape" mc:Ignorable="w14 w15 w16se w16cid w16 w16cex w16sdtdh w16sdtfl w16du wp14">
+<file path=word/header2.xml><?xml version="1.0" encoding="utf-8"?>
+<w:hdr xmlns:wpc="http://schemas.microsoft.com/office/word/2010/wordprocessingCanvas" xmlns:cx="http://schemas.microsoft.com/office/drawing/2014/chartex" xmlns:cx1="http://schemas.microsoft.com/office/drawing/2015/9/8/chartex" xmlns:cx2="http://schemas.microsoft.com/office/drawing/2015/10/21/chartex" xmlns:cx3="http://schemas.microsoft.com/office/drawing/2016/5/9/chartex" xmlns:cx4="http://schemas.microsoft.com/office/drawing/2016/5/10/chartex" xmlns:cx5="http://schemas.microsoft.com/office/drawing/2016/5/11/chartex" xmlns:cx6="http://schemas.microsoft.com/office/drawing/2016/5/12/chartex" xmlns:cx7="http://schemas.microsoft.com/office/drawing/2016/5/13/chartex" xmlns:cx8="http://schemas.microsoft.com/office/drawing/2016/5/14/chartex" xmlns:mc="http://schemas.openxmlformats.org/markup-compatibility/2006" xmlns:aink="http://schemas.microsoft.com/office/drawing/2016/ink" xmlns:am3d="http://schemas.microsoft.com/office/drawing/2017/model3d" xmlns:o="urn:schemas-microsoft-com:office:office" xmlns:r="http://schemas.openxmlformats.org/officeDocument/2006/relationships" xmlns:m="http://schemas.openxmlformats.org/officeDocument/2006/math" xmlns:v="urn:schemas-microsoft-com:vml" xmlns:wp14="http://schemas.microsoft.com/office/word/2010/wordprocessingDrawing" xmlns:wp="http://schemas.openxmlformats.org/drawingml/2006/wordprocessingDrawing" xmlns:w10="urn:schemas-microsoft-com:office:word" xmlns:w="http://schemas.openxmlformats.org/wordprocessingml/2006/main" xmlns:w14="http://schemas.microsoft.com/office/word/2010/wordml" xmlns:w15="http://schemas.microsoft.com/office/word/2012/wordml" xmlns:w16cex="http://schemas.microsoft.com/office/word/2018/wordml/cex" xmlns:w16cid="http://schemas.microsoft.com/office/word/2016/wordml/cid" xmlns:w16="http://schemas.microsoft.com/office/word/2018/wordml" xmlns:w16sdtdh="http://schemas.microsoft.com/office/word/2020/wordml/sdtdatahash" xmlns:w16se="http://schemas.microsoft.com/office/word/2015/wordml/symex" xmlns:wpg="http://schemas.microsoft.com/office/word/2010/wordprocessingGroup" xmlns:wpi="http://schemas.microsoft.com/office/word/2010/wordprocessingInk" xmlns:wne="http://schemas.microsoft.com/office/word/2006/wordml" xmlns:wps="http://schemas.microsoft.com/office/word/2010/wordprocessingShape" mc:Ignorable="w14 w15 w16se w16cid w16 w16cex w16sdtdh wp14">
   <w:p>
     <w:pPr>
       <w:pStyle w:val="Header"/>
@@ -1199,7 +1752,7 @@
 </file>
 
 <file path=word/styles.xml><?xml version="1.0" encoding="utf-8"?>
-<w:styles xmlns:mc="http://schemas.openxmlformats.org/markup-compatibility/2006" xmlns:r="http://schemas.openxmlformats.org/officeDocument/2006/relationships" xmlns:w="http://schemas.openxmlformats.org/wordprocessingml/2006/main" xmlns:w14="http://schemas.microsoft.com/office/word/2010/wordml" xmlns:w15="http://schemas.microsoft.com/office/word/2012/wordml" xmlns:w16cex="http://schemas.microsoft.com/office/word/2018/wordml/cex" xmlns:w16cid="http://schemas.microsoft.com/office/word/2016/wordml/cid" xmlns:w16="http://schemas.microsoft.com/office/word/2018/wordml" xmlns:w16du="http://schemas.microsoft.com/office/word/2023/wordml/word16du" xmlns:w16sdtdh="http://schemas.microsoft.com/office/word/2020/wordml/sdtdatahash" xmlns:w16sdtfl="http://schemas.microsoft.com/office/word/2024/wordml/sdtformatlock" xmlns:w16se="http://schemas.microsoft.com/office/word/2015/wordml/symex" mc:Ignorable="w14 w15 w16se w16cid w16 w16cex w16sdtdh w16sdtfl w16du">
+<w:styles xmlns:mc="http://schemas.openxmlformats.org/markup-compatibility/2006" xmlns:r="http://schemas.openxmlformats.org/officeDocument/2006/relationships" xmlns:w="http://schemas.openxmlformats.org/wordprocessingml/2006/main" xmlns:w14="http://schemas.microsoft.com/office/word/2010/wordml" xmlns:w15="http://schemas.microsoft.com/office/word/2012/wordml" xmlns:w16cex="http://schemas.microsoft.com/office/word/2018/wordml/cex" xmlns:w16cid="http://schemas.microsoft.com/office/word/2016/wordml/cid" xmlns:w16="http://schemas.microsoft.com/office/word/2018/wordml" xmlns:w16sdtdh="http://schemas.microsoft.com/office/word/2020/wordml/sdtdatahash" xmlns:w16se="http://schemas.microsoft.com/office/word/2015/wordml/symex" mc:Ignorable="w14 w15 w16se w16cid w16 w16cex w16sdtdh">
   <w:docDefaults>
     <w:rPrDefault>
       <w:rPr>
@@ -1830,6 +2383,7 @@
   <w:style w:type="character" w:default="1" w:styleId="DefaultParagraphFont">
     <w:name w:val="Default Paragraph Font"/>
     <w:uiPriority w:val="1"/>
+    <w:semiHidden/>
     <w:unhideWhenUsed/>
   </w:style>
   <w:style w:type="table" w:default="1" w:styleId="TableNormal">
@@ -2658,6 +3212,15 @@
 </file>
 
 <file path=customXml/item1.xml><?xml version="1.0" encoding="utf-8"?>
+<?mso-contentType ?>
+<FormTemplates xmlns="http://schemas.microsoft.com/sharepoint/v3/contenttype/forms">
+  <Display>DocumentLibraryForm</Display>
+  <Edit>DocumentLibraryForm</Edit>
+  <New>DocumentLibraryForm</New>
+</FormTemplates>
+</file>
+
+<file path=customXml/item2.xml><?xml version="1.0" encoding="utf-8"?>
 <p:properties xmlns:p="http://schemas.microsoft.com/office/2006/metadata/properties" xmlns:xsi="http://www.w3.org/2001/XMLSchema-instance" xmlns:pc="http://schemas.microsoft.com/office/infopath/2007/PartnerControls">
   <documentManagement>
     <lcf76f155ced4ddcb4097134ff3c332f xmlns="03002ca9-34ad-434c-ac87-26756c0cdd06">
@@ -2668,15 +3231,6 @@
     <_ip_UnifiedCompliancePolicyProperties xmlns="http://schemas.microsoft.com/sharepoint/v3" xsi:nil="true"/>
   </documentManagement>
 </p:properties>
-</file>
-
-<file path=customXml/item2.xml><?xml version="1.0" encoding="utf-8"?>
-<?mso-contentType ?>
-<FormTemplates xmlns="http://schemas.microsoft.com/sharepoint/v3/contenttype/forms">
-  <Display>DocumentLibraryForm</Display>
-  <Edit>DocumentLibraryForm</Edit>
-  <New>DocumentLibraryForm</New>
-</FormTemplates>
 </file>
 
 <file path=customXml/item3.xml><?xml version="1.0" encoding="utf-8"?>
@@ -2958,6 +3512,14 @@
 </file>
 
 <file path=customXml/itemProps1.xml><?xml version="1.0" encoding="utf-8"?>
+<ds:datastoreItem xmlns:ds="http://schemas.openxmlformats.org/officeDocument/2006/customXml" ds:itemID="{3090D552-63EF-48E3-A3C5-B15849294E8A}">
+  <ds:schemaRefs>
+    <ds:schemaRef ds:uri="http://schemas.microsoft.com/sharepoint/v3/contenttype/forms"/>
+  </ds:schemaRefs>
+</ds:datastoreItem>
+</file>
+
+<file path=customXml/itemProps2.xml><?xml version="1.0" encoding="utf-8"?>
 <ds:datastoreItem xmlns:ds="http://schemas.openxmlformats.org/officeDocument/2006/customXml" ds:itemID="{8FA2BB78-7E7F-47E4-98EE-7B83F5E70C59}">
   <ds:schemaRefs>
     <ds:schemaRef ds:uri="http://schemas.microsoft.com/office/2006/metadata/properties"/>
@@ -2965,14 +3527,6 @@
     <ds:schemaRef ds:uri="03002ca9-34ad-434c-ac87-26756c0cdd06"/>
     <ds:schemaRef ds:uri="477676f7-3aaa-488c-8018-0d93153801a5"/>
     <ds:schemaRef ds:uri="http://schemas.microsoft.com/sharepoint/v3"/>
-  </ds:schemaRefs>
-</ds:datastoreItem>
-</file>
-
-<file path=customXml/itemProps2.xml><?xml version="1.0" encoding="utf-8"?>
-<ds:datastoreItem xmlns:ds="http://schemas.openxmlformats.org/officeDocument/2006/customXml" ds:itemID="{3090D552-63EF-48E3-A3C5-B15849294E8A}">
-  <ds:schemaRefs>
-    <ds:schemaRef ds:uri="http://schemas.microsoft.com/sharepoint/v3/contenttype/forms"/>
   </ds:schemaRefs>
 </ds:datastoreItem>
 </file>

--- a/Task2_AI_Log.docx
+++ b/Task2_AI_Log.docx
@@ -1,6 +1,6 @@
 
 <file path=word/document.xml><?xml version="1.0" encoding="utf-8"?>
-<w:document xmlns:wpc="http://schemas.microsoft.com/office/word/2010/wordprocessingCanvas" xmlns:cx="http://schemas.microsoft.com/office/drawing/2014/chartex" xmlns:cx1="http://schemas.microsoft.com/office/drawing/2015/9/8/chartex" xmlns:cx2="http://schemas.microsoft.com/office/drawing/2015/10/21/chartex" xmlns:cx3="http://schemas.microsoft.com/office/drawing/2016/5/9/chartex" xmlns:cx4="http://schemas.microsoft.com/office/drawing/2016/5/10/chartex" xmlns:cx5="http://schemas.microsoft.com/office/drawing/2016/5/11/chartex" xmlns:cx6="http://schemas.microsoft.com/office/drawing/2016/5/12/chartex" xmlns:cx7="http://schemas.microsoft.com/office/drawing/2016/5/13/chartex" xmlns:cx8="http://schemas.microsoft.com/office/drawing/2016/5/14/chartex" xmlns:mc="http://schemas.openxmlformats.org/markup-compatibility/2006" xmlns:aink="http://schemas.microsoft.com/office/drawing/2016/ink" xmlns:am3d="http://schemas.microsoft.com/office/drawing/2017/model3d" xmlns:o="urn:schemas-microsoft-com:office:office" xmlns:r="http://schemas.openxmlformats.org/officeDocument/2006/relationships" xmlns:m="http://schemas.openxmlformats.org/officeDocument/2006/math" xmlns:v="urn:schemas-microsoft-com:vml" xmlns:wp14="http://schemas.microsoft.com/office/word/2010/wordprocessingDrawing" xmlns:wp="http://schemas.openxmlformats.org/drawingml/2006/wordprocessingDrawing" xmlns:w10="urn:schemas-microsoft-com:office:word" xmlns:w="http://schemas.openxmlformats.org/wordprocessingml/2006/main" xmlns:w14="http://schemas.microsoft.com/office/word/2010/wordml" xmlns:w15="http://schemas.microsoft.com/office/word/2012/wordml" xmlns:w16cex="http://schemas.microsoft.com/office/word/2018/wordml/cex" xmlns:w16cid="http://schemas.microsoft.com/office/word/2016/wordml/cid" xmlns:w16="http://schemas.microsoft.com/office/word/2018/wordml" xmlns:w16sdtdh="http://schemas.microsoft.com/office/word/2020/wordml/sdtdatahash" xmlns:w16se="http://schemas.microsoft.com/office/word/2015/wordml/symex" xmlns:wpg="http://schemas.microsoft.com/office/word/2010/wordprocessingGroup" xmlns:wpi="http://schemas.microsoft.com/office/word/2010/wordprocessingInk" xmlns:wne="http://schemas.microsoft.com/office/word/2006/wordml" xmlns:wps="http://schemas.microsoft.com/office/word/2010/wordprocessingShape" mc:Ignorable="w14 w15 w16se w16cid w16 w16cex w16sdtdh wp14">
+<w:document xmlns:wpc="http://schemas.microsoft.com/office/word/2010/wordprocessingCanvas" xmlns:cx="http://schemas.microsoft.com/office/drawing/2014/chartex" xmlns:cx1="http://schemas.microsoft.com/office/drawing/2015/9/8/chartex" xmlns:cx2="http://schemas.microsoft.com/office/drawing/2015/10/21/chartex" xmlns:cx3="http://schemas.microsoft.com/office/drawing/2016/5/9/chartex" xmlns:cx4="http://schemas.microsoft.com/office/drawing/2016/5/10/chartex" xmlns:cx5="http://schemas.microsoft.com/office/drawing/2016/5/11/chartex" xmlns:cx6="http://schemas.microsoft.com/office/drawing/2016/5/12/chartex" xmlns:cx7="http://schemas.microsoft.com/office/drawing/2016/5/13/chartex" xmlns:cx8="http://schemas.microsoft.com/office/drawing/2016/5/14/chartex" xmlns:mc="http://schemas.openxmlformats.org/markup-compatibility/2006" xmlns:aink="http://schemas.microsoft.com/office/drawing/2016/ink" xmlns:am3d="http://schemas.microsoft.com/office/drawing/2017/model3d" xmlns:o="urn:schemas-microsoft-com:office:office" xmlns:oel="http://schemas.microsoft.com/office/2019/extlst" xmlns:r="http://schemas.openxmlformats.org/officeDocument/2006/relationships" xmlns:m="http://schemas.openxmlformats.org/officeDocument/2006/math" xmlns:v="urn:schemas-microsoft-com:vml" xmlns:wp14="http://schemas.microsoft.com/office/word/2010/wordprocessingDrawing" xmlns:wp="http://schemas.openxmlformats.org/drawingml/2006/wordprocessingDrawing" xmlns:w10="urn:schemas-microsoft-com:office:word" xmlns:w="http://schemas.openxmlformats.org/wordprocessingml/2006/main" xmlns:w14="http://schemas.microsoft.com/office/word/2010/wordml" xmlns:w15="http://schemas.microsoft.com/office/word/2012/wordml" xmlns:w16cex="http://schemas.microsoft.com/office/word/2018/wordml/cex" xmlns:w16cid="http://schemas.microsoft.com/office/word/2016/wordml/cid" xmlns:w16="http://schemas.microsoft.com/office/word/2018/wordml" xmlns:w16du="http://schemas.microsoft.com/office/word/2023/wordml/word16du" xmlns:w16sdtdh="http://schemas.microsoft.com/office/word/2020/wordml/sdtdatahash" xmlns:w16sdtfl="http://schemas.microsoft.com/office/word/2024/wordml/sdtformatlock" xmlns:w16se="http://schemas.microsoft.com/office/word/2015/wordml/symex" xmlns:wpg="http://schemas.microsoft.com/office/word/2010/wordprocessingGroup" xmlns:wpi="http://schemas.microsoft.com/office/word/2010/wordprocessingInk" xmlns:wne="http://schemas.microsoft.com/office/word/2006/wordml" xmlns:wps="http://schemas.microsoft.com/office/word/2010/wordprocessingShape" mc:Ignorable="w14 w15 w16se w16cid w16 w16cex w16sdtdh w16sdtfl w16du wp14">
   <w:body>
     <w:p>
       <w:pPr>
@@ -335,7 +335,7 @@
                           <pic:cNvPicPr/>
                         </pic:nvPicPr>
                         <pic:blipFill>
-                          <a:blip r:embed="rId9"/>
+                          <a:blip r:embed="rId10"/>
                           <a:stretch>
                             <a:fillRect/>
                           </a:stretch>
@@ -405,7 +405,7 @@
                           <pic:cNvPicPr/>
                         </pic:nvPicPr>
                         <pic:blipFill>
-                          <a:blip r:embed="rId10"/>
+                          <a:blip r:embed="rId11"/>
                           <a:stretch>
                             <a:fillRect/>
                           </a:stretch>
@@ -471,7 +471,6 @@
               <w:pStyle w:val="Text"/>
             </w:pPr>
             <w:r>
-              <w:lastRenderedPageBreak/>
               <w:t xml:space="preserve">I wanted to change the accessibility sidebar to be a pop-out when clicking an accessibility button on the side of the users’ screen, to make the bar take up less space for user’s who may not be using the functions, while still being able to include them. </w:t>
             </w:r>
           </w:p>
@@ -608,118 +607,14 @@
               <w:pStyle w:val="Text"/>
             </w:pPr>
             <w:r>
+              <w:rPr>
+                <w:noProof/>
+              </w:rPr>
               <w:drawing>
                 <wp:inline distT="0" distB="0" distL="0" distR="0" wp14:anchorId="29EFB691" wp14:editId="6C3B95BD">
                   <wp:extent cx="2797810" cy="3712210"/>
                   <wp:effectExtent l="0" t="0" r="2540" b="2540"/>
                   <wp:docPr id="5" name="Picture 5"/>
-                  <wp:cNvGraphicFramePr>
-                    <a:graphicFrameLocks xmlns:a="http://schemas.openxmlformats.org/drawingml/2006/main" noChangeAspect="1"/>
-                  </wp:cNvGraphicFramePr>
-                  <a:graphic xmlns:a="http://schemas.openxmlformats.org/drawingml/2006/main">
-                    <a:graphicData uri="http://schemas.openxmlformats.org/drawingml/2006/picture">
-                      <pic:pic xmlns:pic="http://schemas.openxmlformats.org/drawingml/2006/picture">
-                        <pic:nvPicPr>
-                          <pic:cNvPr id="1" name=""/>
-                          <pic:cNvPicPr/>
-                        </pic:nvPicPr>
-                        <pic:blipFill>
-                          <a:blip r:embed="rId11"/>
-                          <a:stretch>
-                            <a:fillRect/>
-                          </a:stretch>
-                        </pic:blipFill>
-                        <pic:spPr>
-                          <a:xfrm>
-                            <a:off x="0" y="0"/>
-                            <a:ext cx="2797810" cy="3712210"/>
-                          </a:xfrm>
-                          <a:prstGeom prst="rect">
-                            <a:avLst/>
-                          </a:prstGeom>
-                        </pic:spPr>
-                      </pic:pic>
-                    </a:graphicData>
-                  </a:graphic>
-                </wp:inline>
-              </w:drawing>
-            </w:r>
-          </w:p>
-          <w:p>
-            <w:pPr>
-              <w:pStyle w:val="Text"/>
-            </w:pPr>
-          </w:p>
-          <w:p>
-            <w:pPr>
-              <w:pStyle w:val="Text"/>
-            </w:pPr>
-          </w:p>
-          <w:p>
-            <w:pPr>
-              <w:pStyle w:val="Text"/>
-            </w:pPr>
-          </w:p>
-          <w:p>
-            <w:pPr>
-              <w:pStyle w:val="Text"/>
-            </w:pPr>
-          </w:p>
-          <w:p>
-            <w:pPr>
-              <w:pStyle w:val="Text"/>
-            </w:pPr>
-          </w:p>
-          <w:p>
-            <w:pPr>
-              <w:pStyle w:val="Text"/>
-            </w:pPr>
-          </w:p>
-          <w:p>
-            <w:pPr>
-              <w:pStyle w:val="Text"/>
-            </w:pPr>
-          </w:p>
-          <w:p>
-            <w:pPr>
-              <w:pStyle w:val="Text"/>
-            </w:pPr>
-          </w:p>
-          <w:p>
-            <w:pPr>
-              <w:pStyle w:val="Text"/>
-            </w:pPr>
-          </w:p>
-          <w:p>
-            <w:pPr>
-              <w:pStyle w:val="Text"/>
-            </w:pPr>
-          </w:p>
-          <w:p>
-            <w:pPr>
-              <w:pStyle w:val="Text"/>
-            </w:pPr>
-          </w:p>
-          <w:p>
-            <w:pPr>
-              <w:pStyle w:val="Text"/>
-            </w:pPr>
-          </w:p>
-          <w:p>
-            <w:pPr>
-              <w:pStyle w:val="Text"/>
-            </w:pPr>
-          </w:p>
-          <w:p>
-            <w:pPr>
-              <w:pStyle w:val="Text"/>
-            </w:pPr>
-            <w:r>
-              <w:drawing>
-                <wp:inline distT="0" distB="0" distL="0" distR="0" wp14:anchorId="7A64BCDF" wp14:editId="05AEA10A">
-                  <wp:extent cx="2797810" cy="3571875"/>
-                  <wp:effectExtent l="0" t="0" r="2540" b="9525"/>
-                  <wp:docPr id="7" name="Picture 7"/>
                   <wp:cNvGraphicFramePr>
                     <a:graphicFrameLocks xmlns:a="http://schemas.openxmlformats.org/drawingml/2006/main" noChangeAspect="1"/>
                   </wp:cNvGraphicFramePr>
@@ -739,7 +634,7 @@
                         <pic:spPr>
                           <a:xfrm>
                             <a:off x="0" y="0"/>
-                            <a:ext cx="2797810" cy="3571875"/>
+                            <a:ext cx="2797810" cy="3712210"/>
                           </a:xfrm>
                           <a:prstGeom prst="rect">
                             <a:avLst/>
@@ -821,42 +716,15 @@
             <w:pPr>
               <w:pStyle w:val="Text"/>
             </w:pPr>
-          </w:p>
-          <w:p>
-            <w:pPr>
-              <w:pStyle w:val="Text"/>
-            </w:pPr>
-          </w:p>
-          <w:p>
-            <w:pPr>
-              <w:pStyle w:val="Text"/>
-            </w:pPr>
-          </w:p>
-          <w:p>
-            <w:pPr>
-              <w:pStyle w:val="Text"/>
-            </w:pPr>
-          </w:p>
-          <w:p>
-            <w:pPr>
-              <w:pStyle w:val="Text"/>
-            </w:pPr>
-          </w:p>
-          <w:p>
-            <w:pPr>
-              <w:pStyle w:val="Text"/>
-            </w:pPr>
-          </w:p>
-          <w:p>
-            <w:pPr>
-              <w:pStyle w:val="Text"/>
-            </w:pPr>
-            <w:r>
+            <w:r>
+              <w:rPr>
+                <w:noProof/>
+              </w:rPr>
               <w:drawing>
-                <wp:inline distT="0" distB="0" distL="0" distR="0" wp14:anchorId="735A880D" wp14:editId="73224664">
-                  <wp:extent cx="2797810" cy="3107055"/>
-                  <wp:effectExtent l="0" t="0" r="2540" b="0"/>
-                  <wp:docPr id="8" name="Picture 8"/>
+                <wp:inline distT="0" distB="0" distL="0" distR="0" wp14:anchorId="7A64BCDF" wp14:editId="05AEA10A">
+                  <wp:extent cx="2797810" cy="3571875"/>
+                  <wp:effectExtent l="0" t="0" r="2540" b="9525"/>
+                  <wp:docPr id="7" name="Picture 7"/>
                   <wp:cNvGraphicFramePr>
                     <a:graphicFrameLocks xmlns:a="http://schemas.openxmlformats.org/drawingml/2006/main" noChangeAspect="1"/>
                   </wp:cNvGraphicFramePr>
@@ -876,7 +744,7 @@
                         <pic:spPr>
                           <a:xfrm>
                             <a:off x="0" y="0"/>
-                            <a:ext cx="2797810" cy="3107055"/>
+                            <a:ext cx="2797810" cy="3571875"/>
                           </a:xfrm>
                           <a:prstGeom prst="rect">
                             <a:avLst/>
@@ -889,40 +757,114 @@
               </w:drawing>
             </w:r>
           </w:p>
-        </w:tc>
-        <w:tc>
-          <w:tcPr>
-            <w:tcW w:w="3262" w:type="dxa"/>
-          </w:tcPr>
-          <w:p>
-            <w:pPr>
-              <w:pStyle w:val="Text"/>
-            </w:pPr>
-            <w:r>
-              <w:lastRenderedPageBreak/>
-              <w:t xml:space="preserve">The code presented gives the accessibility sidebar the functionality of being open and closed whenever the accessibility icon is pressed </w:t>
-            </w:r>
-          </w:p>
-          <w:p>
-            <w:pPr>
-              <w:pStyle w:val="Text"/>
-            </w:pPr>
-          </w:p>
-          <w:p>
-            <w:pPr>
-              <w:pStyle w:val="Text"/>
-            </w:pPr>
-          </w:p>
-          <w:p>
-            <w:pPr>
-              <w:pStyle w:val="Text"/>
-            </w:pPr>
-            <w:r>
+          <w:p>
+            <w:pPr>
+              <w:pStyle w:val="Text"/>
+            </w:pPr>
+          </w:p>
+          <w:p>
+            <w:pPr>
+              <w:pStyle w:val="Text"/>
+            </w:pPr>
+          </w:p>
+          <w:p>
+            <w:pPr>
+              <w:pStyle w:val="Text"/>
+            </w:pPr>
+          </w:p>
+          <w:p>
+            <w:pPr>
+              <w:pStyle w:val="Text"/>
+            </w:pPr>
+          </w:p>
+          <w:p>
+            <w:pPr>
+              <w:pStyle w:val="Text"/>
+            </w:pPr>
+          </w:p>
+          <w:p>
+            <w:pPr>
+              <w:pStyle w:val="Text"/>
+            </w:pPr>
+          </w:p>
+          <w:p>
+            <w:pPr>
+              <w:pStyle w:val="Text"/>
+            </w:pPr>
+          </w:p>
+          <w:p>
+            <w:pPr>
+              <w:pStyle w:val="Text"/>
+            </w:pPr>
+          </w:p>
+          <w:p>
+            <w:pPr>
+              <w:pStyle w:val="Text"/>
+            </w:pPr>
+          </w:p>
+          <w:p>
+            <w:pPr>
+              <w:pStyle w:val="Text"/>
+            </w:pPr>
+          </w:p>
+          <w:p>
+            <w:pPr>
+              <w:pStyle w:val="Text"/>
+            </w:pPr>
+          </w:p>
+          <w:p>
+            <w:pPr>
+              <w:pStyle w:val="Text"/>
+            </w:pPr>
+          </w:p>
+          <w:p>
+            <w:pPr>
+              <w:pStyle w:val="Text"/>
+            </w:pPr>
+          </w:p>
+          <w:p>
+            <w:pPr>
+              <w:pStyle w:val="Text"/>
+            </w:pPr>
+          </w:p>
+          <w:p>
+            <w:pPr>
+              <w:pStyle w:val="Text"/>
+            </w:pPr>
+          </w:p>
+          <w:p>
+            <w:pPr>
+              <w:pStyle w:val="Text"/>
+            </w:pPr>
+          </w:p>
+          <w:p>
+            <w:pPr>
+              <w:pStyle w:val="Text"/>
+            </w:pPr>
+          </w:p>
+          <w:p>
+            <w:pPr>
+              <w:pStyle w:val="Text"/>
+            </w:pPr>
+          </w:p>
+          <w:p>
+            <w:pPr>
+              <w:pStyle w:val="Text"/>
+            </w:pPr>
+          </w:p>
+          <w:p>
+            <w:pPr>
+              <w:pStyle w:val="Text"/>
+            </w:pPr>
+            <w:r>
+              <w:rPr>
+                <w:noProof/>
+              </w:rPr>
               <w:drawing>
-                <wp:inline distT="0" distB="0" distL="0" distR="0" wp14:anchorId="61F91365" wp14:editId="2B69F79D">
-                  <wp:extent cx="543001" cy="571580"/>
-                  <wp:effectExtent l="0" t="0" r="9525" b="0"/>
-                  <wp:docPr id="10" name="Picture 10"/>
+                <wp:inline distT="0" distB="0" distL="0" distR="0" wp14:anchorId="735A880D" wp14:editId="73224664">
+                  <wp:extent cx="2797810" cy="3107055"/>
+                  <wp:effectExtent l="0" t="0" r="2540" b="0"/>
+                  <wp:docPr id="8" name="Picture 8"/>
                   <wp:cNvGraphicFramePr>
                     <a:graphicFrameLocks xmlns:a="http://schemas.openxmlformats.org/drawingml/2006/main" noChangeAspect="1"/>
                   </wp:cNvGraphicFramePr>
@@ -942,7 +884,7 @@
                         <pic:spPr>
                           <a:xfrm>
                             <a:off x="0" y="0"/>
-                            <a:ext cx="543001" cy="571580"/>
+                            <a:ext cx="2797810" cy="3107055"/>
                           </a:xfrm>
                           <a:prstGeom prst="rect">
                             <a:avLst/>
@@ -955,89 +897,43 @@
               </w:drawing>
             </w:r>
           </w:p>
-          <w:p>
-            <w:pPr>
-              <w:pStyle w:val="Text"/>
-            </w:pPr>
-          </w:p>
-          <w:p>
-            <w:pPr>
-              <w:pStyle w:val="Text"/>
-            </w:pPr>
-            <w:r>
-              <w:t xml:space="preserve">Once this is clicked on by a user, the menu will fold out allowing them to view the accessibility options and select whatever needed, then closing the menu by pressing the button once more. </w:t>
-            </w:r>
-          </w:p>
-          <w:p>
-            <w:pPr>
-              <w:pStyle w:val="Text"/>
-            </w:pPr>
-          </w:p>
-          <w:p>
-            <w:pPr>
-              <w:pStyle w:val="Text"/>
-            </w:pPr>
-          </w:p>
-          <w:p>
-            <w:pPr>
-              <w:pStyle w:val="Text"/>
-            </w:pPr>
-          </w:p>
-          <w:p>
-            <w:pPr>
-              <w:pStyle w:val="Text"/>
-            </w:pPr>
-          </w:p>
-          <w:p>
-            <w:pPr>
-              <w:pStyle w:val="Text"/>
-            </w:pPr>
-          </w:p>
-          <w:p>
-            <w:pPr>
-              <w:pStyle w:val="Text"/>
-            </w:pPr>
-          </w:p>
-          <w:p>
-            <w:pPr>
-              <w:pStyle w:val="Text"/>
-            </w:pPr>
-          </w:p>
-          <w:p>
-            <w:pPr>
-              <w:pStyle w:val="Text"/>
-            </w:pPr>
-          </w:p>
-          <w:p>
-            <w:pPr>
-              <w:pStyle w:val="Text"/>
-            </w:pPr>
-          </w:p>
-          <w:p>
-            <w:pPr>
-              <w:pStyle w:val="Text"/>
-            </w:pPr>
-          </w:p>
-          <w:p>
-            <w:pPr>
-              <w:pStyle w:val="Text"/>
-            </w:pPr>
-          </w:p>
-          <w:p>
-            <w:pPr>
-              <w:pStyle w:val="Text"/>
-            </w:pPr>
-          </w:p>
-          <w:p>
-            <w:pPr>
-              <w:pStyle w:val="Text"/>
-            </w:pPr>
-            <w:r>
+        </w:tc>
+        <w:tc>
+          <w:tcPr>
+            <w:tcW w:w="3262" w:type="dxa"/>
+          </w:tcPr>
+          <w:p>
+            <w:pPr>
+              <w:pStyle w:val="Text"/>
+            </w:pPr>
+            <w:r>
+              <w:lastRenderedPageBreak/>
+              <w:t xml:space="preserve">The code presented gives the accessibility sidebar the functionality of being open and closed whenever the accessibility icon is pressed </w:t>
+            </w:r>
+          </w:p>
+          <w:p>
+            <w:pPr>
+              <w:pStyle w:val="Text"/>
+            </w:pPr>
+          </w:p>
+          <w:p>
+            <w:pPr>
+              <w:pStyle w:val="Text"/>
+            </w:pPr>
+          </w:p>
+          <w:p>
+            <w:pPr>
+              <w:pStyle w:val="Text"/>
+            </w:pPr>
+            <w:r>
+              <w:rPr>
+                <w:noProof/>
+              </w:rPr>
               <w:drawing>
-                <wp:inline distT="0" distB="0" distL="0" distR="0" wp14:anchorId="0580CD51" wp14:editId="39514663">
-                  <wp:extent cx="1934210" cy="3027680"/>
-                  <wp:effectExtent l="0" t="0" r="8890" b="1270"/>
-                  <wp:docPr id="11" name="Picture 11"/>
+                <wp:inline distT="0" distB="0" distL="0" distR="0" wp14:anchorId="61F91365" wp14:editId="2B69F79D">
+                  <wp:extent cx="543001" cy="571580"/>
+                  <wp:effectExtent l="0" t="0" r="9525" b="0"/>
+                  <wp:docPr id="10" name="Picture 10"/>
                   <wp:cNvGraphicFramePr>
                     <a:graphicFrameLocks xmlns:a="http://schemas.openxmlformats.org/drawingml/2006/main" noChangeAspect="1"/>
                   </wp:cNvGraphicFramePr>
@@ -1057,7 +953,7 @@
                         <pic:spPr>
                           <a:xfrm>
                             <a:off x="0" y="0"/>
-                            <a:ext cx="1934210" cy="3027680"/>
+                            <a:ext cx="543001" cy="571580"/>
                           </a:xfrm>
                           <a:prstGeom prst="rect">
                             <a:avLst/>
@@ -1070,80 +966,92 @@
               </w:drawing>
             </w:r>
           </w:p>
-        </w:tc>
-      </w:tr>
-      <w:tr>
-        <w:tc>
-          <w:tcPr>
-            <w:tcW w:w="4111" w:type="dxa"/>
-          </w:tcPr>
-          <w:p>
-            <w:pPr>
-              <w:pStyle w:val="Text"/>
-            </w:pPr>
-            <w:r>
-              <w:lastRenderedPageBreak/>
-              <w:t xml:space="preserve">I needed a button on the basket to allow users to update the quantity of items already in their basket. </w:t>
-            </w:r>
-          </w:p>
-        </w:tc>
-        <w:tc>
-          <w:tcPr>
-            <w:tcW w:w="3741" w:type="dxa"/>
-          </w:tcPr>
-          <w:p>
-            <w:pPr>
-              <w:pStyle w:val="Text"/>
-            </w:pPr>
-            <w:r>
-              <w:t xml:space="preserve">“How would I implement a functional button to update the quantity of an item within the user’s basket?” </w:t>
-            </w:r>
-          </w:p>
-        </w:tc>
-        <w:tc>
-          <w:tcPr>
-            <w:tcW w:w="4622" w:type="dxa"/>
-          </w:tcPr>
-          <w:p>
-            <w:pPr>
-              <w:pStyle w:val="Text"/>
-            </w:pPr>
-          </w:p>
-          <w:p>
-            <w:pPr>
-              <w:pStyle w:val="Text"/>
-            </w:pPr>
-          </w:p>
-          <w:p>
-            <w:pPr>
-              <w:pStyle w:val="Text"/>
-            </w:pPr>
-          </w:p>
-          <w:p>
-            <w:pPr>
-              <w:pStyle w:val="Text"/>
-            </w:pPr>
-          </w:p>
-          <w:p>
-            <w:pPr>
-              <w:pStyle w:val="Text"/>
-            </w:pPr>
-          </w:p>
-          <w:p>
-            <w:pPr>
-              <w:pStyle w:val="Text"/>
-            </w:pPr>
-          </w:p>
-          <w:p>
-            <w:pPr>
-              <w:pStyle w:val="Text"/>
-            </w:pPr>
-            <w:r>
+          <w:p>
+            <w:pPr>
+              <w:pStyle w:val="Text"/>
+            </w:pPr>
+          </w:p>
+          <w:p>
+            <w:pPr>
+              <w:pStyle w:val="Text"/>
+            </w:pPr>
+            <w:r>
+              <w:t xml:space="preserve">Once this is clicked on by a user, the menu will fold out allowing them to view the accessibility options and select whatever needed, then closing the menu by pressing the button once more. </w:t>
+            </w:r>
+          </w:p>
+          <w:p>
+            <w:pPr>
+              <w:pStyle w:val="Text"/>
+            </w:pPr>
+          </w:p>
+          <w:p>
+            <w:pPr>
+              <w:pStyle w:val="Text"/>
+            </w:pPr>
+          </w:p>
+          <w:p>
+            <w:pPr>
+              <w:pStyle w:val="Text"/>
+            </w:pPr>
+          </w:p>
+          <w:p>
+            <w:pPr>
+              <w:pStyle w:val="Text"/>
+            </w:pPr>
+          </w:p>
+          <w:p>
+            <w:pPr>
+              <w:pStyle w:val="Text"/>
+            </w:pPr>
+          </w:p>
+          <w:p>
+            <w:pPr>
+              <w:pStyle w:val="Text"/>
+            </w:pPr>
+          </w:p>
+          <w:p>
+            <w:pPr>
+              <w:pStyle w:val="Text"/>
+            </w:pPr>
+          </w:p>
+          <w:p>
+            <w:pPr>
+              <w:pStyle w:val="Text"/>
+            </w:pPr>
+          </w:p>
+          <w:p>
+            <w:pPr>
+              <w:pStyle w:val="Text"/>
+            </w:pPr>
+          </w:p>
+          <w:p>
+            <w:pPr>
+              <w:pStyle w:val="Text"/>
+            </w:pPr>
+          </w:p>
+          <w:p>
+            <w:pPr>
+              <w:pStyle w:val="Text"/>
+            </w:pPr>
+          </w:p>
+          <w:p>
+            <w:pPr>
+              <w:pStyle w:val="Text"/>
+            </w:pPr>
+          </w:p>
+          <w:p>
+            <w:pPr>
+              <w:pStyle w:val="Text"/>
+            </w:pPr>
+            <w:r>
+              <w:rPr>
+                <w:noProof/>
+              </w:rPr>
               <w:drawing>
-                <wp:inline distT="0" distB="0" distL="0" distR="0" wp14:anchorId="545781AA" wp14:editId="3C16323F">
-                  <wp:extent cx="2797810" cy="1663700"/>
-                  <wp:effectExtent l="0" t="0" r="2540" b="0"/>
-                  <wp:docPr id="4" name="Picture 4"/>
+                <wp:inline distT="0" distB="0" distL="0" distR="0" wp14:anchorId="0580CD51" wp14:editId="39514663">
+                  <wp:extent cx="1934210" cy="3027680"/>
+                  <wp:effectExtent l="0" t="0" r="8890" b="1270"/>
+                  <wp:docPr id="11" name="Picture 11"/>
                   <wp:cNvGraphicFramePr>
                     <a:graphicFrameLocks xmlns:a="http://schemas.openxmlformats.org/drawingml/2006/main" noChangeAspect="1"/>
                   </wp:cNvGraphicFramePr>
@@ -1163,6 +1071,115 @@
                         <pic:spPr>
                           <a:xfrm>
                             <a:off x="0" y="0"/>
+                            <a:ext cx="1934210" cy="3027680"/>
+                          </a:xfrm>
+                          <a:prstGeom prst="rect">
+                            <a:avLst/>
+                          </a:prstGeom>
+                        </pic:spPr>
+                      </pic:pic>
+                    </a:graphicData>
+                  </a:graphic>
+                </wp:inline>
+              </w:drawing>
+            </w:r>
+          </w:p>
+        </w:tc>
+      </w:tr>
+      <w:tr>
+        <w:tc>
+          <w:tcPr>
+            <w:tcW w:w="4111" w:type="dxa"/>
+          </w:tcPr>
+          <w:p>
+            <w:pPr>
+              <w:pStyle w:val="Text"/>
+            </w:pPr>
+            <w:r>
+              <w:lastRenderedPageBreak/>
+              <w:t xml:space="preserve">I needed a button on the basket to allow users to update the quantity of items already in their basket. </w:t>
+            </w:r>
+          </w:p>
+        </w:tc>
+        <w:tc>
+          <w:tcPr>
+            <w:tcW w:w="3741" w:type="dxa"/>
+          </w:tcPr>
+          <w:p>
+            <w:pPr>
+              <w:pStyle w:val="Text"/>
+            </w:pPr>
+            <w:r>
+              <w:t xml:space="preserve">“How would I implement a functional button to update the quantity of an item within the user’s basket?” </w:t>
+            </w:r>
+          </w:p>
+        </w:tc>
+        <w:tc>
+          <w:tcPr>
+            <w:tcW w:w="4622" w:type="dxa"/>
+          </w:tcPr>
+          <w:p>
+            <w:pPr>
+              <w:pStyle w:val="Text"/>
+            </w:pPr>
+          </w:p>
+          <w:p>
+            <w:pPr>
+              <w:pStyle w:val="Text"/>
+            </w:pPr>
+          </w:p>
+          <w:p>
+            <w:pPr>
+              <w:pStyle w:val="Text"/>
+            </w:pPr>
+          </w:p>
+          <w:p>
+            <w:pPr>
+              <w:pStyle w:val="Text"/>
+            </w:pPr>
+          </w:p>
+          <w:p>
+            <w:pPr>
+              <w:pStyle w:val="Text"/>
+            </w:pPr>
+          </w:p>
+          <w:p>
+            <w:pPr>
+              <w:pStyle w:val="Text"/>
+            </w:pPr>
+          </w:p>
+          <w:p>
+            <w:pPr>
+              <w:pStyle w:val="Text"/>
+            </w:pPr>
+            <w:r>
+              <w:rPr>
+                <w:noProof/>
+              </w:rPr>
+              <w:drawing>
+                <wp:inline distT="0" distB="0" distL="0" distR="0" wp14:anchorId="545781AA" wp14:editId="3C16323F">
+                  <wp:extent cx="2797810" cy="1663700"/>
+                  <wp:effectExtent l="0" t="0" r="2540" b="0"/>
+                  <wp:docPr id="4" name="Picture 4"/>
+                  <wp:cNvGraphicFramePr>
+                    <a:graphicFrameLocks xmlns:a="http://schemas.openxmlformats.org/drawingml/2006/main" noChangeAspect="1"/>
+                  </wp:cNvGraphicFramePr>
+                  <a:graphic xmlns:a="http://schemas.openxmlformats.org/drawingml/2006/main">
+                    <a:graphicData uri="http://schemas.openxmlformats.org/drawingml/2006/picture">
+                      <pic:pic xmlns:pic="http://schemas.openxmlformats.org/drawingml/2006/picture">
+                        <pic:nvPicPr>
+                          <pic:cNvPr id="1" name=""/>
+                          <pic:cNvPicPr/>
+                        </pic:nvPicPr>
+                        <pic:blipFill>
+                          <a:blip r:embed="rId17"/>
+                          <a:stretch>
+                            <a:fillRect/>
+                          </a:stretch>
+                        </pic:blipFill>
+                        <pic:spPr>
+                          <a:xfrm>
+                            <a:off x="0" y="0"/>
                             <a:ext cx="2797810" cy="1663700"/>
                           </a:xfrm>
                           <a:prstGeom prst="rect">
@@ -1231,6 +1248,10 @@
             <w:pPr>
               <w:pStyle w:val="Text"/>
             </w:pPr>
+            <w:r>
+              <w:lastRenderedPageBreak/>
+              <w:t xml:space="preserve">I was struggling to add styling to the checkout page without getting errors, or the styles not applying so I asked AI for assistance with that. </w:t>
+            </w:r>
           </w:p>
         </w:tc>
         <w:tc>
@@ -1241,6 +1262,9 @@
             <w:pPr>
               <w:pStyle w:val="Text"/>
             </w:pPr>
+            <w:r>
+              <w:t>“Could you help me to add styling to my checkout process?”</w:t>
+            </w:r>
           </w:p>
         </w:tc>
         <w:tc>
@@ -1252,6 +1276,215 @@
               <w:pStyle w:val="Text"/>
             </w:pPr>
           </w:p>
+          <w:p>
+            <w:pPr>
+              <w:pStyle w:val="Text"/>
+            </w:pPr>
+          </w:p>
+          <w:p>
+            <w:pPr>
+              <w:pStyle w:val="Text"/>
+            </w:pPr>
+          </w:p>
+          <w:p>
+            <w:pPr>
+              <w:pStyle w:val="Text"/>
+            </w:pPr>
+          </w:p>
+          <w:p>
+            <w:pPr>
+              <w:pStyle w:val="Text"/>
+            </w:pPr>
+          </w:p>
+          <w:p>
+            <w:pPr>
+              <w:pStyle w:val="Text"/>
+            </w:pPr>
+          </w:p>
+          <w:p>
+            <w:pPr>
+              <w:pStyle w:val="Text"/>
+            </w:pPr>
+          </w:p>
+          <w:p>
+            <w:pPr>
+              <w:pStyle w:val="Text"/>
+            </w:pPr>
+          </w:p>
+          <w:p>
+            <w:pPr>
+              <w:pStyle w:val="Text"/>
+            </w:pPr>
+          </w:p>
+          <w:p>
+            <w:pPr>
+              <w:pStyle w:val="Text"/>
+            </w:pPr>
+          </w:p>
+          <w:p>
+            <w:pPr>
+              <w:pStyle w:val="Text"/>
+            </w:pPr>
+            <w:r>
+              <w:drawing>
+                <wp:inline distT="0" distB="0" distL="0" distR="0" wp14:anchorId="3940EF4C" wp14:editId="0B29012B">
+                  <wp:extent cx="2797810" cy="2724785"/>
+                  <wp:effectExtent l="0" t="0" r="2540" b="0"/>
+                  <wp:docPr id="1927749690" name="Picture 1"/>
+                  <wp:cNvGraphicFramePr>
+                    <a:graphicFrameLocks xmlns:a="http://schemas.openxmlformats.org/drawingml/2006/main" noChangeAspect="1"/>
+                  </wp:cNvGraphicFramePr>
+                  <a:graphic xmlns:a="http://schemas.openxmlformats.org/drawingml/2006/main">
+                    <a:graphicData uri="http://schemas.openxmlformats.org/drawingml/2006/picture">
+                      <pic:pic xmlns:pic="http://schemas.openxmlformats.org/drawingml/2006/picture">
+                        <pic:nvPicPr>
+                          <pic:cNvPr id="1927749690" name=""/>
+                          <pic:cNvPicPr/>
+                        </pic:nvPicPr>
+                        <pic:blipFill>
+                          <a:blip r:embed="rId18"/>
+                          <a:stretch>
+                            <a:fillRect/>
+                          </a:stretch>
+                        </pic:blipFill>
+                        <pic:spPr>
+                          <a:xfrm>
+                            <a:off x="0" y="0"/>
+                            <a:ext cx="2797810" cy="2724785"/>
+                          </a:xfrm>
+                          <a:prstGeom prst="rect">
+                            <a:avLst/>
+                          </a:prstGeom>
+                        </pic:spPr>
+                      </pic:pic>
+                    </a:graphicData>
+                  </a:graphic>
+                </wp:inline>
+              </w:drawing>
+            </w:r>
+          </w:p>
+          <w:p>
+            <w:pPr>
+              <w:pStyle w:val="Text"/>
+            </w:pPr>
+          </w:p>
+          <w:p>
+            <w:pPr>
+              <w:pStyle w:val="Text"/>
+            </w:pPr>
+          </w:p>
+          <w:p>
+            <w:pPr>
+              <w:pStyle w:val="Text"/>
+            </w:pPr>
+          </w:p>
+          <w:p>
+            <w:pPr>
+              <w:pStyle w:val="Text"/>
+            </w:pPr>
+          </w:p>
+          <w:p>
+            <w:pPr>
+              <w:pStyle w:val="Text"/>
+            </w:pPr>
+          </w:p>
+          <w:p>
+            <w:pPr>
+              <w:pStyle w:val="Text"/>
+            </w:pPr>
+          </w:p>
+          <w:p>
+            <w:pPr>
+              <w:pStyle w:val="Text"/>
+            </w:pPr>
+          </w:p>
+          <w:p>
+            <w:pPr>
+              <w:pStyle w:val="Text"/>
+            </w:pPr>
+          </w:p>
+          <w:p>
+            <w:pPr>
+              <w:pStyle w:val="Text"/>
+            </w:pPr>
+          </w:p>
+          <w:p>
+            <w:pPr>
+              <w:pStyle w:val="Text"/>
+            </w:pPr>
+          </w:p>
+          <w:p>
+            <w:pPr>
+              <w:pStyle w:val="Text"/>
+            </w:pPr>
+          </w:p>
+          <w:p>
+            <w:pPr>
+              <w:pStyle w:val="Text"/>
+            </w:pPr>
+          </w:p>
+          <w:p>
+            <w:pPr>
+              <w:pStyle w:val="Text"/>
+            </w:pPr>
+          </w:p>
+          <w:p>
+            <w:pPr>
+              <w:pStyle w:val="Text"/>
+            </w:pPr>
+          </w:p>
+          <w:p>
+            <w:pPr>
+              <w:pStyle w:val="Text"/>
+            </w:pPr>
+          </w:p>
+          <w:p>
+            <w:pPr>
+              <w:pStyle w:val="Text"/>
+            </w:pPr>
+          </w:p>
+          <w:p>
+            <w:pPr>
+              <w:pStyle w:val="Text"/>
+            </w:pPr>
+            <w:r>
+              <w:drawing>
+                <wp:inline distT="0" distB="0" distL="0" distR="0" wp14:anchorId="7E48D47E" wp14:editId="4B0CE740">
+                  <wp:extent cx="2797810" cy="2536825"/>
+                  <wp:effectExtent l="0" t="0" r="2540" b="0"/>
+                  <wp:docPr id="495455583" name="Picture 1"/>
+                  <wp:cNvGraphicFramePr>
+                    <a:graphicFrameLocks xmlns:a="http://schemas.openxmlformats.org/drawingml/2006/main" noChangeAspect="1"/>
+                  </wp:cNvGraphicFramePr>
+                  <a:graphic xmlns:a="http://schemas.openxmlformats.org/drawingml/2006/main">
+                    <a:graphicData uri="http://schemas.openxmlformats.org/drawingml/2006/picture">
+                      <pic:pic xmlns:pic="http://schemas.openxmlformats.org/drawingml/2006/picture">
+                        <pic:nvPicPr>
+                          <pic:cNvPr id="495455583" name=""/>
+                          <pic:cNvPicPr/>
+                        </pic:nvPicPr>
+                        <pic:blipFill>
+                          <a:blip r:embed="rId19"/>
+                          <a:stretch>
+                            <a:fillRect/>
+                          </a:stretch>
+                        </pic:blipFill>
+                        <pic:spPr>
+                          <a:xfrm>
+                            <a:off x="0" y="0"/>
+                            <a:ext cx="2797810" cy="2536825"/>
+                          </a:xfrm>
+                          <a:prstGeom prst="rect">
+                            <a:avLst/>
+                          </a:prstGeom>
+                        </pic:spPr>
+                      </pic:pic>
+                    </a:graphicData>
+                  </a:graphic>
+                </wp:inline>
+              </w:drawing>
+            </w:r>
+          </w:p>
         </w:tc>
         <w:tc>
           <w:tcPr>
@@ -1261,6 +1494,102 @@
             <w:pPr>
               <w:pStyle w:val="Text"/>
             </w:pPr>
+            <w:r>
+              <w:lastRenderedPageBreak/>
+              <w:t xml:space="preserve">The Orders/Create view has been converted into a bootstrap two-column layout. </w:t>
+            </w:r>
+          </w:p>
+          <w:p>
+            <w:pPr>
+              <w:pStyle w:val="Text"/>
+              <w:rPr>
+                <w:lang w:val="en-GB"/>
+              </w:rPr>
+            </w:pPr>
+            <w:r>
+              <w:t xml:space="preserve">On the left there is a form card with the order method, </w:t>
+            </w:r>
+            <w:r>
+              <w:rPr>
+                <w:lang w:val="en-GB"/>
+              </w:rPr>
+              <w:t>delivery type or collection date, validations, and Place Order button.</w:t>
+            </w:r>
+          </w:p>
+          <w:p>
+            <w:pPr>
+              <w:pStyle w:val="Text"/>
+              <w:rPr>
+                <w:lang w:val="en-GB"/>
+              </w:rPr>
+            </w:pPr>
+            <w:r>
+              <w:rPr>
+                <w:lang w:val="en-GB"/>
+              </w:rPr>
+              <w:t xml:space="preserve">On the right there is an </w:t>
+            </w:r>
+            <w:r>
+              <w:rPr>
+                <w:lang w:val="en-GB"/>
+              </w:rPr>
+              <w:t>order summary card that lists basket items (name, q</w:t>
+            </w:r>
+            <w:r>
+              <w:rPr>
+                <w:lang w:val="en-GB"/>
+              </w:rPr>
+              <w:t>uan</w:t>
+            </w:r>
+            <w:r>
+              <w:rPr>
+                <w:lang w:val="en-GB"/>
+              </w:rPr>
+              <w:t>t</w:t>
+            </w:r>
+            <w:r>
+              <w:rPr>
+                <w:lang w:val="en-GB"/>
+              </w:rPr>
+              <w:t>it</w:t>
+            </w:r>
+            <w:r>
+              <w:rPr>
+                <w:lang w:val="en-GB"/>
+              </w:rPr>
+              <w:t xml:space="preserve">y, </w:t>
+            </w:r>
+            <w:r>
+              <w:rPr>
+                <w:lang w:val="en-GB"/>
+              </w:rPr>
+              <w:t>line t</w:t>
+            </w:r>
+            <w:r>
+              <w:rPr>
+                <w:lang w:val="en-GB"/>
+              </w:rPr>
+              <w:t>otal) and shows Subtotal, Loyalty Discount, and Total.</w:t>
+            </w:r>
+          </w:p>
+          <w:p>
+            <w:pPr>
+              <w:pStyle w:val="Text"/>
+              <w:rPr>
+                <w:lang w:val="en-GB"/>
+              </w:rPr>
+            </w:pPr>
+          </w:p>
+          <w:p>
+            <w:pPr>
+              <w:pStyle w:val="Text"/>
+            </w:pPr>
+            <w:r>
+              <w:rPr>
+                <w:lang w:val="en-GB"/>
+              </w:rPr>
+              <w:t xml:space="preserve">Code was added into the Orders/Create GET to provide basket products and totals. </w:t>
+            </w:r>
           </w:p>
         </w:tc>
       </w:tr>
@@ -1273,6 +1602,9 @@
             <w:pPr>
               <w:pStyle w:val="Text"/>
             </w:pPr>
+            <w:r>
+              <w:t xml:space="preserve">I used copilot to aid me in formatting my homepage to give a more modern eco look. I was struggling with adding an image into the background as my code was not working correctly. </w:t>
+            </w:r>
           </w:p>
         </w:tc>
         <w:tc>
@@ -1283,6 +1615,9 @@
             <w:pPr>
               <w:pStyle w:val="Text"/>
             </w:pPr>
+            <w:r>
+              <w:t>“Can you help me with formatting my homepage?”</w:t>
+            </w:r>
           </w:p>
         </w:tc>
         <w:tc>
@@ -1294,11 +1629,211 @@
               <w:pStyle w:val="Text"/>
             </w:pPr>
           </w:p>
+          <w:p>
+            <w:pPr>
+              <w:pStyle w:val="Text"/>
+            </w:pPr>
+          </w:p>
+          <w:p>
+            <w:pPr>
+              <w:pStyle w:val="Text"/>
+            </w:pPr>
+          </w:p>
+          <w:p>
+            <w:pPr>
+              <w:pStyle w:val="Text"/>
+            </w:pPr>
+          </w:p>
+          <w:p>
+            <w:pPr>
+              <w:pStyle w:val="Text"/>
+            </w:pPr>
+          </w:p>
+          <w:p>
+            <w:pPr>
+              <w:pStyle w:val="Text"/>
+            </w:pPr>
+            <w:r>
+              <w:drawing>
+                <wp:inline distT="0" distB="0" distL="0" distR="0" wp14:anchorId="64FB7AFF" wp14:editId="1EAA7DAD">
+                  <wp:extent cx="2797810" cy="1322070"/>
+                  <wp:effectExtent l="0" t="0" r="2540" b="0"/>
+                  <wp:docPr id="106124852" name="Picture 1"/>
+                  <wp:cNvGraphicFramePr>
+                    <a:graphicFrameLocks xmlns:a="http://schemas.openxmlformats.org/drawingml/2006/main" noChangeAspect="1"/>
+                  </wp:cNvGraphicFramePr>
+                  <a:graphic xmlns:a="http://schemas.openxmlformats.org/drawingml/2006/main">
+                    <a:graphicData uri="http://schemas.openxmlformats.org/drawingml/2006/picture">
+                      <pic:pic xmlns:pic="http://schemas.openxmlformats.org/drawingml/2006/picture">
+                        <pic:nvPicPr>
+                          <pic:cNvPr id="106124852" name=""/>
+                          <pic:cNvPicPr/>
+                        </pic:nvPicPr>
+                        <pic:blipFill>
+                          <a:blip r:embed="rId20"/>
+                          <a:stretch>
+                            <a:fillRect/>
+                          </a:stretch>
+                        </pic:blipFill>
+                        <pic:spPr>
+                          <a:xfrm>
+                            <a:off x="0" y="0"/>
+                            <a:ext cx="2797810" cy="1322070"/>
+                          </a:xfrm>
+                          <a:prstGeom prst="rect">
+                            <a:avLst/>
+                          </a:prstGeom>
+                        </pic:spPr>
+                      </pic:pic>
+                    </a:graphicData>
+                  </a:graphic>
+                </wp:inline>
+              </w:drawing>
+            </w:r>
+          </w:p>
+          <w:p>
+            <w:pPr>
+              <w:pStyle w:val="Text"/>
+            </w:pPr>
+          </w:p>
+          <w:p>
+            <w:pPr>
+              <w:pStyle w:val="Text"/>
+            </w:pPr>
+          </w:p>
+          <w:p>
+            <w:pPr>
+              <w:pStyle w:val="Text"/>
+            </w:pPr>
+          </w:p>
+          <w:p>
+            <w:pPr>
+              <w:pStyle w:val="Text"/>
+            </w:pPr>
+          </w:p>
+          <w:p>
+            <w:pPr>
+              <w:pStyle w:val="Text"/>
+            </w:pPr>
+          </w:p>
+          <w:p>
+            <w:pPr>
+              <w:pStyle w:val="Text"/>
+            </w:pPr>
+          </w:p>
+          <w:p>
+            <w:pPr>
+              <w:pStyle w:val="Text"/>
+            </w:pPr>
+          </w:p>
+          <w:p>
+            <w:pPr>
+              <w:pStyle w:val="Text"/>
+            </w:pPr>
+          </w:p>
+          <w:p>
+            <w:pPr>
+              <w:pStyle w:val="Text"/>
+            </w:pPr>
+          </w:p>
+          <w:p>
+            <w:pPr>
+              <w:pStyle w:val="Text"/>
+            </w:pPr>
+            <w:r>
+              <w:drawing>
+                <wp:inline distT="0" distB="0" distL="0" distR="0" wp14:anchorId="11A22CD0" wp14:editId="159DE24F">
+                  <wp:extent cx="2797810" cy="1124585"/>
+                  <wp:effectExtent l="0" t="0" r="2540" b="0"/>
+                  <wp:docPr id="1483183582" name="Picture 1"/>
+                  <wp:cNvGraphicFramePr>
+                    <a:graphicFrameLocks xmlns:a="http://schemas.openxmlformats.org/drawingml/2006/main" noChangeAspect="1"/>
+                  </wp:cNvGraphicFramePr>
+                  <a:graphic xmlns:a="http://schemas.openxmlformats.org/drawingml/2006/main">
+                    <a:graphicData uri="http://schemas.openxmlformats.org/drawingml/2006/picture">
+                      <pic:pic xmlns:pic="http://schemas.openxmlformats.org/drawingml/2006/picture">
+                        <pic:nvPicPr>
+                          <pic:cNvPr id="1483183582" name=""/>
+                          <pic:cNvPicPr/>
+                        </pic:nvPicPr>
+                        <pic:blipFill>
+                          <a:blip r:embed="rId21"/>
+                          <a:stretch>
+                            <a:fillRect/>
+                          </a:stretch>
+                        </pic:blipFill>
+                        <pic:spPr>
+                          <a:xfrm>
+                            <a:off x="0" y="0"/>
+                            <a:ext cx="2797810" cy="1124585"/>
+                          </a:xfrm>
+                          <a:prstGeom prst="rect">
+                            <a:avLst/>
+                          </a:prstGeom>
+                        </pic:spPr>
+                      </pic:pic>
+                    </a:graphicData>
+                  </a:graphic>
+                </wp:inline>
+              </w:drawing>
+            </w:r>
+          </w:p>
         </w:tc>
         <w:tc>
           <w:tcPr>
             <w:tcW w:w="3262" w:type="dxa"/>
           </w:tcPr>
+          <w:p>
+            <w:pPr>
+              <w:pStyle w:val="Text"/>
+            </w:pPr>
+            <w:r>
+              <w:lastRenderedPageBreak/>
+              <w:t>Replaced the old content with a responsive Bootstrap layout</w:t>
+            </w:r>
+            <w:r>
+              <w:t xml:space="preserve"> - </w:t>
+            </w:r>
+          </w:p>
+          <w:p>
+            <w:pPr>
+              <w:pStyle w:val="Text"/>
+            </w:pPr>
+            <w:r>
+              <w:t>Hero section with gradient over image, headline, subtext, CTA buttons and a hero image.</w:t>
+            </w:r>
+          </w:p>
+          <w:p>
+            <w:pPr>
+              <w:pStyle w:val="Text"/>
+            </w:pPr>
+            <w:r>
+              <w:t xml:space="preserve">Three feature cards ("Boosts Local Economy", "Superior Quality &amp; Freshness", "Supports </w:t>
+            </w:r>
+            <w:r>
+              <w:lastRenderedPageBreak/>
+              <w:t>Sustainability") with hover lift.</w:t>
+            </w:r>
+          </w:p>
+          <w:p>
+            <w:pPr>
+              <w:pStyle w:val="Text"/>
+            </w:pPr>
+            <w:r>
+              <w:t xml:space="preserve">Improved the </w:t>
+            </w:r>
+            <w:r>
+              <w:t>"What we do" section with text and an image.</w:t>
+            </w:r>
+          </w:p>
+          <w:p>
+            <w:pPr>
+              <w:pStyle w:val="Text"/>
+            </w:pPr>
+            <w:r>
+              <w:t>Fixed the broken background CSS and improved accessibility and spacing.</w:t>
+            </w:r>
+          </w:p>
           <w:p>
             <w:pPr>
               <w:pStyle w:val="Text"/>
@@ -1334,7 +1869,7 @@
           <w:color w:val="FF0000"/>
         </w:rPr>
         <w:sectPr>
-          <w:headerReference w:type="default" r:id="rId17"/>
+          <w:headerReference w:type="default" r:id="rId22"/>
           <w:pgSz w:w="16838" w:h="11906" w:orient="landscape" w:code="9"/>
           <w:pgMar w:top="1985" w:right="1134" w:bottom="1134" w:left="1134" w:header="0" w:footer="0" w:gutter="0"/>
           <w:cols w:space="720"/>
@@ -1457,7 +1992,7 @@
       </w:r>
     </w:p>
     <w:sectPr>
-      <w:headerReference w:type="default" r:id="rId18"/>
+      <w:headerReference w:type="default" r:id="rId23"/>
       <w:pgSz w:w="16838" w:h="11906" w:orient="landscape" w:code="9"/>
       <w:pgMar w:top="1985" w:right="1134" w:bottom="1134" w:left="1134" w:header="0" w:footer="0" w:gutter="0"/>
       <w:cols w:space="720"/>
@@ -1470,7 +2005,7 @@
 </file>
 
 <file path=word/endnotes.xml><?xml version="1.0" encoding="utf-8"?>
-<w:endnotes xmlns:wpc="http://schemas.microsoft.com/office/word/2010/wordprocessingCanvas" xmlns:cx="http://schemas.microsoft.com/office/drawing/2014/chartex" xmlns:cx1="http://schemas.microsoft.com/office/drawing/2015/9/8/chartex" xmlns:cx2="http://schemas.microsoft.com/office/drawing/2015/10/21/chartex" xmlns:cx3="http://schemas.microsoft.com/office/drawing/2016/5/9/chartex" xmlns:cx4="http://schemas.microsoft.com/office/drawing/2016/5/10/chartex" xmlns:cx5="http://schemas.microsoft.com/office/drawing/2016/5/11/chartex" xmlns:cx6="http://schemas.microsoft.com/office/drawing/2016/5/12/chartex" xmlns:cx7="http://schemas.microsoft.com/office/drawing/2016/5/13/chartex" xmlns:cx8="http://schemas.microsoft.com/office/drawing/2016/5/14/chartex" xmlns:mc="http://schemas.openxmlformats.org/markup-compatibility/2006" xmlns:aink="http://schemas.microsoft.com/office/drawing/2016/ink" xmlns:am3d="http://schemas.microsoft.com/office/drawing/2017/model3d" xmlns:o="urn:schemas-microsoft-com:office:office" xmlns:r="http://schemas.openxmlformats.org/officeDocument/2006/relationships" xmlns:m="http://schemas.openxmlformats.org/officeDocument/2006/math" xmlns:v="urn:schemas-microsoft-com:vml" xmlns:wp14="http://schemas.microsoft.com/office/word/2010/wordprocessingDrawing" xmlns:wp="http://schemas.openxmlformats.org/drawingml/2006/wordprocessingDrawing" xmlns:w10="urn:schemas-microsoft-com:office:word" xmlns:w="http://schemas.openxmlformats.org/wordprocessingml/2006/main" xmlns:w14="http://schemas.microsoft.com/office/word/2010/wordml" xmlns:w15="http://schemas.microsoft.com/office/word/2012/wordml" xmlns:w16cex="http://schemas.microsoft.com/office/word/2018/wordml/cex" xmlns:w16cid="http://schemas.microsoft.com/office/word/2016/wordml/cid" xmlns:w16="http://schemas.microsoft.com/office/word/2018/wordml" xmlns:w16sdtdh="http://schemas.microsoft.com/office/word/2020/wordml/sdtdatahash" xmlns:w16se="http://schemas.microsoft.com/office/word/2015/wordml/symex" xmlns:wpg="http://schemas.microsoft.com/office/word/2010/wordprocessingGroup" xmlns:wpi="http://schemas.microsoft.com/office/word/2010/wordprocessingInk" xmlns:wne="http://schemas.microsoft.com/office/word/2006/wordml" xmlns:wps="http://schemas.microsoft.com/office/word/2010/wordprocessingShape" mc:Ignorable="w14 w15 w16se w16cid w16 w16cex w16sdtdh wp14">
+<w:endnotes xmlns:wpc="http://schemas.microsoft.com/office/word/2010/wordprocessingCanvas" xmlns:cx="http://schemas.microsoft.com/office/drawing/2014/chartex" xmlns:cx1="http://schemas.microsoft.com/office/drawing/2015/9/8/chartex" xmlns:cx2="http://schemas.microsoft.com/office/drawing/2015/10/21/chartex" xmlns:cx3="http://schemas.microsoft.com/office/drawing/2016/5/9/chartex" xmlns:cx4="http://schemas.microsoft.com/office/drawing/2016/5/10/chartex" xmlns:cx5="http://schemas.microsoft.com/office/drawing/2016/5/11/chartex" xmlns:cx6="http://schemas.microsoft.com/office/drawing/2016/5/12/chartex" xmlns:cx7="http://schemas.microsoft.com/office/drawing/2016/5/13/chartex" xmlns:cx8="http://schemas.microsoft.com/office/drawing/2016/5/14/chartex" xmlns:mc="http://schemas.openxmlformats.org/markup-compatibility/2006" xmlns:aink="http://schemas.microsoft.com/office/drawing/2016/ink" xmlns:am3d="http://schemas.microsoft.com/office/drawing/2017/model3d" xmlns:o="urn:schemas-microsoft-com:office:office" xmlns:oel="http://schemas.microsoft.com/office/2019/extlst" xmlns:r="http://schemas.openxmlformats.org/officeDocument/2006/relationships" xmlns:m="http://schemas.openxmlformats.org/officeDocument/2006/math" xmlns:v="urn:schemas-microsoft-com:vml" xmlns:wp14="http://schemas.microsoft.com/office/word/2010/wordprocessingDrawing" xmlns:wp="http://schemas.openxmlformats.org/drawingml/2006/wordprocessingDrawing" xmlns:w10="urn:schemas-microsoft-com:office:word" xmlns:w="http://schemas.openxmlformats.org/wordprocessingml/2006/main" xmlns:w14="http://schemas.microsoft.com/office/word/2010/wordml" xmlns:w15="http://schemas.microsoft.com/office/word/2012/wordml" xmlns:w16cex="http://schemas.microsoft.com/office/word/2018/wordml/cex" xmlns:w16cid="http://schemas.microsoft.com/office/word/2016/wordml/cid" xmlns:w16="http://schemas.microsoft.com/office/word/2018/wordml" xmlns:w16du="http://schemas.microsoft.com/office/word/2023/wordml/word16du" xmlns:w16sdtdh="http://schemas.microsoft.com/office/word/2020/wordml/sdtdatahash" xmlns:w16sdtfl="http://schemas.microsoft.com/office/word/2024/wordml/sdtformatlock" xmlns:w16se="http://schemas.microsoft.com/office/word/2015/wordml/symex" xmlns:wpg="http://schemas.microsoft.com/office/word/2010/wordprocessingGroup" xmlns:wpi="http://schemas.microsoft.com/office/word/2010/wordprocessingInk" xmlns:wne="http://schemas.microsoft.com/office/word/2006/wordml" xmlns:wps="http://schemas.microsoft.com/office/word/2010/wordprocessingShape" mc:Ignorable="w14 w15 w16se w16cid w16 w16cex w16sdtdh w16sdtfl w16du wp14">
   <w:endnote w:type="separator" w:id="-1">
     <w:p>
       <w:r>
@@ -1489,7 +2024,7 @@
 </file>
 
 <file path=word/footnotes.xml><?xml version="1.0" encoding="utf-8"?>
-<w:footnotes xmlns:wpc="http://schemas.microsoft.com/office/word/2010/wordprocessingCanvas" xmlns:cx="http://schemas.microsoft.com/office/drawing/2014/chartex" xmlns:cx1="http://schemas.microsoft.com/office/drawing/2015/9/8/chartex" xmlns:cx2="http://schemas.microsoft.com/office/drawing/2015/10/21/chartex" xmlns:cx3="http://schemas.microsoft.com/office/drawing/2016/5/9/chartex" xmlns:cx4="http://schemas.microsoft.com/office/drawing/2016/5/10/chartex" xmlns:cx5="http://schemas.microsoft.com/office/drawing/2016/5/11/chartex" xmlns:cx6="http://schemas.microsoft.com/office/drawing/2016/5/12/chartex" xmlns:cx7="http://schemas.microsoft.com/office/drawing/2016/5/13/chartex" xmlns:cx8="http://schemas.microsoft.com/office/drawing/2016/5/14/chartex" xmlns:mc="http://schemas.openxmlformats.org/markup-compatibility/2006" xmlns:aink="http://schemas.microsoft.com/office/drawing/2016/ink" xmlns:am3d="http://schemas.microsoft.com/office/drawing/2017/model3d" xmlns:o="urn:schemas-microsoft-com:office:office" xmlns:r="http://schemas.openxmlformats.org/officeDocument/2006/relationships" xmlns:m="http://schemas.openxmlformats.org/officeDocument/2006/math" xmlns:v="urn:schemas-microsoft-com:vml" xmlns:wp14="http://schemas.microsoft.com/office/word/2010/wordprocessingDrawing" xmlns:wp="http://schemas.openxmlformats.org/drawingml/2006/wordprocessingDrawing" xmlns:w10="urn:schemas-microsoft-com:office:word" xmlns:w="http://schemas.openxmlformats.org/wordprocessingml/2006/main" xmlns:w14="http://schemas.microsoft.com/office/word/2010/wordml" xmlns:w15="http://schemas.microsoft.com/office/word/2012/wordml" xmlns:w16cex="http://schemas.microsoft.com/office/word/2018/wordml/cex" xmlns:w16cid="http://schemas.microsoft.com/office/word/2016/wordml/cid" xmlns:w16="http://schemas.microsoft.com/office/word/2018/wordml" xmlns:w16sdtdh="http://schemas.microsoft.com/office/word/2020/wordml/sdtdatahash" xmlns:w16se="http://schemas.microsoft.com/office/word/2015/wordml/symex" xmlns:wpg="http://schemas.microsoft.com/office/word/2010/wordprocessingGroup" xmlns:wpi="http://schemas.microsoft.com/office/word/2010/wordprocessingInk" xmlns:wne="http://schemas.microsoft.com/office/word/2006/wordml" xmlns:wps="http://schemas.microsoft.com/office/word/2010/wordprocessingShape" mc:Ignorable="w14 w15 w16se w16cid w16 w16cex w16sdtdh wp14">
+<w:footnotes xmlns:wpc="http://schemas.microsoft.com/office/word/2010/wordprocessingCanvas" xmlns:cx="http://schemas.microsoft.com/office/drawing/2014/chartex" xmlns:cx1="http://schemas.microsoft.com/office/drawing/2015/9/8/chartex" xmlns:cx2="http://schemas.microsoft.com/office/drawing/2015/10/21/chartex" xmlns:cx3="http://schemas.microsoft.com/office/drawing/2016/5/9/chartex" xmlns:cx4="http://schemas.microsoft.com/office/drawing/2016/5/10/chartex" xmlns:cx5="http://schemas.microsoft.com/office/drawing/2016/5/11/chartex" xmlns:cx6="http://schemas.microsoft.com/office/drawing/2016/5/12/chartex" xmlns:cx7="http://schemas.microsoft.com/office/drawing/2016/5/13/chartex" xmlns:cx8="http://schemas.microsoft.com/office/drawing/2016/5/14/chartex" xmlns:mc="http://schemas.openxmlformats.org/markup-compatibility/2006" xmlns:aink="http://schemas.microsoft.com/office/drawing/2016/ink" xmlns:am3d="http://schemas.microsoft.com/office/drawing/2017/model3d" xmlns:o="urn:schemas-microsoft-com:office:office" xmlns:oel="http://schemas.microsoft.com/office/2019/extlst" xmlns:r="http://schemas.openxmlformats.org/officeDocument/2006/relationships" xmlns:m="http://schemas.openxmlformats.org/officeDocument/2006/math" xmlns:v="urn:schemas-microsoft-com:vml" xmlns:wp14="http://schemas.microsoft.com/office/word/2010/wordprocessingDrawing" xmlns:wp="http://schemas.openxmlformats.org/drawingml/2006/wordprocessingDrawing" xmlns:w10="urn:schemas-microsoft-com:office:word" xmlns:w="http://schemas.openxmlformats.org/wordprocessingml/2006/main" xmlns:w14="http://schemas.microsoft.com/office/word/2010/wordml" xmlns:w15="http://schemas.microsoft.com/office/word/2012/wordml" xmlns:w16cex="http://schemas.microsoft.com/office/word/2018/wordml/cex" xmlns:w16cid="http://schemas.microsoft.com/office/word/2016/wordml/cid" xmlns:w16="http://schemas.microsoft.com/office/word/2018/wordml" xmlns:w16du="http://schemas.microsoft.com/office/word/2023/wordml/word16du" xmlns:w16sdtdh="http://schemas.microsoft.com/office/word/2020/wordml/sdtdatahash" xmlns:w16sdtfl="http://schemas.microsoft.com/office/word/2024/wordml/sdtformatlock" xmlns:w16se="http://schemas.microsoft.com/office/word/2015/wordml/symex" xmlns:wpg="http://schemas.microsoft.com/office/word/2010/wordprocessingGroup" xmlns:wpi="http://schemas.microsoft.com/office/word/2010/wordprocessingInk" xmlns:wne="http://schemas.microsoft.com/office/word/2006/wordml" xmlns:wps="http://schemas.microsoft.com/office/word/2010/wordprocessingShape" mc:Ignorable="w14 w15 w16se w16cid w16 w16cex w16sdtdh w16sdtfl w16du wp14">
   <w:footnote w:type="separator" w:id="-1">
     <w:p>
       <w:r>
@@ -1508,7 +2043,7 @@
 </file>
 
 <file path=word/header1.xml><?xml version="1.0" encoding="utf-8"?>
-<w:hdr xmlns:wpc="http://schemas.microsoft.com/office/word/2010/wordprocessingCanvas" xmlns:cx="http://schemas.microsoft.com/office/drawing/2014/chartex" xmlns:cx1="http://schemas.microsoft.com/office/drawing/2015/9/8/chartex" xmlns:cx2="http://schemas.microsoft.com/office/drawing/2015/10/21/chartex" xmlns:cx3="http://schemas.microsoft.com/office/drawing/2016/5/9/chartex" xmlns:cx4="http://schemas.microsoft.com/office/drawing/2016/5/10/chartex" xmlns:cx5="http://schemas.microsoft.com/office/drawing/2016/5/11/chartex" xmlns:cx6="http://schemas.microsoft.com/office/drawing/2016/5/12/chartex" xmlns:cx7="http://schemas.microsoft.com/office/drawing/2016/5/13/chartex" xmlns:cx8="http://schemas.microsoft.com/office/drawing/2016/5/14/chartex" xmlns:mc="http://schemas.openxmlformats.org/markup-compatibility/2006" xmlns:aink="http://schemas.microsoft.com/office/drawing/2016/ink" xmlns:am3d="http://schemas.microsoft.com/office/drawing/2017/model3d" xmlns:o="urn:schemas-microsoft-com:office:office" xmlns:r="http://schemas.openxmlformats.org/officeDocument/2006/relationships" xmlns:m="http://schemas.openxmlformats.org/officeDocument/2006/math" xmlns:v="urn:schemas-microsoft-com:vml" xmlns:wp14="http://schemas.microsoft.com/office/word/2010/wordprocessingDrawing" xmlns:wp="http://schemas.openxmlformats.org/drawingml/2006/wordprocessingDrawing" xmlns:w10="urn:schemas-microsoft-com:office:word" xmlns:w="http://schemas.openxmlformats.org/wordprocessingml/2006/main" xmlns:w14="http://schemas.microsoft.com/office/word/2010/wordml" xmlns:w15="http://schemas.microsoft.com/office/word/2012/wordml" xmlns:w16cex="http://schemas.microsoft.com/office/word/2018/wordml/cex" xmlns:w16cid="http://schemas.microsoft.com/office/word/2016/wordml/cid" xmlns:w16="http://schemas.microsoft.com/office/word/2018/wordml" xmlns:w16sdtdh="http://schemas.microsoft.com/office/word/2020/wordml/sdtdatahash" xmlns:w16se="http://schemas.microsoft.com/office/word/2015/wordml/symex" xmlns:wpg="http://schemas.microsoft.com/office/word/2010/wordprocessingGroup" xmlns:wpi="http://schemas.microsoft.com/office/word/2010/wordprocessingInk" xmlns:wne="http://schemas.microsoft.com/office/word/2006/wordml" xmlns:wps="http://schemas.microsoft.com/office/word/2010/wordprocessingShape" mc:Ignorable="w14 w15 w16se w16cid w16 w16cex w16sdtdh wp14">
+<w:hdr xmlns:wpc="http://schemas.microsoft.com/office/word/2010/wordprocessingCanvas" xmlns:cx="http://schemas.microsoft.com/office/drawing/2014/chartex" xmlns:cx1="http://schemas.microsoft.com/office/drawing/2015/9/8/chartex" xmlns:cx2="http://schemas.microsoft.com/office/drawing/2015/10/21/chartex" xmlns:cx3="http://schemas.microsoft.com/office/drawing/2016/5/9/chartex" xmlns:cx4="http://schemas.microsoft.com/office/drawing/2016/5/10/chartex" xmlns:cx5="http://schemas.microsoft.com/office/drawing/2016/5/11/chartex" xmlns:cx6="http://schemas.microsoft.com/office/drawing/2016/5/12/chartex" xmlns:cx7="http://schemas.microsoft.com/office/drawing/2016/5/13/chartex" xmlns:cx8="http://schemas.microsoft.com/office/drawing/2016/5/14/chartex" xmlns:mc="http://schemas.openxmlformats.org/markup-compatibility/2006" xmlns:aink="http://schemas.microsoft.com/office/drawing/2016/ink" xmlns:am3d="http://schemas.microsoft.com/office/drawing/2017/model3d" xmlns:o="urn:schemas-microsoft-com:office:office" xmlns:oel="http://schemas.microsoft.com/office/2019/extlst" xmlns:r="http://schemas.openxmlformats.org/officeDocument/2006/relationships" xmlns:m="http://schemas.openxmlformats.org/officeDocument/2006/math" xmlns:v="urn:schemas-microsoft-com:vml" xmlns:wp14="http://schemas.microsoft.com/office/word/2010/wordprocessingDrawing" xmlns:wp="http://schemas.openxmlformats.org/drawingml/2006/wordprocessingDrawing" xmlns:w10="urn:schemas-microsoft-com:office:word" xmlns:w="http://schemas.openxmlformats.org/wordprocessingml/2006/main" xmlns:w14="http://schemas.microsoft.com/office/word/2010/wordml" xmlns:w15="http://schemas.microsoft.com/office/word/2012/wordml" xmlns:w16cex="http://schemas.microsoft.com/office/word/2018/wordml/cex" xmlns:w16cid="http://schemas.microsoft.com/office/word/2016/wordml/cid" xmlns:w16="http://schemas.microsoft.com/office/word/2018/wordml" xmlns:w16du="http://schemas.microsoft.com/office/word/2023/wordml/word16du" xmlns:w16sdtdh="http://schemas.microsoft.com/office/word/2020/wordml/sdtdatahash" xmlns:w16sdtfl="http://schemas.microsoft.com/office/word/2024/wordml/sdtformatlock" xmlns:w16se="http://schemas.microsoft.com/office/word/2015/wordml/symex" xmlns:wpg="http://schemas.microsoft.com/office/word/2010/wordprocessingGroup" xmlns:wpi="http://schemas.microsoft.com/office/word/2010/wordprocessingInk" xmlns:wne="http://schemas.microsoft.com/office/word/2006/wordml" xmlns:wps="http://schemas.microsoft.com/office/word/2010/wordprocessingShape" mc:Ignorable="w14 w15 w16se w16cid w16 w16cex w16sdtdh w16sdtfl w16du wp14">
   <w:p>
     <w:pPr>
       <w:pStyle w:val="Header"/>
@@ -1630,7 +2165,7 @@
 </file>
 
 <file path=word/header2.xml><?xml version="1.0" encoding="utf-8"?>
-<w:hdr xmlns:wpc="http://schemas.microsoft.com/office/word/2010/wordprocessingCanvas" xmlns:cx="http://schemas.microsoft.com/office/drawing/2014/chartex" xmlns:cx1="http://schemas.microsoft.com/office/drawing/2015/9/8/chartex" xmlns:cx2="http://schemas.microsoft.com/office/drawing/2015/10/21/chartex" xmlns:cx3="http://schemas.microsoft.com/office/drawing/2016/5/9/chartex" xmlns:cx4="http://schemas.microsoft.com/office/drawing/2016/5/10/chartex" xmlns:cx5="http://schemas.microsoft.com/office/drawing/2016/5/11/chartex" xmlns:cx6="http://schemas.microsoft.com/office/drawing/2016/5/12/chartex" xmlns:cx7="http://schemas.microsoft.com/office/drawing/2016/5/13/chartex" xmlns:cx8="http://schemas.microsoft.com/office/drawing/2016/5/14/chartex" xmlns:mc="http://schemas.openxmlformats.org/markup-compatibility/2006" xmlns:aink="http://schemas.microsoft.com/office/drawing/2016/ink" xmlns:am3d="http://schemas.microsoft.com/office/drawing/2017/model3d" xmlns:o="urn:schemas-microsoft-com:office:office" xmlns:r="http://schemas.openxmlformats.org/officeDocument/2006/relationships" xmlns:m="http://schemas.openxmlformats.org/officeDocument/2006/math" xmlns:v="urn:schemas-microsoft-com:vml" xmlns:wp14="http://schemas.microsoft.com/office/word/2010/wordprocessingDrawing" xmlns:wp="http://schemas.openxmlformats.org/drawingml/2006/wordprocessingDrawing" xmlns:w10="urn:schemas-microsoft-com:office:word" xmlns:w="http://schemas.openxmlformats.org/wordprocessingml/2006/main" xmlns:w14="http://schemas.microsoft.com/office/word/2010/wordml" xmlns:w15="http://schemas.microsoft.com/office/word/2012/wordml" xmlns:w16cex="http://schemas.microsoft.com/office/word/2018/wordml/cex" xmlns:w16cid="http://schemas.microsoft.com/office/word/2016/wordml/cid" xmlns:w16="http://schemas.microsoft.com/office/word/2018/wordml" xmlns:w16sdtdh="http://schemas.microsoft.com/office/word/2020/wordml/sdtdatahash" xmlns:w16se="http://schemas.microsoft.com/office/word/2015/wordml/symex" xmlns:wpg="http://schemas.microsoft.com/office/word/2010/wordprocessingGroup" xmlns:wpi="http://schemas.microsoft.com/office/word/2010/wordprocessingInk" xmlns:wne="http://schemas.microsoft.com/office/word/2006/wordml" xmlns:wps="http://schemas.microsoft.com/office/word/2010/wordprocessingShape" mc:Ignorable="w14 w15 w16se w16cid w16 w16cex w16sdtdh wp14">
+<w:hdr xmlns:wpc="http://schemas.microsoft.com/office/word/2010/wordprocessingCanvas" xmlns:cx="http://schemas.microsoft.com/office/drawing/2014/chartex" xmlns:cx1="http://schemas.microsoft.com/office/drawing/2015/9/8/chartex" xmlns:cx2="http://schemas.microsoft.com/office/drawing/2015/10/21/chartex" xmlns:cx3="http://schemas.microsoft.com/office/drawing/2016/5/9/chartex" xmlns:cx4="http://schemas.microsoft.com/office/drawing/2016/5/10/chartex" xmlns:cx5="http://schemas.microsoft.com/office/drawing/2016/5/11/chartex" xmlns:cx6="http://schemas.microsoft.com/office/drawing/2016/5/12/chartex" xmlns:cx7="http://schemas.microsoft.com/office/drawing/2016/5/13/chartex" xmlns:cx8="http://schemas.microsoft.com/office/drawing/2016/5/14/chartex" xmlns:mc="http://schemas.openxmlformats.org/markup-compatibility/2006" xmlns:aink="http://schemas.microsoft.com/office/drawing/2016/ink" xmlns:am3d="http://schemas.microsoft.com/office/drawing/2017/model3d" xmlns:o="urn:schemas-microsoft-com:office:office" xmlns:oel="http://schemas.microsoft.com/office/2019/extlst" xmlns:r="http://schemas.openxmlformats.org/officeDocument/2006/relationships" xmlns:m="http://schemas.openxmlformats.org/officeDocument/2006/math" xmlns:v="urn:schemas-microsoft-com:vml" xmlns:wp14="http://schemas.microsoft.com/office/word/2010/wordprocessingDrawing" xmlns:wp="http://schemas.openxmlformats.org/drawingml/2006/wordprocessingDrawing" xmlns:w10="urn:schemas-microsoft-com:office:word" xmlns:w="http://schemas.openxmlformats.org/wordprocessingml/2006/main" xmlns:w14="http://schemas.microsoft.com/office/word/2010/wordml" xmlns:w15="http://schemas.microsoft.com/office/word/2012/wordml" xmlns:w16cex="http://schemas.microsoft.com/office/word/2018/wordml/cex" xmlns:w16cid="http://schemas.microsoft.com/office/word/2016/wordml/cid" xmlns:w16="http://schemas.microsoft.com/office/word/2018/wordml" xmlns:w16du="http://schemas.microsoft.com/office/word/2023/wordml/word16du" xmlns:w16sdtdh="http://schemas.microsoft.com/office/word/2020/wordml/sdtdatahash" xmlns:w16sdtfl="http://schemas.microsoft.com/office/word/2024/wordml/sdtformatlock" xmlns:w16se="http://schemas.microsoft.com/office/word/2015/wordml/symex" xmlns:wpg="http://schemas.microsoft.com/office/word/2010/wordprocessingGroup" xmlns:wpi="http://schemas.microsoft.com/office/word/2010/wordprocessingInk" xmlns:wne="http://schemas.microsoft.com/office/word/2006/wordml" xmlns:wps="http://schemas.microsoft.com/office/word/2010/wordprocessingShape" mc:Ignorable="w14 w15 w16se w16cid w16 w16cex w16sdtdh w16sdtfl w16du wp14">
   <w:p>
     <w:pPr>
       <w:pStyle w:val="Header"/>
@@ -1751,8 +2286,129 @@
 </w:hdr>
 </file>
 
+<file path=word/numbering.xml><?xml version="1.0" encoding="utf-8"?>
+<w:numbering xmlns:wpc="http://schemas.microsoft.com/office/word/2010/wordprocessingCanvas" xmlns:cx="http://schemas.microsoft.com/office/drawing/2014/chartex" xmlns:cx1="http://schemas.microsoft.com/office/drawing/2015/9/8/chartex" xmlns:cx2="http://schemas.microsoft.com/office/drawing/2015/10/21/chartex" xmlns:cx3="http://schemas.microsoft.com/office/drawing/2016/5/9/chartex" xmlns:cx4="http://schemas.microsoft.com/office/drawing/2016/5/10/chartex" xmlns:cx5="http://schemas.microsoft.com/office/drawing/2016/5/11/chartex" xmlns:cx6="http://schemas.microsoft.com/office/drawing/2016/5/12/chartex" xmlns:cx7="http://schemas.microsoft.com/office/drawing/2016/5/13/chartex" xmlns:cx8="http://schemas.microsoft.com/office/drawing/2016/5/14/chartex" xmlns:mc="http://schemas.openxmlformats.org/markup-compatibility/2006" xmlns:aink="http://schemas.microsoft.com/office/drawing/2016/ink" xmlns:am3d="http://schemas.microsoft.com/office/drawing/2017/model3d" xmlns:o="urn:schemas-microsoft-com:office:office" xmlns:oel="http://schemas.microsoft.com/office/2019/extlst" xmlns:r="http://schemas.openxmlformats.org/officeDocument/2006/relationships" xmlns:m="http://schemas.openxmlformats.org/officeDocument/2006/math" xmlns:v="urn:schemas-microsoft-com:vml" xmlns:wp14="http://schemas.microsoft.com/office/word/2010/wordprocessingDrawing" xmlns:wp="http://schemas.openxmlformats.org/drawingml/2006/wordprocessingDrawing" xmlns:w10="urn:schemas-microsoft-com:office:word" xmlns:w="http://schemas.openxmlformats.org/wordprocessingml/2006/main" xmlns:w14="http://schemas.microsoft.com/office/word/2010/wordml" xmlns:w15="http://schemas.microsoft.com/office/word/2012/wordml" xmlns:w16cex="http://schemas.microsoft.com/office/word/2018/wordml/cex" xmlns:w16cid="http://schemas.microsoft.com/office/word/2016/wordml/cid" xmlns:w16="http://schemas.microsoft.com/office/word/2018/wordml" xmlns:w16du="http://schemas.microsoft.com/office/word/2023/wordml/word16du" xmlns:w16sdtdh="http://schemas.microsoft.com/office/word/2020/wordml/sdtdatahash" xmlns:w16sdtfl="http://schemas.microsoft.com/office/word/2024/wordml/sdtformatlock" xmlns:w16se="http://schemas.microsoft.com/office/word/2015/wordml/symex" xmlns:wpg="http://schemas.microsoft.com/office/word/2010/wordprocessingGroup" xmlns:wpi="http://schemas.microsoft.com/office/word/2010/wordprocessingInk" xmlns:wne="http://schemas.microsoft.com/office/word/2006/wordml" xmlns:wps="http://schemas.microsoft.com/office/word/2010/wordprocessingShape" mc:Ignorable="w14 w15 w16se w16cid w16 w16cex w16sdtdh w16sdtfl w16du wp14">
+  <w:abstractNum w:abstractNumId="0" w15:restartNumberingAfterBreak="0">
+    <w:nsid w:val="00000001"/>
+    <w:multiLevelType w:val="hybridMultilevel"/>
+    <w:tmpl w:val="FFFFFFFF"/>
+    <w:lvl w:ilvl="0" w:tplc="00000005">
+      <w:start w:val="1"/>
+      <w:numFmt w:val="bullet"/>
+      <w:lvlText w:val="·"/>
+      <w:lvlJc w:val="left"/>
+      <w:pPr>
+        <w:tabs>
+          <w:tab w:val="num" w:pos="720"/>
+        </w:tabs>
+        <w:ind w:left="720" w:hanging="360"/>
+      </w:pPr>
+    </w:lvl>
+    <w:lvl w:ilvl="1" w:tplc="00000006">
+      <w:start w:val="1"/>
+      <w:numFmt w:val="bullet"/>
+      <w:lvlText w:val="·"/>
+      <w:lvlJc w:val="left"/>
+      <w:pPr>
+        <w:tabs>
+          <w:tab w:val="num" w:pos="1440"/>
+        </w:tabs>
+        <w:ind w:left="1440" w:hanging="360"/>
+      </w:pPr>
+    </w:lvl>
+    <w:lvl w:ilvl="2" w:tplc="00000007">
+      <w:start w:val="1"/>
+      <w:numFmt w:val="decimal"/>
+      <w:lvlText w:val="%3."/>
+      <w:lvlJc w:val="left"/>
+      <w:pPr>
+        <w:tabs>
+          <w:tab w:val="num" w:pos="2160"/>
+        </w:tabs>
+        <w:ind w:left="2160" w:hanging="360"/>
+      </w:pPr>
+    </w:lvl>
+    <w:lvl w:ilvl="3" w:tplc="00000008">
+      <w:start w:val="1"/>
+      <w:numFmt w:val="decimal"/>
+      <w:lvlText w:val="%4."/>
+      <w:lvlJc w:val="left"/>
+      <w:pPr>
+        <w:tabs>
+          <w:tab w:val="num" w:pos="2880"/>
+        </w:tabs>
+        <w:ind w:left="2880" w:hanging="360"/>
+      </w:pPr>
+    </w:lvl>
+    <w:lvl w:ilvl="4" w:tplc="00000009">
+      <w:start w:val="1"/>
+      <w:numFmt w:val="decimal"/>
+      <w:lvlText w:val="%5."/>
+      <w:lvlJc w:val="left"/>
+      <w:pPr>
+        <w:tabs>
+          <w:tab w:val="num" w:pos="3600"/>
+        </w:tabs>
+        <w:ind w:left="3600" w:hanging="360"/>
+      </w:pPr>
+    </w:lvl>
+    <w:lvl w:ilvl="5" w:tplc="0000000A">
+      <w:start w:val="1"/>
+      <w:numFmt w:val="decimal"/>
+      <w:lvlText w:val="%6."/>
+      <w:lvlJc w:val="left"/>
+      <w:pPr>
+        <w:tabs>
+          <w:tab w:val="num" w:pos="4320"/>
+        </w:tabs>
+        <w:ind w:left="4320" w:hanging="360"/>
+      </w:pPr>
+    </w:lvl>
+    <w:lvl w:ilvl="6" w:tplc="0000000B">
+      <w:start w:val="1"/>
+      <w:numFmt w:val="decimal"/>
+      <w:lvlText w:val="%7."/>
+      <w:lvlJc w:val="left"/>
+      <w:pPr>
+        <w:tabs>
+          <w:tab w:val="num" w:pos="5040"/>
+        </w:tabs>
+        <w:ind w:left="5040" w:hanging="360"/>
+      </w:pPr>
+    </w:lvl>
+    <w:lvl w:ilvl="7" w:tplc="0000000C">
+      <w:start w:val="1"/>
+      <w:numFmt w:val="decimal"/>
+      <w:lvlText w:val="%8."/>
+      <w:lvlJc w:val="left"/>
+      <w:pPr>
+        <w:tabs>
+          <w:tab w:val="num" w:pos="5760"/>
+        </w:tabs>
+        <w:ind w:left="5760" w:hanging="360"/>
+      </w:pPr>
+    </w:lvl>
+    <w:lvl w:ilvl="8" w:tplc="0000000D">
+      <w:start w:val="1"/>
+      <w:numFmt w:val="decimal"/>
+      <w:lvlText w:val="%9."/>
+      <w:lvlJc w:val="left"/>
+      <w:pPr>
+        <w:tabs>
+          <w:tab w:val="num" w:pos="6480"/>
+        </w:tabs>
+        <w:ind w:left="6480" w:hanging="360"/>
+      </w:pPr>
+    </w:lvl>
+  </w:abstractNum>
+  <w:num w:numId="1" w16cid:durableId="2132674180">
+    <w:abstractNumId w:val="0"/>
+  </w:num>
+</w:numbering>
+</file>
+
 <file path=word/styles.xml><?xml version="1.0" encoding="utf-8"?>
-<w:styles xmlns:mc="http://schemas.openxmlformats.org/markup-compatibility/2006" xmlns:r="http://schemas.openxmlformats.org/officeDocument/2006/relationships" xmlns:w="http://schemas.openxmlformats.org/wordprocessingml/2006/main" xmlns:w14="http://schemas.microsoft.com/office/word/2010/wordml" xmlns:w15="http://schemas.microsoft.com/office/word/2012/wordml" xmlns:w16cex="http://schemas.microsoft.com/office/word/2018/wordml/cex" xmlns:w16cid="http://schemas.microsoft.com/office/word/2016/wordml/cid" xmlns:w16="http://schemas.microsoft.com/office/word/2018/wordml" xmlns:w16sdtdh="http://schemas.microsoft.com/office/word/2020/wordml/sdtdatahash" xmlns:w16se="http://schemas.microsoft.com/office/word/2015/wordml/symex" mc:Ignorable="w14 w15 w16se w16cid w16 w16cex w16sdtdh">
+<w:styles xmlns:mc="http://schemas.openxmlformats.org/markup-compatibility/2006" xmlns:r="http://schemas.openxmlformats.org/officeDocument/2006/relationships" xmlns:w="http://schemas.openxmlformats.org/wordprocessingml/2006/main" xmlns:w14="http://schemas.microsoft.com/office/word/2010/wordml" xmlns:w15="http://schemas.microsoft.com/office/word/2012/wordml" xmlns:w16cex="http://schemas.microsoft.com/office/word/2018/wordml/cex" xmlns:w16cid="http://schemas.microsoft.com/office/word/2016/wordml/cid" xmlns:w16="http://schemas.microsoft.com/office/word/2018/wordml" xmlns:w16du="http://schemas.microsoft.com/office/word/2023/wordml/word16du" xmlns:w16sdtdh="http://schemas.microsoft.com/office/word/2020/wordml/sdtdatahash" xmlns:w16sdtfl="http://schemas.microsoft.com/office/word/2024/wordml/sdtformatlock" xmlns:w16se="http://schemas.microsoft.com/office/word/2015/wordml/symex" mc:Ignorable="w14 w15 w16se w16cid w16 w16cex w16sdtdh w16sdtfl w16du">
   <w:docDefaults>
     <w:rPrDefault>
       <w:rPr>
@@ -2383,7 +3039,6 @@
   <w:style w:type="character" w:default="1" w:styleId="DefaultParagraphFont">
     <w:name w:val="Default Paragraph Font"/>
     <w:uiPriority w:val="1"/>
-    <w:semiHidden/>
     <w:unhideWhenUsed/>
   </w:style>
   <w:style w:type="table" w:default="1" w:styleId="TableNormal">
@@ -3212,28 +3867,6 @@
 </file>
 
 <file path=customXml/item1.xml><?xml version="1.0" encoding="utf-8"?>
-<?mso-contentType ?>
-<FormTemplates xmlns="http://schemas.microsoft.com/sharepoint/v3/contenttype/forms">
-  <Display>DocumentLibraryForm</Display>
-  <Edit>DocumentLibraryForm</Edit>
-  <New>DocumentLibraryForm</New>
-</FormTemplates>
-</file>
-
-<file path=customXml/item2.xml><?xml version="1.0" encoding="utf-8"?>
-<p:properties xmlns:p="http://schemas.microsoft.com/office/2006/metadata/properties" xmlns:xsi="http://www.w3.org/2001/XMLSchema-instance" xmlns:pc="http://schemas.microsoft.com/office/infopath/2007/PartnerControls">
-  <documentManagement>
-    <lcf76f155ced4ddcb4097134ff3c332f xmlns="03002ca9-34ad-434c-ac87-26756c0cdd06">
-      <Terms xmlns="http://schemas.microsoft.com/office/infopath/2007/PartnerControls"/>
-    </lcf76f155ced4ddcb4097134ff3c332f>
-    <TaxCatchAll xmlns="477676f7-3aaa-488c-8018-0d93153801a5" xsi:nil="true"/>
-    <_ip_UnifiedCompliancePolicyUIAction xmlns="http://schemas.microsoft.com/sharepoint/v3" xsi:nil="true"/>
-    <_ip_UnifiedCompliancePolicyProperties xmlns="http://schemas.microsoft.com/sharepoint/v3" xsi:nil="true"/>
-  </documentManagement>
-</p:properties>
-</file>
-
-<file path=customXml/item3.xml><?xml version="1.0" encoding="utf-8"?>
 <ct:contentTypeSchema xmlns:ct="http://schemas.microsoft.com/office/2006/metadata/contentType" xmlns:ma="http://schemas.microsoft.com/office/2006/metadata/properties/metaAttributes" ct:_="" ma:_="" ma:contentTypeName="Document" ma:contentTypeID="0x010100074694C6FDE3F8428E531DB9CF9F3F5F" ma:contentTypeVersion="21" ma:contentTypeDescription="Create a new document." ma:contentTypeScope="" ma:versionID="0f5042e39754e3a4fc46a21ac827c658">
   <xsd:schema xmlns:xsd="http://www.w3.org/2001/XMLSchema" xmlns:xs="http://www.w3.org/2001/XMLSchema" xmlns:p="http://schemas.microsoft.com/office/2006/metadata/properties" xmlns:ns1="http://schemas.microsoft.com/sharepoint/v3" xmlns:ns2="03002ca9-34ad-434c-ac87-26756c0cdd06" xmlns:ns3="477676f7-3aaa-488c-8018-0d93153801a5" targetNamespace="http://schemas.microsoft.com/office/2006/metadata/properties" ma:root="true" ma:fieldsID="3e9ad5d561d7a2e14aa6518fd24ad718" ns1:_="" ns2:_="" ns3:_="">
     <xsd:import namespace="http://schemas.microsoft.com/sharepoint/v3"/>
@@ -3511,27 +4144,29 @@
 </ct:contentTypeSchema>
 </file>
 
-<file path=customXml/itemProps1.xml><?xml version="1.0" encoding="utf-8"?>
-<ds:datastoreItem xmlns:ds="http://schemas.openxmlformats.org/officeDocument/2006/customXml" ds:itemID="{3090D552-63EF-48E3-A3C5-B15849294E8A}">
-  <ds:schemaRefs>
-    <ds:schemaRef ds:uri="http://schemas.microsoft.com/sharepoint/v3/contenttype/forms"/>
-  </ds:schemaRefs>
-</ds:datastoreItem>
+<file path=customXml/item2.xml><?xml version="1.0" encoding="utf-8"?>
+<p:properties xmlns:p="http://schemas.microsoft.com/office/2006/metadata/properties" xmlns:xsi="http://www.w3.org/2001/XMLSchema-instance" xmlns:pc="http://schemas.microsoft.com/office/infopath/2007/PartnerControls">
+  <documentManagement>
+    <lcf76f155ced4ddcb4097134ff3c332f xmlns="03002ca9-34ad-434c-ac87-26756c0cdd06">
+      <Terms xmlns="http://schemas.microsoft.com/office/infopath/2007/PartnerControls"/>
+    </lcf76f155ced4ddcb4097134ff3c332f>
+    <TaxCatchAll xmlns="477676f7-3aaa-488c-8018-0d93153801a5" xsi:nil="true"/>
+    <_ip_UnifiedCompliancePolicyUIAction xmlns="http://schemas.microsoft.com/sharepoint/v3" xsi:nil="true"/>
+    <_ip_UnifiedCompliancePolicyProperties xmlns="http://schemas.microsoft.com/sharepoint/v3" xsi:nil="true"/>
+  </documentManagement>
+</p:properties>
 </file>
 
-<file path=customXml/itemProps2.xml><?xml version="1.0" encoding="utf-8"?>
-<ds:datastoreItem xmlns:ds="http://schemas.openxmlformats.org/officeDocument/2006/customXml" ds:itemID="{8FA2BB78-7E7F-47E4-98EE-7B83F5E70C59}">
-  <ds:schemaRefs>
-    <ds:schemaRef ds:uri="http://schemas.microsoft.com/office/2006/metadata/properties"/>
-    <ds:schemaRef ds:uri="http://schemas.microsoft.com/office/infopath/2007/PartnerControls"/>
-    <ds:schemaRef ds:uri="03002ca9-34ad-434c-ac87-26756c0cdd06"/>
-    <ds:schemaRef ds:uri="477676f7-3aaa-488c-8018-0d93153801a5"/>
-    <ds:schemaRef ds:uri="http://schemas.microsoft.com/sharepoint/v3"/>
-  </ds:schemaRefs>
-</ds:datastoreItem>
+<file path=customXml/item3.xml><?xml version="1.0" encoding="utf-8"?>
+<?mso-contentType ?>
+<FormTemplates xmlns="http://schemas.microsoft.com/sharepoint/v3/contenttype/forms">
+  <Display>DocumentLibraryForm</Display>
+  <Edit>DocumentLibraryForm</Edit>
+  <New>DocumentLibraryForm</New>
+</FormTemplates>
 </file>
 
-<file path=customXml/itemProps3.xml><?xml version="1.0" encoding="utf-8"?>
+<file path=customXml/itemProps1.xml><?xml version="1.0" encoding="utf-8"?>
 <ds:datastoreItem xmlns:ds="http://schemas.openxmlformats.org/officeDocument/2006/customXml" ds:itemID="{B7EE0471-0FF6-4FEE-BA05-1B8E90F0A7F9}">
   <ds:schemaRefs>
     <ds:schemaRef ds:uri="http://schemas.microsoft.com/office/2006/metadata/contentType"/>
@@ -3551,6 +4186,26 @@
 </ds:datastoreItem>
 </file>
 
+<file path=customXml/itemProps2.xml><?xml version="1.0" encoding="utf-8"?>
+<ds:datastoreItem xmlns:ds="http://schemas.openxmlformats.org/officeDocument/2006/customXml" ds:itemID="{8FA2BB78-7E7F-47E4-98EE-7B83F5E70C59}">
+  <ds:schemaRefs>
+    <ds:schemaRef ds:uri="http://schemas.microsoft.com/office/2006/metadata/properties"/>
+    <ds:schemaRef ds:uri="http://schemas.microsoft.com/office/infopath/2007/PartnerControls"/>
+    <ds:schemaRef ds:uri="03002ca9-34ad-434c-ac87-26756c0cdd06"/>
+    <ds:schemaRef ds:uri="477676f7-3aaa-488c-8018-0d93153801a5"/>
+    <ds:schemaRef ds:uri="http://schemas.microsoft.com/sharepoint/v3"/>
+  </ds:schemaRefs>
+</ds:datastoreItem>
+</file>
+
+<file path=customXml/itemProps3.xml><?xml version="1.0" encoding="utf-8"?>
+<ds:datastoreItem xmlns:ds="http://schemas.openxmlformats.org/officeDocument/2006/customXml" ds:itemID="{3090D552-63EF-48E3-A3C5-B15849294E8A}">
+  <ds:schemaRefs>
+    <ds:schemaRef ds:uri="http://schemas.microsoft.com/sharepoint/v3/contenttype/forms"/>
+  </ds:schemaRefs>
+</ds:datastoreItem>
+</file>
+
 <file path=docMetadata/LabelInfo.xml><?xml version="1.0" encoding="utf-8"?>
 <clbl:labelList xmlns:clbl="http://schemas.microsoft.com/office/2020/mipLabelMetadata">
   <clbl:label id="{8cc434d7-97d0-47d3-b5c5-14fe0e33e34b}" enabled="0" method="" siteId="{8cc434d7-97d0-47d3-b5c5-14fe0e33e34b}" removed="1"/>
